--- a/Documentation/Papers/Phase1_Discovery_Report_Version1.docx
+++ b/Documentation/Papers/Phase1_Discovery_Report_Version1.docx
@@ -1264,7 +1264,25 @@
           <w:szCs w:val="28"/>
           <w:lang w:val="en-US"/>
         </w:rPr>
-        <w:t>Version 1.0  |  March 2026</w:t>
+        <w:t>Version 1.</w:t>
+      </w:r>
+      <w:r>
+        <w:rPr>
+          <w:rFonts w:ascii="CMU Serif Roman" w:hAnsi="CMU Serif Roman" w:cs="CMU Serif Roman"/>
+          <w:color w:val="747474" w:themeColor="background2" w:themeShade="80"/>
+          <w:szCs w:val="28"/>
+          <w:lang w:val="en-US"/>
+        </w:rPr>
+        <w:t>0</w:t>
+      </w:r>
+      <w:r>
+        <w:rPr>
+          <w:rFonts w:ascii="CMU Serif Roman" w:hAnsi="CMU Serif Roman" w:cs="CMU Serif Roman"/>
+          <w:color w:val="747474" w:themeColor="background2" w:themeShade="80"/>
+          <w:szCs w:val="28"/>
+          <w:lang w:val="en-US"/>
+        </w:rPr>
+        <w:t xml:space="preserve">  |  March 2026</w:t>
       </w:r>
     </w:p>
     <w:p>
@@ -4968,55 +4986,85 @@
         </w:rPr>
         <w:t xml:space="preserve"> [</w:t>
       </w:r>
-      <w:hyperlink w:anchor="ref1" w:history="1">
-        <w:r>
-          <w:rPr>
-            <w:rStyle w:val="Hyperlink"/>
-            <w:rFonts w:ascii="CMU Serif Roman" w:hAnsi="CMU Serif Roman" w:cs="CMU Serif Roman"/>
-            <w:sz w:val="22"/>
-            <w:szCs w:val="22"/>
-          </w:rPr>
-          <w:t>1</w:t>
-        </w:r>
-      </w:hyperlink>
-      <w:r>
-        <w:rPr>
+      <w:r>
+        <w:fldChar w:fldCharType="begin"/>
+      </w:r>
+      <w:r>
+        <w:instrText>HYPERLINK \l "ref1"</w:instrText>
+      </w:r>
+      <w:r>
+        <w:fldChar w:fldCharType="separate"/>
+      </w:r>
+      <w:r>
+        <w:rPr>
+          <w:rStyle w:val="Hyperlink"/>
           <w:rFonts w:ascii="CMU Serif Roman" w:hAnsi="CMU Serif Roman" w:cs="CMU Serif Roman"/>
           <w:sz w:val="22"/>
           <w:szCs w:val="22"/>
         </w:rPr>
+        <w:t>1</w:t>
+      </w:r>
+      <w:r>
+        <w:fldChar w:fldCharType="end"/>
+      </w:r>
+      <w:r>
+        <w:rPr>
+          <w:rFonts w:ascii="CMU Serif Roman" w:hAnsi="CMU Serif Roman" w:cs="CMU Serif Roman"/>
+          <w:sz w:val="22"/>
+          <w:szCs w:val="22"/>
+        </w:rPr>
         <w:t xml:space="preserve">, </w:t>
       </w:r>
-      <w:hyperlink w:anchor="ref2" w:history="1">
-        <w:r>
-          <w:rPr>
-            <w:rStyle w:val="Hyperlink"/>
-            <w:rFonts w:ascii="CMU Serif Roman" w:hAnsi="CMU Serif Roman" w:cs="CMU Serif Roman"/>
-            <w:sz w:val="22"/>
-            <w:szCs w:val="22"/>
-          </w:rPr>
-          <w:t>2</w:t>
-        </w:r>
-      </w:hyperlink>
-      <w:r>
-        <w:rPr>
+      <w:r>
+        <w:fldChar w:fldCharType="begin"/>
+      </w:r>
+      <w:r>
+        <w:instrText>HYPERLINK \l "ref2"</w:instrText>
+      </w:r>
+      <w:r>
+        <w:fldChar w:fldCharType="separate"/>
+      </w:r>
+      <w:r>
+        <w:rPr>
+          <w:rStyle w:val="Hyperlink"/>
           <w:rFonts w:ascii="CMU Serif Roman" w:hAnsi="CMU Serif Roman" w:cs="CMU Serif Roman"/>
           <w:sz w:val="22"/>
           <w:szCs w:val="22"/>
         </w:rPr>
+        <w:t>2</w:t>
+      </w:r>
+      <w:r>
+        <w:fldChar w:fldCharType="end"/>
+      </w:r>
+      <w:r>
+        <w:rPr>
+          <w:rFonts w:ascii="CMU Serif Roman" w:hAnsi="CMU Serif Roman" w:cs="CMU Serif Roman"/>
+          <w:sz w:val="22"/>
+          <w:szCs w:val="22"/>
+        </w:rPr>
         <w:t xml:space="preserve">, </w:t>
       </w:r>
-      <w:hyperlink w:anchor="ref3" w:history="1">
-        <w:r>
-          <w:rPr>
-            <w:rStyle w:val="Hyperlink"/>
-            <w:rFonts w:ascii="CMU Serif Roman" w:hAnsi="CMU Serif Roman" w:cs="CMU Serif Roman"/>
-            <w:sz w:val="22"/>
-            <w:szCs w:val="22"/>
-          </w:rPr>
-          <w:t>3</w:t>
-        </w:r>
-      </w:hyperlink>
+      <w:r>
+        <w:fldChar w:fldCharType="begin"/>
+      </w:r>
+      <w:r>
+        <w:instrText>HYPERLINK \l "ref3"</w:instrText>
+      </w:r>
+      <w:r>
+        <w:fldChar w:fldCharType="separate"/>
+      </w:r>
+      <w:r>
+        <w:rPr>
+          <w:rStyle w:val="Hyperlink"/>
+          <w:rFonts w:ascii="CMU Serif Roman" w:hAnsi="CMU Serif Roman" w:cs="CMU Serif Roman"/>
+          <w:sz w:val="22"/>
+          <w:szCs w:val="22"/>
+        </w:rPr>
+        <w:t>3</w:t>
+      </w:r>
+      <w:r>
+        <w:fldChar w:fldCharType="end"/>
+      </w:r>
       <w:r>
         <w:rPr>
           <w:rFonts w:ascii="CMU Serif Roman" w:hAnsi="CMU Serif Roman" w:cs="CMU Serif Roman"/>
@@ -5083,23 +5131,33 @@
         </w:rPr>
         <w:t>[</w:t>
       </w:r>
-      <w:hyperlink w:anchor="ref4" w:history="1">
-        <w:r>
-          <w:rPr>
-            <w:rStyle w:val="Hyperlink"/>
-            <w:rFonts w:ascii="CMU Serif Roman" w:hAnsi="CMU Serif Roman" w:cs="CMU Serif Roman"/>
-            <w:sz w:val="22"/>
-            <w:szCs w:val="22"/>
-          </w:rPr>
-          <w:t>4</w:t>
-        </w:r>
-      </w:hyperlink>
-      <w:r>
-        <w:rPr>
+      <w:r>
+        <w:fldChar w:fldCharType="begin"/>
+      </w:r>
+      <w:r>
+        <w:instrText>HYPERLINK \l "ref4"</w:instrText>
+      </w:r>
+      <w:r>
+        <w:fldChar w:fldCharType="separate"/>
+      </w:r>
+      <w:r>
+        <w:rPr>
+          <w:rStyle w:val="Hyperlink"/>
           <w:rFonts w:ascii="CMU Serif Roman" w:hAnsi="CMU Serif Roman" w:cs="CMU Serif Roman"/>
           <w:sz w:val="22"/>
           <w:szCs w:val="22"/>
         </w:rPr>
+        <w:t>4</w:t>
+      </w:r>
+      <w:r>
+        <w:fldChar w:fldCharType="end"/>
+      </w:r>
+      <w:r>
+        <w:rPr>
+          <w:rFonts w:ascii="CMU Serif Roman" w:hAnsi="CMU Serif Roman" w:cs="CMU Serif Roman"/>
+          <w:sz w:val="22"/>
+          <w:szCs w:val="22"/>
+        </w:rPr>
         <w:t xml:space="preserve">] </w:t>
       </w:r>
       <w:r>
@@ -5118,23 +5176,33 @@
         </w:rPr>
         <w:t>[</w:t>
       </w:r>
-      <w:hyperlink w:anchor="ref5" w:history="1">
-        <w:r>
-          <w:rPr>
-            <w:rStyle w:val="Hyperlink"/>
-            <w:rFonts w:ascii="CMU Serif Roman" w:hAnsi="CMU Serif Roman" w:cs="CMU Serif Roman"/>
-            <w:sz w:val="22"/>
-            <w:szCs w:val="22"/>
-          </w:rPr>
-          <w:t>5</w:t>
-        </w:r>
-      </w:hyperlink>
-      <w:r>
-        <w:rPr>
+      <w:r>
+        <w:fldChar w:fldCharType="begin"/>
+      </w:r>
+      <w:r>
+        <w:instrText>HYPERLINK \l "ref5"</w:instrText>
+      </w:r>
+      <w:r>
+        <w:fldChar w:fldCharType="separate"/>
+      </w:r>
+      <w:r>
+        <w:rPr>
+          <w:rStyle w:val="Hyperlink"/>
           <w:rFonts w:ascii="CMU Serif Roman" w:hAnsi="CMU Serif Roman" w:cs="CMU Serif Roman"/>
           <w:sz w:val="22"/>
           <w:szCs w:val="22"/>
         </w:rPr>
+        <w:t>5</w:t>
+      </w:r>
+      <w:r>
+        <w:fldChar w:fldCharType="end"/>
+      </w:r>
+      <w:r>
+        <w:rPr>
+          <w:rFonts w:ascii="CMU Serif Roman" w:hAnsi="CMU Serif Roman" w:cs="CMU Serif Roman"/>
+          <w:sz w:val="22"/>
+          <w:szCs w:val="22"/>
+        </w:rPr>
         <w:t xml:space="preserve">] </w:t>
       </w:r>
       <w:r>
@@ -5153,17 +5221,27 @@
         </w:rPr>
         <w:t xml:space="preserve"> [</w:t>
       </w:r>
-      <w:hyperlink w:anchor="ref6" w:history="1">
-        <w:r>
-          <w:rPr>
-            <w:rStyle w:val="Hyperlink"/>
-            <w:rFonts w:ascii="CMU Serif Roman" w:hAnsi="CMU Serif Roman" w:cs="CMU Serif Roman"/>
-            <w:sz w:val="22"/>
-            <w:szCs w:val="22"/>
-          </w:rPr>
-          <w:t>6</w:t>
-        </w:r>
-      </w:hyperlink>
+      <w:r>
+        <w:fldChar w:fldCharType="begin"/>
+      </w:r>
+      <w:r>
+        <w:instrText>HYPERLINK \l "ref6"</w:instrText>
+      </w:r>
+      <w:r>
+        <w:fldChar w:fldCharType="separate"/>
+      </w:r>
+      <w:r>
+        <w:rPr>
+          <w:rStyle w:val="Hyperlink"/>
+          <w:rFonts w:ascii="CMU Serif Roman" w:hAnsi="CMU Serif Roman" w:cs="CMU Serif Roman"/>
+          <w:sz w:val="22"/>
+          <w:szCs w:val="22"/>
+        </w:rPr>
+        <w:t>6</w:t>
+      </w:r>
+      <w:r>
+        <w:fldChar w:fldCharType="end"/>
+      </w:r>
       <w:r>
         <w:rPr>
           <w:rFonts w:ascii="CMU Serif Roman" w:hAnsi="CMU Serif Roman" w:cs="CMU Serif Roman"/>
@@ -5230,17 +5308,27 @@
         </w:rPr>
         <w:t xml:space="preserve"> [</w:t>
       </w:r>
-      <w:hyperlink w:anchor="ref7" w:history="1">
-        <w:r>
-          <w:rPr>
-            <w:rStyle w:val="Hyperlink"/>
-            <w:rFonts w:ascii="CMU Serif Roman" w:hAnsi="CMU Serif Roman" w:cs="CMU Serif Roman"/>
-            <w:sz w:val="22"/>
-            <w:szCs w:val="22"/>
-          </w:rPr>
-          <w:t>7</w:t>
-        </w:r>
-      </w:hyperlink>
+      <w:r>
+        <w:fldChar w:fldCharType="begin"/>
+      </w:r>
+      <w:r>
+        <w:instrText>HYPERLINK \l "ref7"</w:instrText>
+      </w:r>
+      <w:r>
+        <w:fldChar w:fldCharType="separate"/>
+      </w:r>
+      <w:r>
+        <w:rPr>
+          <w:rStyle w:val="Hyperlink"/>
+          <w:rFonts w:ascii="CMU Serif Roman" w:hAnsi="CMU Serif Roman" w:cs="CMU Serif Roman"/>
+          <w:sz w:val="22"/>
+          <w:szCs w:val="22"/>
+        </w:rPr>
+        <w:t>7</w:t>
+      </w:r>
+      <w:r>
+        <w:fldChar w:fldCharType="end"/>
+      </w:r>
       <w:r>
         <w:rPr>
           <w:rFonts w:ascii="CMU Serif Roman" w:hAnsi="CMU Serif Roman" w:cs="CMU Serif Roman"/>
@@ -5376,17 +5464,27 @@
         </w:rPr>
         <w:t>[</w:t>
       </w:r>
-      <w:hyperlink w:anchor="ref8" w:history="1">
-        <w:r>
-          <w:rPr>
-            <w:rStyle w:val="Hyperlink"/>
-            <w:rFonts w:ascii="CMU Serif Roman" w:hAnsi="CMU Serif Roman" w:cs="CMU Serif Roman"/>
-            <w:sz w:val="22"/>
-            <w:szCs w:val="22"/>
-          </w:rPr>
-          <w:t>8</w:t>
-        </w:r>
-      </w:hyperlink>
+      <w:r>
+        <w:fldChar w:fldCharType="begin"/>
+      </w:r>
+      <w:r>
+        <w:instrText>HYPERLINK \l "ref8"</w:instrText>
+      </w:r>
+      <w:r>
+        <w:fldChar w:fldCharType="separate"/>
+      </w:r>
+      <w:r>
+        <w:rPr>
+          <w:rStyle w:val="Hyperlink"/>
+          <w:rFonts w:ascii="CMU Serif Roman" w:hAnsi="CMU Serif Roman" w:cs="CMU Serif Roman"/>
+          <w:sz w:val="22"/>
+          <w:szCs w:val="22"/>
+        </w:rPr>
+        <w:t>8</w:t>
+      </w:r>
+      <w:r>
+        <w:fldChar w:fldCharType="end"/>
+      </w:r>
       <w:r>
         <w:rPr>
           <w:rFonts w:ascii="CMU Serif Roman" w:hAnsi="CMU Serif Roman" w:cs="CMU Serif Roman"/>
@@ -5478,17 +5576,27 @@
         </w:rPr>
         <w:t xml:space="preserve"> [</w:t>
       </w:r>
-      <w:hyperlink w:anchor="ref9" w:history="1">
-        <w:r>
-          <w:rPr>
-            <w:rStyle w:val="Hyperlink"/>
-            <w:rFonts w:ascii="CMU Serif Roman" w:hAnsi="CMU Serif Roman" w:cs="CMU Serif Roman"/>
-            <w:sz w:val="22"/>
-            <w:szCs w:val="22"/>
-          </w:rPr>
-          <w:t>9</w:t>
-        </w:r>
-      </w:hyperlink>
+      <w:r>
+        <w:fldChar w:fldCharType="begin"/>
+      </w:r>
+      <w:r>
+        <w:instrText>HYPERLINK \l "ref9"</w:instrText>
+      </w:r>
+      <w:r>
+        <w:fldChar w:fldCharType="separate"/>
+      </w:r>
+      <w:r>
+        <w:rPr>
+          <w:rStyle w:val="Hyperlink"/>
+          <w:rFonts w:ascii="CMU Serif Roman" w:hAnsi="CMU Serif Roman" w:cs="CMU Serif Roman"/>
+          <w:sz w:val="22"/>
+          <w:szCs w:val="22"/>
+        </w:rPr>
+        <w:t>9</w:t>
+      </w:r>
+      <w:r>
+        <w:fldChar w:fldCharType="end"/>
+      </w:r>
       <w:r>
         <w:rPr>
           <w:rFonts w:ascii="CMU Serif Roman" w:hAnsi="CMU Serif Roman" w:cs="CMU Serif Roman"/>
@@ -5555,23 +5663,33 @@
         </w:rPr>
         <w:t>[</w:t>
       </w:r>
-      <w:hyperlink w:anchor="ref11" w:history="1">
-        <w:r>
-          <w:rPr>
-            <w:rStyle w:val="Hyperlink"/>
-            <w:rFonts w:ascii="CMU Serif Roman" w:hAnsi="CMU Serif Roman" w:cs="CMU Serif Roman"/>
-            <w:sz w:val="22"/>
-            <w:szCs w:val="22"/>
-          </w:rPr>
-          <w:t>11</w:t>
-        </w:r>
-      </w:hyperlink>
-      <w:r>
-        <w:rPr>
+      <w:r>
+        <w:fldChar w:fldCharType="begin"/>
+      </w:r>
+      <w:r>
+        <w:instrText>HYPERLINK \l "ref11"</w:instrText>
+      </w:r>
+      <w:r>
+        <w:fldChar w:fldCharType="separate"/>
+      </w:r>
+      <w:r>
+        <w:rPr>
+          <w:rStyle w:val="Hyperlink"/>
           <w:rFonts w:ascii="CMU Serif Roman" w:hAnsi="CMU Serif Roman" w:cs="CMU Serif Roman"/>
           <w:sz w:val="22"/>
           <w:szCs w:val="22"/>
         </w:rPr>
+        <w:t>11</w:t>
+      </w:r>
+      <w:r>
+        <w:fldChar w:fldCharType="end"/>
+      </w:r>
+      <w:r>
+        <w:rPr>
+          <w:rFonts w:ascii="CMU Serif Roman" w:hAnsi="CMU Serif Roman" w:cs="CMU Serif Roman"/>
+          <w:sz w:val="22"/>
+          <w:szCs w:val="22"/>
+        </w:rPr>
         <w:t>]</w:t>
       </w:r>
       <w:r>
@@ -5590,17 +5708,27 @@
         </w:rPr>
         <w:t xml:space="preserve"> [</w:t>
       </w:r>
-      <w:hyperlink w:anchor="ref10" w:history="1">
-        <w:r>
-          <w:rPr>
-            <w:rStyle w:val="Hyperlink"/>
-            <w:rFonts w:ascii="CMU Serif Roman" w:hAnsi="CMU Serif Roman" w:cs="CMU Serif Roman"/>
-            <w:sz w:val="22"/>
-            <w:szCs w:val="22"/>
-          </w:rPr>
-          <w:t>10</w:t>
-        </w:r>
-      </w:hyperlink>
+      <w:r>
+        <w:fldChar w:fldCharType="begin"/>
+      </w:r>
+      <w:r>
+        <w:instrText>HYPERLINK \l "ref10"</w:instrText>
+      </w:r>
+      <w:r>
+        <w:fldChar w:fldCharType="separate"/>
+      </w:r>
+      <w:r>
+        <w:rPr>
+          <w:rStyle w:val="Hyperlink"/>
+          <w:rFonts w:ascii="CMU Serif Roman" w:hAnsi="CMU Serif Roman" w:cs="CMU Serif Roman"/>
+          <w:sz w:val="22"/>
+          <w:szCs w:val="22"/>
+        </w:rPr>
+        <w:t>10</w:t>
+      </w:r>
+      <w:r>
+        <w:fldChar w:fldCharType="end"/>
+      </w:r>
       <w:r>
         <w:rPr>
           <w:rFonts w:ascii="CMU Serif Roman" w:hAnsi="CMU Serif Roman" w:cs="CMU Serif Roman"/>
@@ -5703,23 +5831,33 @@
         </w:rPr>
         <w:t xml:space="preserve"> [</w:t>
       </w:r>
-      <w:hyperlink w:anchor="ref12" w:history="1">
-        <w:r>
-          <w:rPr>
-            <w:rStyle w:val="Hyperlink"/>
-            <w:rFonts w:ascii="CMU Serif Roman" w:hAnsi="CMU Serif Roman" w:cs="CMU Serif Roman"/>
-            <w:sz w:val="22"/>
-            <w:szCs w:val="22"/>
-          </w:rPr>
-          <w:t>12</w:t>
-        </w:r>
-      </w:hyperlink>
-      <w:r>
-        <w:rPr>
+      <w:r>
+        <w:fldChar w:fldCharType="begin"/>
+      </w:r>
+      <w:r>
+        <w:instrText>HYPERLINK \l "ref12"</w:instrText>
+      </w:r>
+      <w:r>
+        <w:fldChar w:fldCharType="separate"/>
+      </w:r>
+      <w:r>
+        <w:rPr>
+          <w:rStyle w:val="Hyperlink"/>
           <w:rFonts w:ascii="CMU Serif Roman" w:hAnsi="CMU Serif Roman" w:cs="CMU Serif Roman"/>
           <w:sz w:val="22"/>
           <w:szCs w:val="22"/>
         </w:rPr>
+        <w:t>12</w:t>
+      </w:r>
+      <w:r>
+        <w:fldChar w:fldCharType="end"/>
+      </w:r>
+      <w:r>
+        <w:rPr>
+          <w:rFonts w:ascii="CMU Serif Roman" w:hAnsi="CMU Serif Roman" w:cs="CMU Serif Roman"/>
+          <w:sz w:val="22"/>
+          <w:szCs w:val="22"/>
+        </w:rPr>
         <w:t>]</w:t>
       </w:r>
       <w:r>
@@ -5738,17 +5876,27 @@
         </w:rPr>
         <w:t xml:space="preserve"> [</w:t>
       </w:r>
-      <w:hyperlink w:anchor="ref14" w:history="1">
-        <w:r>
-          <w:rPr>
-            <w:rStyle w:val="Hyperlink"/>
-            <w:rFonts w:ascii="CMU Serif Roman" w:hAnsi="CMU Serif Roman" w:cs="CMU Serif Roman"/>
-            <w:sz w:val="22"/>
-            <w:szCs w:val="22"/>
-          </w:rPr>
-          <w:t>13</w:t>
-        </w:r>
-      </w:hyperlink>
+      <w:r>
+        <w:fldChar w:fldCharType="begin"/>
+      </w:r>
+      <w:r>
+        <w:instrText>HYPERLINK \l "ref14"</w:instrText>
+      </w:r>
+      <w:r>
+        <w:fldChar w:fldCharType="separate"/>
+      </w:r>
+      <w:r>
+        <w:rPr>
+          <w:rStyle w:val="Hyperlink"/>
+          <w:rFonts w:ascii="CMU Serif Roman" w:hAnsi="CMU Serif Roman" w:cs="CMU Serif Roman"/>
+          <w:sz w:val="22"/>
+          <w:szCs w:val="22"/>
+        </w:rPr>
+        <w:t>13</w:t>
+      </w:r>
+      <w:r>
+        <w:fldChar w:fldCharType="end"/>
+      </w:r>
       <w:r>
         <w:rPr>
           <w:rFonts w:ascii="CMU Serif Roman" w:hAnsi="CMU Serif Roman" w:cs="CMU Serif Roman"/>
@@ -6653,85 +6801,81 @@
           <w:lang w:val="en-US"/>
         </w:rPr>
       </w:pPr>
-      <w:r>
-        <w:rPr>
-          <w:rFonts w:ascii="CMU Serif Roman" w:hAnsi="CMU Serif Roman" w:cs="CMU Serif Roman"/>
-          <w:sz w:val="22"/>
-          <w:szCs w:val="24"/>
-          <w:lang w:val="en-US"/>
-        </w:rPr>
-        <w:t xml:space="preserve">According to this underlying mechanism, any machine learning architecture would fail to capture the true variance of the Thai gold market if the </w:t>
-      </w:r>
-      <m:oMath>
-        <m:sSub>
-          <m:sSubPr>
-            <m:ctrlPr>
-              <w:rPr>
-                <w:rFonts w:ascii="Cambria Math" w:hAnsi="Cambria Math" w:cs="CMU Serif Roman"/>
-                <w:i/>
-                <w:sz w:val="22"/>
-                <w:szCs w:val="22"/>
-                <w:lang w:val="en-US"/>
-              </w:rPr>
-            </m:ctrlPr>
-          </m:sSubPr>
-          <m:e>
-            <m:r>
-              <m:rPr>
-                <m:sty m:val="p"/>
-              </m:rPr>
-              <w:rPr>
-                <w:rFonts w:ascii="Cambria Math" w:hAnsi="Cambria Math" w:cs="CMU Serif Roman"/>
-                <w:sz w:val="22"/>
-                <w:szCs w:val="22"/>
-                <w:lang w:val="en-US"/>
-              </w:rPr>
-              <m:t>E</m:t>
-            </m:r>
-          </m:e>
-          <m:sub>
-            <m:r>
-              <m:rPr>
-                <m:sty m:val="p"/>
-              </m:rPr>
-              <w:rPr>
-                <w:rFonts w:ascii="Cambria Math" w:hAnsi="Cambria Math" w:cs="CMU Serif Roman"/>
-                <w:sz w:val="22"/>
-                <w:szCs w:val="22"/>
-                <w:lang w:val="en-US"/>
-              </w:rPr>
-              <m:t>FX</m:t>
-            </m:r>
-          </m:sub>
-        </m:sSub>
-      </m:oMath>
-      <w:r>
-        <w:rPr>
-          <w:rFonts w:ascii="CMU Serif Roman" w:eastAsiaTheme="minorEastAsia" w:hAnsi="CMU Serif Roman" w:cs="CMU Serif Roman"/>
-          <w:sz w:val="22"/>
-          <w:szCs w:val="22"/>
-          <w:lang w:val="en-US"/>
-        </w:rPr>
-        <w:t xml:space="preserve"> </w:t>
-      </w:r>
-      <w:r>
-        <w:rPr>
-          <w:rFonts w:ascii="CMU Serif Roman" w:hAnsi="CMU Serif Roman" w:cs="CMU Serif Roman"/>
-          <w:sz w:val="22"/>
-          <w:szCs w:val="24"/>
-          <w:lang w:val="en-US"/>
-        </w:rPr>
-        <w:t>multiplier is omitted. Therefore, it is imperative to incorporate the USD/THB exchange rate and regional premium indicators as exogenous variables. Previous empirical research demonstrates that global gold prices can act as an effective exogenous variable, significantly improving the predictive accuracy of neural networks for foreign exchange rates—successfully reducing the RMSE to 0.0115. This finding confirms the deep, symbiotic relationship between these two assets, justifying their combined use as input features in our localized prediction framework.</w:t>
-      </w:r>
-    </w:p>
-    <w:p>
-      <w:pPr>
-        <w:spacing w:after="120" w:line="240" w:lineRule="auto"/>
-        <w:ind w:right="6"/>
-        <w:jc w:val="thaiDistribute"/>
-        <w:rPr>
-          <w:rFonts w:ascii="CMU Serif Roman" w:hAnsi="CMU Serif Roman" w:cs="CMU Serif Roman"/>
-          <w:szCs w:val="28"/>
+    </w:p>
+    <w:p>
+      <w:pPr>
+        <w:spacing w:after="120" w:line="240" w:lineRule="auto"/>
+        <w:ind w:right="6"/>
+        <w:jc w:val="thaiDistribute"/>
+        <w:rPr>
+          <w:rFonts w:ascii="CMU Serif Roman" w:hAnsi="CMU Serif Roman" w:cs="CMU Serif Roman"/>
+          <w:sz w:val="22"/>
+          <w:szCs w:val="24"/>
+          <w:lang w:val="en-US"/>
+        </w:rPr>
+      </w:pPr>
+    </w:p>
+    <w:p>
+      <w:pPr>
+        <w:spacing w:after="120" w:line="240" w:lineRule="auto"/>
+        <w:ind w:right="6"/>
+        <w:jc w:val="thaiDistribute"/>
+        <w:rPr>
+          <w:rFonts w:ascii="CMU Serif Roman" w:hAnsi="CMU Serif Roman" w:cs="CMU Serif Roman"/>
+          <w:sz w:val="22"/>
+          <w:szCs w:val="24"/>
+          <w:lang w:val="en-US"/>
+        </w:rPr>
+      </w:pPr>
+    </w:p>
+    <w:p>
+      <w:pPr>
+        <w:spacing w:after="120" w:line="240" w:lineRule="auto"/>
+        <w:ind w:right="6"/>
+        <w:jc w:val="thaiDistribute"/>
+        <w:rPr>
+          <w:rFonts w:ascii="CMU Serif Roman" w:hAnsi="CMU Serif Roman" w:cs="CMU Serif Roman"/>
+          <w:sz w:val="22"/>
+          <w:szCs w:val="24"/>
+          <w:lang w:val="en-US"/>
+        </w:rPr>
+      </w:pPr>
+    </w:p>
+    <w:p>
+      <w:pPr>
+        <w:spacing w:after="120" w:line="240" w:lineRule="auto"/>
+        <w:ind w:right="6"/>
+        <w:jc w:val="thaiDistribute"/>
+        <w:rPr>
+          <w:rFonts w:ascii="CMU Serif Roman" w:hAnsi="CMU Serif Roman" w:cs="CMU Serif Roman"/>
+          <w:sz w:val="22"/>
+          <w:szCs w:val="24"/>
+          <w:lang w:val="en-US"/>
+        </w:rPr>
+      </w:pPr>
+    </w:p>
+    <w:p>
+      <w:pPr>
+        <w:spacing w:after="120" w:line="240" w:lineRule="auto"/>
+        <w:ind w:right="6"/>
+        <w:jc w:val="thaiDistribute"/>
+        <w:rPr>
+          <w:rFonts w:ascii="CMU Serif Roman" w:hAnsi="CMU Serif Roman" w:cs="CMU Serif Roman"/>
+          <w:sz w:val="22"/>
+          <w:szCs w:val="24"/>
+          <w:lang w:val="en-US"/>
+        </w:rPr>
+      </w:pPr>
+    </w:p>
+    <w:p>
+      <w:pPr>
+        <w:spacing w:after="120" w:line="240" w:lineRule="auto"/>
+        <w:ind w:right="6"/>
+        <w:jc w:val="thaiDistribute"/>
+        <w:rPr>
+          <w:rFonts w:ascii="CMU Serif Roman" w:hAnsi="CMU Serif Roman" w:cs="CMU Serif Roman" w:hint="cs"/>
+          <w:szCs w:val="28"/>
+          <w:cs/>
           <w:lang w:val="en-US"/>
         </w:rPr>
       </w:pPr>
@@ -7608,36 +7752,34 @@
           <w:sz w:val="22"/>
           <w:szCs w:val="24"/>
         </w:rPr>
-        <w:t>Baseline Performance:</w:t>
-      </w:r>
-      <w:r>
-        <w:rPr>
-          <w:rFonts w:ascii="CMU Serif Roman" w:hAnsi="CMU Serif Roman" w:cs="CMU Serif Roman"/>
-          <w:color w:val="000000" w:themeColor="text1"/>
-          <w:sz w:val="22"/>
-          <w:szCs w:val="24"/>
-        </w:rPr>
-        <w:t> A baseline model like Naive Bayes must predict market direction significantly better than random guessing (Accuracy &gt; </w:t>
-      </w:r>
-      <w:r>
-        <w:rPr>
-          <w:rFonts w:ascii="CMU Serif Roman" w:hAnsi="CMU Serif Roman" w:cs="CMU Serif Roman"/>
-          <w:b/>
-          <w:bCs/>
-          <w:color w:val="000000" w:themeColor="text1"/>
-          <w:sz w:val="22"/>
-          <w:szCs w:val="24"/>
-        </w:rPr>
-        <w:t>50%</w:t>
-      </w:r>
-      <w:r>
-        <w:rPr>
-          <w:rFonts w:ascii="CMU Serif Roman" w:hAnsi="CMU Serif Roman" w:cs="CMU Serif Roman"/>
-          <w:color w:val="000000" w:themeColor="text1"/>
-          <w:sz w:val="22"/>
-          <w:szCs w:val="24"/>
-        </w:rPr>
-        <w:t>).</w:t>
+        <w:t xml:space="preserve">Baseline Performance: </w:t>
+      </w:r>
+      <w:r>
+        <w:rPr>
+          <w:rFonts w:ascii="CMU Serif Roman" w:hAnsi="CMU Serif Roman" w:cs="CMU Serif Roman"/>
+          <w:color w:val="000000" w:themeColor="text1"/>
+          <w:sz w:val="22"/>
+          <w:szCs w:val="24"/>
+        </w:rPr>
+        <w:t xml:space="preserve">Baseline classification models, specifically Logistic Regression as the primary competitive baseline and Naive Bayes as the statistical lower bound, must both classify Buy and Sell signals significantly better than random guessing, achieving Accuracy &gt; 50% and ROC-AUC </w:t>
+      </w:r>
+      <w:r>
+        <w:rPr>
+          <w:rFonts w:ascii="Cambria Math" w:hAnsi="Cambria Math" w:cs="Cambria Math"/>
+          <w:color w:val="000000" w:themeColor="text1"/>
+          <w:sz w:val="22"/>
+          <w:szCs w:val="24"/>
+        </w:rPr>
+        <w:t>≥</w:t>
+      </w:r>
+      <w:r>
+        <w:rPr>
+          <w:rFonts w:ascii="CMU Serif Roman" w:hAnsi="CMU Serif Roman" w:cs="CMU Serif Roman"/>
+          <w:color w:val="000000" w:themeColor="text1"/>
+          <w:sz w:val="22"/>
+          <w:szCs w:val="24"/>
+        </w:rPr>
+        <w:t xml:space="preserve"> 0.55 on the test set. For regression, all linear baseline models must outperform the Persistent Naive Forecast as measured by RMSE and MAE.</w:t>
       </w:r>
     </w:p>
     <w:p>
@@ -7960,6 +8102,7 @@
           <w:sz w:val="22"/>
           <w:szCs w:val="24"/>
         </w:rPr>
+        <w:lastRenderedPageBreak/>
         <w:t>Profit Factor:</w:t>
       </w:r>
       <w:r>
@@ -8017,7 +8160,6 @@
           <w:sz w:val="22"/>
           <w:szCs w:val="24"/>
         </w:rPr>
-        <w:lastRenderedPageBreak/>
         <w:t>Maximum Drawdown (MDD):</w:t>
       </w:r>
       <w:r>
@@ -8059,32 +8201,6 @@
           <w:rFonts w:ascii="CMU Serif Roman" w:hAnsi="CMU Serif Roman" w:cs="CMU Serif Roman"/>
           <w:color w:val="000000" w:themeColor="text1"/>
           <w:szCs w:val="28"/>
-        </w:rPr>
-      </w:pPr>
-    </w:p>
-    <w:p>
-      <w:pPr>
-        <w:spacing w:after="120" w:line="240" w:lineRule="auto"/>
-        <w:ind w:right="6"/>
-        <w:jc w:val="thaiDistribute"/>
-        <w:rPr>
-          <w:rFonts w:ascii="CMU Serif Roman" w:hAnsi="CMU Serif Roman" w:cs="CMU Serif Roman"/>
-          <w:color w:val="000000" w:themeColor="text1"/>
-          <w:szCs w:val="28"/>
-          <w:lang w:val="en-US"/>
-        </w:rPr>
-      </w:pPr>
-    </w:p>
-    <w:p>
-      <w:pPr>
-        <w:spacing w:after="120" w:line="240" w:lineRule="auto"/>
-        <w:ind w:right="6"/>
-        <w:jc w:val="thaiDistribute"/>
-        <w:rPr>
-          <w:rFonts w:ascii="CMU Serif Roman" w:hAnsi="CMU Serif Roman" w:cs="CMU Serif Roman"/>
-          <w:color w:val="000000" w:themeColor="text1"/>
-          <w:szCs w:val="28"/>
-          <w:lang w:val="en-US"/>
         </w:rPr>
       </w:pPr>
     </w:p>
@@ -8437,6 +8553,514 @@
         </w:rPr>
         <w:t>Formulating Hypotheses</w:t>
       </w:r>
+    </w:p>
+    <w:p>
+      <w:pPr>
+        <w:spacing w:before="100" w:beforeAutospacing="1" w:after="100" w:afterAutospacing="1" w:line="240" w:lineRule="auto"/>
+        <w:rPr>
+          <w:rFonts w:ascii="CMU Serif Roman" w:eastAsia="Times New Roman" w:hAnsi="CMU Serif Roman" w:cs="CMU Serif Roman"/>
+          <w:color w:val="000000"/>
+          <w:kern w:val="0"/>
+          <w:szCs w:val="24"/>
+          <w14:ligatures w14:val="none"/>
+        </w:rPr>
+      </w:pPr>
+      <w:r>
+        <w:rPr>
+          <w:rFonts w:ascii="CMU Serif Roman" w:eastAsia="Times New Roman" w:hAnsi="CMU Serif Roman" w:cs="CMU Serif Roman"/>
+          <w:b/>
+          <w:bCs/>
+          <w:color w:val="000000"/>
+          <w:kern w:val="0"/>
+          <w:szCs w:val="24"/>
+          <w14:ligatures w14:val="none"/>
+        </w:rPr>
+        <w:t>6.1 Hypothesis 1 : Baseline Model Performance</w:t>
+      </w:r>
+    </w:p>
+    <w:p>
+      <w:pPr>
+        <w:spacing w:before="100" w:beforeAutospacing="1" w:after="100" w:afterAutospacing="1" w:line="240" w:lineRule="auto"/>
+        <w:jc w:val="thaiDistribute"/>
+        <w:rPr>
+          <w:rFonts w:ascii="CMU Serif Roman" w:eastAsia="Times New Roman" w:hAnsi="CMU Serif Roman" w:cs="CMU Serif Roman"/>
+          <w:color w:val="000000"/>
+          <w:kern w:val="0"/>
+          <w:sz w:val="22"/>
+          <w:szCs w:val="22"/>
+          <w14:ligatures w14:val="none"/>
+        </w:rPr>
+      </w:pPr>
+      <w:r>
+        <w:rPr>
+          <w:rFonts w:ascii="CMU Serif Roman" w:eastAsia="Times New Roman" w:hAnsi="CMU Serif Roman" w:cs="CMU Serif Roman"/>
+          <w:color w:val="000000"/>
+          <w:kern w:val="0"/>
+          <w:sz w:val="22"/>
+          <w:szCs w:val="22"/>
+          <w14:ligatures w14:val="none"/>
+        </w:rPr>
+        <w:t>This project establishes minimum performance bounds separately for both tasks before advancing to complex models.</w:t>
+      </w:r>
+    </w:p>
+    <w:p>
+      <w:pPr>
+        <w:spacing w:before="100" w:beforeAutospacing="1" w:after="100" w:afterAutospacing="1" w:line="240" w:lineRule="auto"/>
+        <w:jc w:val="thaiDistribute"/>
+        <w:rPr>
+          <w:rFonts w:ascii="CMU Serif Roman" w:eastAsia="Times New Roman" w:hAnsi="CMU Serif Roman" w:cs="CMU Serif Roman"/>
+          <w:color w:val="000000"/>
+          <w:kern w:val="0"/>
+          <w:sz w:val="22"/>
+          <w:szCs w:val="22"/>
+          <w14:ligatures w14:val="none"/>
+        </w:rPr>
+      </w:pPr>
+      <w:r>
+        <w:rPr>
+          <w:rFonts w:ascii="CMU Serif Roman" w:eastAsia="Times New Roman" w:hAnsi="CMU Serif Roman" w:cs="CMU Serif Roman"/>
+          <w:color w:val="000000"/>
+          <w:kern w:val="0"/>
+          <w:sz w:val="22"/>
+          <w:szCs w:val="22"/>
+          <w14:ligatures w14:val="none"/>
+        </w:rPr>
+        <w:t xml:space="preserve">For the Classification task, Logistic Regression serves as the main competitive baseline, as it imposes fewer distributional assumptions and is well-suited to linearly separable financial signals. Naive Bayes acts as the statistical lower bound, since its independence assumption fundamentally contradicts the high inter-correlation observed among price-derived features such as XAU/USD log returns and VIX Z-Score. Both models must classify Buy and Sell signals significantly better than random guessing, achieving Accuracy &gt; 50% and ROC-AUC </w:t>
+      </w:r>
+      <w:r>
+        <w:rPr>
+          <w:rFonts w:ascii="Cambria Math" w:eastAsia="Times New Roman" w:hAnsi="Cambria Math" w:cs="Cambria Math"/>
+          <w:color w:val="000000"/>
+          <w:kern w:val="0"/>
+          <w:sz w:val="22"/>
+          <w:szCs w:val="22"/>
+          <w14:ligatures w14:val="none"/>
+        </w:rPr>
+        <w:t>≥</w:t>
+      </w:r>
+      <w:r>
+        <w:rPr>
+          <w:rFonts w:ascii="CMU Serif Roman" w:eastAsia="Times New Roman" w:hAnsi="CMU Serif Roman" w:cs="CMU Serif Roman"/>
+          <w:color w:val="000000"/>
+          <w:kern w:val="0"/>
+          <w:sz w:val="22"/>
+          <w:szCs w:val="22"/>
+          <w14:ligatures w14:val="none"/>
+        </w:rPr>
+        <w:t xml:space="preserve"> 0.55 on the test set (2023–2025). This confirms that the selected feature set carries sufficient predictive power before progressing to advanced architectures.</w:t>
+      </w:r>
+    </w:p>
+    <w:p>
+      <w:pPr>
+        <w:spacing w:before="100" w:beforeAutospacing="1" w:after="100" w:afterAutospacing="1" w:line="240" w:lineRule="auto"/>
+        <w:jc w:val="thaiDistribute"/>
+        <w:rPr>
+          <w:rFonts w:ascii="CMU Serif Roman" w:eastAsia="Times New Roman" w:hAnsi="CMU Serif Roman" w:cs="CMU Serif Roman"/>
+          <w:color w:val="000000"/>
+          <w:kern w:val="0"/>
+          <w:sz w:val="22"/>
+          <w:szCs w:val="22"/>
+          <w14:ligatures w14:val="none"/>
+        </w:rPr>
+      </w:pPr>
+      <w:r>
+        <w:rPr>
+          <w:rFonts w:ascii="CMU Serif Roman" w:eastAsia="Times New Roman" w:hAnsi="CMU Serif Roman" w:cs="CMU Serif Roman"/>
+          <w:color w:val="000000"/>
+          <w:kern w:val="0"/>
+          <w:sz w:val="22"/>
+          <w:szCs w:val="22"/>
+          <w14:ligatures w14:val="none"/>
+        </w:rPr>
+        <w:t>For the Regression task, Linear Regression serves as the main baseline, establishing the performance ceiling of purely linear assumptions. Ridge and Lasso Regression serve as supplementary regularized baselines. Ridge is expected to outperform plain Linear Regression by reducing coefficient instability caused by multicollinearity among features, while Lasso is expected to perform implicit feature selection by shrinking the coefficients of low-signal variables toward zero. All three models must outperform the Persistent Naive Forecast (predicting tomorrow's price equals today's price), which serves as the dummy lower bound, as measured by RMSE and MAE on the test set (2023–2025).</w:t>
+      </w:r>
+    </w:p>
+    <w:p>
+      <w:pPr>
+        <w:spacing w:before="100" w:beforeAutospacing="1" w:after="100" w:afterAutospacing="1" w:line="240" w:lineRule="auto"/>
+        <w:rPr>
+          <w:rFonts w:ascii="CMU Serif Roman" w:eastAsia="Times New Roman" w:hAnsi="CMU Serif Roman" w:cs="CMU Serif Roman"/>
+          <w:color w:val="000000"/>
+          <w:kern w:val="0"/>
+          <w:szCs w:val="24"/>
+          <w14:ligatures w14:val="none"/>
+        </w:rPr>
+      </w:pPr>
+      <w:r>
+        <w:rPr>
+          <w:rFonts w:ascii="CMU Serif Roman" w:eastAsia="Times New Roman" w:hAnsi="CMU Serif Roman" w:cs="CMU Serif Roman"/>
+          <w:b/>
+          <w:bCs/>
+          <w:color w:val="000000"/>
+          <w:kern w:val="0"/>
+          <w:szCs w:val="24"/>
+          <w14:ligatures w14:val="none"/>
+        </w:rPr>
+        <w:t>6.2 Hypothesis 2 : Time-Series and Volatility Feature Management</w:t>
+      </w:r>
+    </w:p>
+    <w:p>
+      <w:pPr>
+        <w:spacing w:before="100" w:beforeAutospacing="1" w:after="100" w:afterAutospacing="1" w:line="240" w:lineRule="auto"/>
+        <w:jc w:val="thaiDistribute"/>
+        <w:rPr>
+          <w:rFonts w:ascii="CMU Serif Roman" w:eastAsia="Times New Roman" w:hAnsi="CMU Serif Roman" w:cs="CMU Serif Roman"/>
+          <w:color w:val="000000"/>
+          <w:kern w:val="0"/>
+          <w:sz w:val="22"/>
+          <w:szCs w:val="22"/>
+          <w14:ligatures w14:val="none"/>
+        </w:rPr>
+      </w:pPr>
+      <w:r>
+        <w:rPr>
+          <w:rFonts w:ascii="CMU Serif Roman" w:eastAsia="Times New Roman" w:hAnsi="CMU Serif Roman" w:cs="CMU Serif Roman"/>
+          <w:color w:val="000000"/>
+          <w:kern w:val="0"/>
+          <w:sz w:val="22"/>
+          <w:szCs w:val="22"/>
+          <w14:ligatures w14:val="none"/>
+        </w:rPr>
+        <w:t>Creating and incorporating lag features (e.g., historical price returns from the past 7–15 trading days) alongside volatility indicators such as the Average True Range (ATR) and 30-Day Rolling Realized Volatility will improve the model's ability to distinguish genuine trend reversals from temporary price fluctuations. It is hypothesized that models trained with these time-series features will yield a measurably lower False Positive rate on Buy signals compared to models trained on contemporaneous features alone, thereby reducing the risk of acting on short-lived noise in volatile market conditions.</w:t>
+      </w:r>
+    </w:p>
+    <w:p>
+      <w:pPr>
+        <w:spacing w:before="100" w:beforeAutospacing="1" w:after="100" w:afterAutospacing="1" w:line="240" w:lineRule="auto"/>
+        <w:rPr>
+          <w:rFonts w:ascii="CMU Serif Roman" w:eastAsia="Times New Roman" w:hAnsi="CMU Serif Roman" w:cs="CMU Serif Roman"/>
+          <w:color w:val="000000"/>
+          <w:kern w:val="0"/>
+          <w:szCs w:val="24"/>
+          <w14:ligatures w14:val="none"/>
+        </w:rPr>
+      </w:pPr>
+      <w:r>
+        <w:rPr>
+          <w:rFonts w:ascii="CMU Serif Roman" w:eastAsia="Times New Roman" w:hAnsi="CMU Serif Roman" w:cs="CMU Serif Roman"/>
+          <w:b/>
+          <w:bCs/>
+          <w:color w:val="000000"/>
+          <w:kern w:val="0"/>
+          <w:szCs w:val="24"/>
+          <w14:ligatures w14:val="none"/>
+        </w:rPr>
+        <w:t>6.3 Hypothesis 3 : Macroeconomic Factors and Crisis Proxies</w:t>
+      </w:r>
+    </w:p>
+    <w:p>
+      <w:pPr>
+        <w:spacing w:before="100" w:beforeAutospacing="1" w:after="100" w:afterAutospacing="1" w:line="240" w:lineRule="auto"/>
+        <w:jc w:val="thaiDistribute"/>
+        <w:rPr>
+          <w:rFonts w:ascii="CMU Serif Roman" w:eastAsia="Times New Roman" w:hAnsi="CMU Serif Roman" w:cs="CMU Serif Roman"/>
+          <w:color w:val="000000"/>
+          <w:kern w:val="0"/>
+          <w:sz w:val="22"/>
+          <w:szCs w:val="22"/>
+          <w14:ligatures w14:val="none"/>
+        </w:rPr>
+      </w:pPr>
+      <w:r>
+        <w:rPr>
+          <w:rFonts w:ascii="CMU Serif Roman" w:eastAsia="Times New Roman" w:hAnsi="CMU Serif Roman" w:cs="CMU Serif Roman"/>
+          <w:color w:val="000000"/>
+          <w:kern w:val="0"/>
+          <w:sz w:val="22"/>
+          <w:szCs w:val="22"/>
+          <w14:ligatures w14:val="none"/>
+        </w:rPr>
+        <w:t>During periods of elevated geopolitical tension and financial uncertainty, market participants tend to reallocate capital toward safe-haven assets such as gold. It is hypothesized that incorporating the VIX Index (as a proxy for US equity market fear) and US Government Bond Yields (as a proxy for risk-free return opportunity cost) as exogenous variables will capture these safe-haven capital flows effectively. This approach is expected to improve model performance during crisis periods without requiring a Natural Language Processing (NLP) pipeline to directly interpret news sentiment. Models trained with these macroeconomic proxies are expected to achieve higher ROC-</w:t>
+      </w:r>
+      <w:r>
+        <w:rPr>
+          <w:rFonts w:ascii="CMU Serif Roman" w:eastAsia="Times New Roman" w:hAnsi="CMU Serif Roman" w:cs="CMU Serif Roman"/>
+          <w:color w:val="000000"/>
+          <w:kern w:val="0"/>
+          <w:sz w:val="22"/>
+          <w:szCs w:val="22"/>
+          <w14:ligatures w14:val="none"/>
+        </w:rPr>
+        <w:lastRenderedPageBreak/>
+        <w:t>AUC scores on volatile sub-periods of the test set compared to models using only price-derived features.</w:t>
+      </w:r>
+    </w:p>
+    <w:p>
+      <w:pPr>
+        <w:spacing w:after="100" w:afterAutospacing="1" w:line="240" w:lineRule="auto"/>
+        <w:rPr>
+          <w:rFonts w:ascii="CMU Serif Roman" w:eastAsia="Times New Roman" w:hAnsi="CMU Serif Roman" w:cs="CMU Serif Roman"/>
+          <w:color w:val="000000"/>
+          <w:kern w:val="0"/>
+          <w:szCs w:val="24"/>
+          <w14:ligatures w14:val="none"/>
+        </w:rPr>
+      </w:pPr>
+      <w:r>
+        <w:rPr>
+          <w:rFonts w:ascii="CMU Serif Roman" w:eastAsia="Times New Roman" w:hAnsi="CMU Serif Roman" w:cs="CMU Serif Roman"/>
+          <w:b/>
+          <w:bCs/>
+          <w:color w:val="000000"/>
+          <w:kern w:val="0"/>
+          <w:szCs w:val="24"/>
+          <w14:ligatures w14:val="none"/>
+        </w:rPr>
+        <w:t>6.4 Hypothesis 4 : Algorithm Complexity</w:t>
+      </w:r>
+    </w:p>
+    <w:p>
+      <w:pPr>
+        <w:spacing w:before="100" w:beforeAutospacing="1" w:after="100" w:afterAutospacing="1" w:line="240" w:lineRule="auto"/>
+        <w:jc w:val="thaiDistribute"/>
+        <w:rPr>
+          <w:rFonts w:ascii="CMU Serif Roman" w:eastAsia="Times New Roman" w:hAnsi="CMU Serif Roman" w:cs="CMU Serif Roman"/>
+          <w:color w:val="000000"/>
+          <w:kern w:val="0"/>
+          <w:sz w:val="22"/>
+          <w:szCs w:val="22"/>
+          <w14:ligatures w14:val="none"/>
+        </w:rPr>
+      </w:pPr>
+      <w:r>
+        <w:rPr>
+          <w:rFonts w:ascii="CMU Serif Roman" w:eastAsia="Times New Roman" w:hAnsi="CMU Serif Roman" w:cs="CMU Serif Roman"/>
+          <w:color w:val="000000"/>
+          <w:kern w:val="0"/>
+          <w:sz w:val="22"/>
+          <w:szCs w:val="22"/>
+          <w14:ligatures w14:val="none"/>
+        </w:rPr>
+        <w:t>Because the relationship between gold prices and macroeconomic variables is inherently non-linear and subject to regime changes, it is hypothesized that model performance will improve progressively as algorithmic complexity increases. Specifically, Ridge and Lasso Regression are expected to outperform plain Linear Regression by addressing multicollinearity and irrelevant features. Subsequently, non-linear tree-based models — namely Decision Tree Regression and Random Forest Regression — are expected to outperform all linear variants by capturing interaction effects and threshold-based dynamics that linear models cannot represent. This improvement will be evaluated using RMSE and MAE on the test set (2023–2025), with the expectation that Random Forest will achieve an RMSE at least 10% lower than the Linear Regression baseline under identical feature conditions.</w:t>
+      </w:r>
+    </w:p>
+    <w:p>
+      <w:pPr>
+        <w:spacing w:after="120" w:line="240" w:lineRule="auto"/>
+        <w:ind w:right="6"/>
+        <w:jc w:val="thaiDistribute"/>
+        <w:rPr>
+          <w:rFonts w:ascii="CMU Serif Roman" w:hAnsi="CMU Serif Roman" w:cs="CMU Serif Roman"/>
+          <w:color w:val="000000" w:themeColor="text1"/>
+          <w:szCs w:val="28"/>
+        </w:rPr>
+      </w:pPr>
+    </w:p>
+    <w:p>
+      <w:pPr>
+        <w:spacing w:after="120" w:line="240" w:lineRule="auto"/>
+        <w:ind w:right="6"/>
+        <w:jc w:val="thaiDistribute"/>
+        <w:rPr>
+          <w:rFonts w:ascii="CMU Serif Roman" w:hAnsi="CMU Serif Roman" w:cs="CMU Serif Roman"/>
+          <w:color w:val="000000" w:themeColor="text1"/>
+          <w:szCs w:val="28"/>
+        </w:rPr>
+      </w:pPr>
+    </w:p>
+    <w:p>
+      <w:pPr>
+        <w:spacing w:after="120" w:line="240" w:lineRule="auto"/>
+        <w:ind w:right="6"/>
+        <w:jc w:val="thaiDistribute"/>
+        <w:rPr>
+          <w:rFonts w:ascii="CMU Serif Roman" w:hAnsi="CMU Serif Roman" w:cs="CMU Serif Roman"/>
+          <w:color w:val="000000" w:themeColor="text1"/>
+          <w:szCs w:val="28"/>
+        </w:rPr>
+      </w:pPr>
+    </w:p>
+    <w:p>
+      <w:pPr>
+        <w:spacing w:after="120" w:line="240" w:lineRule="auto"/>
+        <w:ind w:right="6"/>
+        <w:jc w:val="thaiDistribute"/>
+        <w:rPr>
+          <w:rFonts w:ascii="CMU Serif Roman" w:hAnsi="CMU Serif Roman" w:cs="CMU Serif Roman"/>
+          <w:color w:val="000000" w:themeColor="text1"/>
+          <w:szCs w:val="28"/>
+        </w:rPr>
+      </w:pPr>
+    </w:p>
+    <w:p>
+      <w:pPr>
+        <w:spacing w:after="120" w:line="240" w:lineRule="auto"/>
+        <w:ind w:right="6"/>
+        <w:jc w:val="thaiDistribute"/>
+        <w:rPr>
+          <w:rFonts w:ascii="CMU Serif Roman" w:hAnsi="CMU Serif Roman" w:cs="CMU Serif Roman"/>
+          <w:color w:val="000000" w:themeColor="text1"/>
+          <w:szCs w:val="28"/>
+        </w:rPr>
+      </w:pPr>
+    </w:p>
+    <w:p>
+      <w:pPr>
+        <w:spacing w:after="120" w:line="240" w:lineRule="auto"/>
+        <w:ind w:right="6"/>
+        <w:jc w:val="thaiDistribute"/>
+        <w:rPr>
+          <w:rFonts w:ascii="CMU Serif Roman" w:hAnsi="CMU Serif Roman" w:cs="CMU Serif Roman"/>
+          <w:color w:val="000000" w:themeColor="text1"/>
+          <w:szCs w:val="28"/>
+        </w:rPr>
+      </w:pPr>
+    </w:p>
+    <w:p>
+      <w:pPr>
+        <w:spacing w:after="120" w:line="240" w:lineRule="auto"/>
+        <w:ind w:right="6"/>
+        <w:jc w:val="thaiDistribute"/>
+        <w:rPr>
+          <w:rFonts w:ascii="CMU Serif Roman" w:hAnsi="CMU Serif Roman" w:cs="CMU Serif Roman"/>
+          <w:color w:val="000000" w:themeColor="text1"/>
+          <w:szCs w:val="28"/>
+        </w:rPr>
+      </w:pPr>
+    </w:p>
+    <w:p>
+      <w:pPr>
+        <w:spacing w:after="120" w:line="240" w:lineRule="auto"/>
+        <w:ind w:right="6"/>
+        <w:jc w:val="thaiDistribute"/>
+        <w:rPr>
+          <w:rFonts w:ascii="CMU Serif Roman" w:hAnsi="CMU Serif Roman" w:cs="CMU Serif Roman"/>
+          <w:color w:val="000000" w:themeColor="text1"/>
+          <w:szCs w:val="28"/>
+        </w:rPr>
+      </w:pPr>
+    </w:p>
+    <w:p>
+      <w:pPr>
+        <w:spacing w:after="120" w:line="240" w:lineRule="auto"/>
+        <w:ind w:right="6"/>
+        <w:jc w:val="thaiDistribute"/>
+        <w:rPr>
+          <w:rFonts w:ascii="CMU Serif Roman" w:hAnsi="CMU Serif Roman" w:cs="CMU Serif Roman"/>
+          <w:color w:val="000000" w:themeColor="text1"/>
+          <w:szCs w:val="28"/>
+        </w:rPr>
+      </w:pPr>
+    </w:p>
+    <w:p>
+      <w:pPr>
+        <w:spacing w:after="120" w:line="240" w:lineRule="auto"/>
+        <w:ind w:right="6"/>
+        <w:jc w:val="thaiDistribute"/>
+        <w:rPr>
+          <w:rFonts w:ascii="CMU Serif Roman" w:hAnsi="CMU Serif Roman" w:cs="CMU Serif Roman"/>
+          <w:color w:val="000000" w:themeColor="text1"/>
+          <w:szCs w:val="28"/>
+        </w:rPr>
+      </w:pPr>
+    </w:p>
+    <w:p>
+      <w:pPr>
+        <w:spacing w:after="120" w:line="240" w:lineRule="auto"/>
+        <w:ind w:right="6"/>
+        <w:jc w:val="thaiDistribute"/>
+        <w:rPr>
+          <w:rFonts w:ascii="CMU Serif Roman" w:hAnsi="CMU Serif Roman" w:cs="CMU Serif Roman"/>
+          <w:color w:val="000000" w:themeColor="text1"/>
+          <w:szCs w:val="28"/>
+        </w:rPr>
+      </w:pPr>
+    </w:p>
+    <w:p>
+      <w:pPr>
+        <w:spacing w:after="120" w:line="240" w:lineRule="auto"/>
+        <w:ind w:right="6"/>
+        <w:jc w:val="thaiDistribute"/>
+        <w:rPr>
+          <w:rFonts w:ascii="CMU Serif Roman" w:hAnsi="CMU Serif Roman" w:cs="CMU Serif Roman"/>
+          <w:color w:val="000000" w:themeColor="text1"/>
+          <w:szCs w:val="28"/>
+        </w:rPr>
+      </w:pPr>
+    </w:p>
+    <w:p>
+      <w:pPr>
+        <w:spacing w:after="120" w:line="240" w:lineRule="auto"/>
+        <w:ind w:right="6"/>
+        <w:jc w:val="thaiDistribute"/>
+        <w:rPr>
+          <w:rFonts w:ascii="CMU Serif Roman" w:hAnsi="CMU Serif Roman" w:cs="CMU Serif Roman"/>
+          <w:color w:val="000000" w:themeColor="text1"/>
+          <w:szCs w:val="28"/>
+        </w:rPr>
+      </w:pPr>
+    </w:p>
+    <w:p>
+      <w:pPr>
+        <w:spacing w:after="120" w:line="240" w:lineRule="auto"/>
+        <w:ind w:right="6"/>
+        <w:jc w:val="thaiDistribute"/>
+        <w:rPr>
+          <w:rFonts w:ascii="CMU Serif Roman" w:hAnsi="CMU Serif Roman" w:cs="CMU Serif Roman"/>
+          <w:color w:val="000000" w:themeColor="text1"/>
+          <w:szCs w:val="28"/>
+        </w:rPr>
+      </w:pPr>
+    </w:p>
+    <w:p>
+      <w:pPr>
+        <w:spacing w:after="120" w:line="240" w:lineRule="auto"/>
+        <w:ind w:right="6"/>
+        <w:jc w:val="thaiDistribute"/>
+        <w:rPr>
+          <w:rFonts w:ascii="CMU Serif Roman" w:hAnsi="CMU Serif Roman" w:cs="CMU Serif Roman"/>
+          <w:color w:val="000000" w:themeColor="text1"/>
+          <w:szCs w:val="28"/>
+        </w:rPr>
+      </w:pPr>
+    </w:p>
+    <w:p>
+      <w:pPr>
+        <w:spacing w:after="120" w:line="240" w:lineRule="auto"/>
+        <w:ind w:right="6"/>
+        <w:jc w:val="thaiDistribute"/>
+        <w:rPr>
+          <w:rFonts w:ascii="CMU Serif Roman" w:hAnsi="CMU Serif Roman" w:cs="CMU Serif Roman"/>
+          <w:color w:val="000000" w:themeColor="text1"/>
+          <w:szCs w:val="28"/>
+        </w:rPr>
+      </w:pPr>
+    </w:p>
+    <w:p>
+      <w:pPr>
+        <w:spacing w:after="120" w:line="240" w:lineRule="auto"/>
+        <w:ind w:right="6"/>
+        <w:jc w:val="thaiDistribute"/>
+        <w:rPr>
+          <w:rFonts w:ascii="CMU Serif Roman" w:hAnsi="CMU Serif Roman" w:cs="CMU Serif Roman"/>
+          <w:color w:val="000000" w:themeColor="text1"/>
+          <w:szCs w:val="28"/>
+        </w:rPr>
+      </w:pPr>
+    </w:p>
+    <w:p>
+      <w:pPr>
+        <w:spacing w:after="120" w:line="240" w:lineRule="auto"/>
+        <w:ind w:right="6"/>
+        <w:jc w:val="thaiDistribute"/>
+        <w:rPr>
+          <w:rFonts w:ascii="CMU Serif Roman" w:hAnsi="CMU Serif Roman" w:cs="CMU Serif Roman"/>
+          <w:color w:val="000000" w:themeColor="text1"/>
+          <w:szCs w:val="28"/>
+        </w:rPr>
+      </w:pPr>
+    </w:p>
+    <w:p>
+      <w:pPr>
+        <w:spacing w:after="120" w:line="240" w:lineRule="auto"/>
+        <w:ind w:right="6"/>
+        <w:jc w:val="thaiDistribute"/>
+        <w:rPr>
+          <w:rFonts w:ascii="CMU Serif Roman" w:hAnsi="CMU Serif Roman" w:cs="CMU Serif Roman"/>
+          <w:color w:val="000000" w:themeColor="text1"/>
+          <w:szCs w:val="28"/>
+        </w:rPr>
+      </w:pPr>
     </w:p>
     <w:p>
       <w:pPr>
@@ -8447,458 +9071,6 @@
         <w:ind w:right="4"/>
         <w:jc w:val="thaiDistribute"/>
         <w:rPr>
-          <w:rFonts w:ascii="CMU Serif Roman" w:hAnsi="CMU Serif Roman" w:cs="CMU Serif Roman"/>
-          <w:color w:val="000000" w:themeColor="text1"/>
-          <w:szCs w:val="28"/>
-        </w:rPr>
-      </w:pPr>
-      <w:r>
-        <w:rPr>
-          <w:rFonts w:ascii="CMU Serif Roman" w:hAnsi="CMU Serif Roman" w:cs="CMU Serif Roman"/>
-          <w:b/>
-          <w:bCs/>
-          <w:color w:val="000000" w:themeColor="text1"/>
-          <w:szCs w:val="28"/>
-        </w:rPr>
-        <w:t xml:space="preserve">6.1 </w:t>
-      </w:r>
-      <w:r>
-        <w:rPr>
-          <w:rFonts w:ascii="CMU Serif Roman" w:hAnsi="CMU Serif Roman" w:cs="CMU Serif Roman"/>
-          <w:b/>
-          <w:bCs/>
-          <w:color w:val="000000" w:themeColor="text1"/>
-          <w:szCs w:val="28"/>
-        </w:rPr>
-        <w:t xml:space="preserve">Hypothesis 1 </w:t>
-      </w:r>
-      <w:r>
-        <w:rPr>
-          <w:rFonts w:ascii="CMU Serif Roman" w:hAnsi="CMU Serif Roman" w:cs="CMU Serif Roman"/>
-          <w:b/>
-          <w:bCs/>
-          <w:color w:val="000000" w:themeColor="text1"/>
-          <w:szCs w:val="28"/>
-        </w:rPr>
-        <w:t xml:space="preserve">: </w:t>
-      </w:r>
-      <w:r>
-        <w:rPr>
-          <w:rFonts w:ascii="CMU Serif Roman" w:hAnsi="CMU Serif Roman" w:cs="CMU Serif Roman"/>
-          <w:b/>
-          <w:bCs/>
-          <w:color w:val="000000" w:themeColor="text1"/>
-          <w:szCs w:val="28"/>
-        </w:rPr>
-        <w:t>Baseline Models</w:t>
-      </w:r>
-    </w:p>
-    <w:p>
-      <w:pPr>
-        <w:spacing w:after="120" w:line="240" w:lineRule="auto"/>
-        <w:ind w:right="6"/>
-        <w:jc w:val="thaiDistribute"/>
-        <w:rPr>
-          <w:rFonts w:ascii="CMU Serif Roman" w:hAnsi="CMU Serif Roman" w:cs="CMU Serif Roman"/>
-          <w:color w:val="000000" w:themeColor="text1"/>
-          <w:sz w:val="22"/>
-          <w:szCs w:val="24"/>
-        </w:rPr>
-      </w:pPr>
-      <w:r>
-        <w:rPr>
-          <w:rFonts w:ascii="CMU Serif Roman" w:hAnsi="CMU Serif Roman" w:cs="CMU Serif Roman"/>
-          <w:color w:val="000000" w:themeColor="text1"/>
-          <w:sz w:val="22"/>
-          <w:szCs w:val="24"/>
-        </w:rPr>
-        <w:t>To establish a minimum performance lower bound, this project selects three baseline models from the curriculum, including Naive Bayes</w:t>
-      </w:r>
-      <w:r>
-        <w:rPr>
-          <w:rFonts w:ascii="CMU Serif Roman" w:hAnsi="CMU Serif Roman" w:cs="CMU Serif Roman"/>
-          <w:color w:val="000000" w:themeColor="text1"/>
-          <w:sz w:val="22"/>
-          <w:szCs w:val="24"/>
-        </w:rPr>
-        <w:t>,</w:t>
-      </w:r>
-      <w:r>
-        <w:rPr>
-          <w:rFonts w:ascii="CMU Serif Roman" w:hAnsi="CMU Serif Roman" w:cs="CMU Serif Roman"/>
-          <w:color w:val="000000" w:themeColor="text1"/>
-          <w:sz w:val="22"/>
-          <w:szCs w:val="24"/>
-        </w:rPr>
-        <w:t xml:space="preserve"> Logistic Regression</w:t>
-      </w:r>
-      <w:r>
-        <w:rPr>
-          <w:rFonts w:ascii="CMU Serif Roman" w:hAnsi="CMU Serif Roman" w:cs="CMU Serif Roman"/>
-          <w:color w:val="000000" w:themeColor="text1"/>
-          <w:sz w:val="22"/>
-          <w:szCs w:val="24"/>
-        </w:rPr>
-        <w:t xml:space="preserve"> and </w:t>
-      </w:r>
-      <w:r>
-        <w:rPr>
-          <w:rFonts w:ascii="CMU Serif Roman" w:hAnsi="CMU Serif Roman" w:cs="CMU Serif Roman"/>
-          <w:color w:val="000000" w:themeColor="text1"/>
-          <w:sz w:val="22"/>
-          <w:szCs w:val="24"/>
-        </w:rPr>
-        <w:t>Random Forest Classifier</w:t>
-      </w:r>
-      <w:r>
-        <w:rPr>
-          <w:rFonts w:ascii="CMU Serif Roman" w:hAnsi="CMU Serif Roman" w:cs="CMU Serif Roman"/>
-          <w:color w:val="000000" w:themeColor="text1"/>
-          <w:sz w:val="22"/>
-          <w:szCs w:val="24"/>
-        </w:rPr>
-        <w:t>. Each model has different basic assumptions. Naive Bayes assumes that features are independent (Independence Assumption), which is known to contradict the highly correlated nature of price data; thus, it clearly serves as a statistical lower bound. Meanwhile, Logistic Regression has more flexible assumptions and is expected to perform better as a competitive baseline. All three models must be able to classify 'Buy' and 'Sell' signals significantly better than random guessing (Accuracy &gt; 50%) with statistical significance. This confirms that the selected data has enough predictive power before moving on to develop advanced models.</w:t>
-      </w:r>
-    </w:p>
-    <w:p>
-      <w:pPr>
-        <w:spacing w:after="120" w:line="240" w:lineRule="auto"/>
-        <w:ind w:right="6"/>
-        <w:jc w:val="thaiDistribute"/>
-        <w:rPr>
-          <w:rFonts w:ascii="CMU Serif Roman" w:hAnsi="CMU Serif Roman" w:cs="CMU Serif Roman"/>
-          <w:color w:val="000000" w:themeColor="text1"/>
-          <w:szCs w:val="28"/>
-        </w:rPr>
-      </w:pPr>
-      <w:r>
-        <w:rPr>
-          <w:rFonts w:ascii="CMU Serif Roman" w:hAnsi="CMU Serif Roman" w:cs="CMU Serif Roman"/>
-          <w:b/>
-          <w:bCs/>
-          <w:color w:val="000000" w:themeColor="text1"/>
-          <w:szCs w:val="28"/>
-        </w:rPr>
-        <w:t xml:space="preserve">6.2 </w:t>
-      </w:r>
-      <w:r>
-        <w:rPr>
-          <w:rFonts w:ascii="CMU Serif Roman" w:hAnsi="CMU Serif Roman" w:cs="CMU Serif Roman"/>
-          <w:b/>
-          <w:bCs/>
-          <w:color w:val="000000" w:themeColor="text1"/>
-          <w:szCs w:val="28"/>
-        </w:rPr>
-        <w:t xml:space="preserve">Hypothesis 2 </w:t>
-      </w:r>
-      <w:r>
-        <w:rPr>
-          <w:rFonts w:ascii="CMU Serif Roman" w:hAnsi="CMU Serif Roman" w:cs="CMU Serif Roman"/>
-          <w:b/>
-          <w:bCs/>
-          <w:color w:val="000000" w:themeColor="text1"/>
-          <w:szCs w:val="28"/>
-        </w:rPr>
-        <w:t xml:space="preserve">: </w:t>
-      </w:r>
-      <w:r>
-        <w:rPr>
-          <w:rFonts w:ascii="CMU Serif Roman" w:hAnsi="CMU Serif Roman" w:cs="CMU Serif Roman"/>
-          <w:b/>
-          <w:bCs/>
-          <w:color w:val="000000" w:themeColor="text1"/>
-          <w:szCs w:val="28"/>
-        </w:rPr>
-        <w:t>Time-Series and Volatility Feature Management</w:t>
-      </w:r>
-      <w:r>
-        <w:rPr>
-          <w:rFonts w:ascii="CMU Serif Roman" w:hAnsi="CMU Serif Roman" w:cs="CMU Serif Roman"/>
-          <w:color w:val="000000" w:themeColor="text1"/>
-          <w:szCs w:val="28"/>
-        </w:rPr>
-        <w:t> </w:t>
-      </w:r>
-    </w:p>
-    <w:p>
-      <w:pPr>
-        <w:spacing w:after="120" w:line="240" w:lineRule="auto"/>
-        <w:ind w:right="6"/>
-        <w:jc w:val="thaiDistribute"/>
-        <w:rPr>
-          <w:rFonts w:ascii="CMU Serif Roman" w:hAnsi="CMU Serif Roman" w:cs="CMU Serif Roman"/>
-          <w:color w:val="000000" w:themeColor="text1"/>
-          <w:szCs w:val="28"/>
-        </w:rPr>
-      </w:pPr>
-      <w:r>
-        <w:rPr>
-          <w:rFonts w:ascii="CMU Serif Roman" w:hAnsi="CMU Serif Roman" w:cs="CMU Serif Roman"/>
-          <w:color w:val="000000" w:themeColor="text1"/>
-          <w:szCs w:val="28"/>
-        </w:rPr>
-        <w:t>Creating and adding lag features (e.g., historical prices from the past 7-15 days) alongside volatility indicators (e.g., Average True Range [ATR] or Rolling Standard Deviation) will help the model distinguish real trend changes from temporary price fluctuations. This will effectively reduce the rate of false positive buy signals.</w:t>
-      </w:r>
-    </w:p>
-    <w:p>
-      <w:pPr>
-        <w:spacing w:after="120" w:line="240" w:lineRule="auto"/>
-        <w:ind w:right="6"/>
-        <w:jc w:val="thaiDistribute"/>
-        <w:rPr>
-          <w:rFonts w:ascii="CMU Serif Roman" w:hAnsi="CMU Serif Roman" w:cs="CMU Serif Roman"/>
-          <w:color w:val="000000" w:themeColor="text1"/>
-          <w:szCs w:val="28"/>
-        </w:rPr>
-      </w:pPr>
-      <w:r>
-        <w:rPr>
-          <w:rFonts w:ascii="CMU Serif Roman" w:hAnsi="CMU Serif Roman" w:cs="CMU Serif Roman"/>
-          <w:b/>
-          <w:bCs/>
-          <w:color w:val="000000" w:themeColor="text1"/>
-          <w:szCs w:val="28"/>
-        </w:rPr>
-        <w:t xml:space="preserve">6.3 </w:t>
-      </w:r>
-      <w:r>
-        <w:rPr>
-          <w:rFonts w:ascii="CMU Serif Roman" w:hAnsi="CMU Serif Roman" w:cs="CMU Serif Roman"/>
-          <w:b/>
-          <w:bCs/>
-          <w:color w:val="000000" w:themeColor="text1"/>
-          <w:szCs w:val="28"/>
-        </w:rPr>
-        <w:t xml:space="preserve">Hypothesis 3 </w:t>
-      </w:r>
-      <w:r>
-        <w:rPr>
-          <w:rFonts w:ascii="CMU Serif Roman" w:hAnsi="CMU Serif Roman" w:cs="CMU Serif Roman"/>
-          <w:b/>
-          <w:bCs/>
-          <w:color w:val="000000" w:themeColor="text1"/>
-          <w:szCs w:val="28"/>
-        </w:rPr>
-        <w:t xml:space="preserve">: </w:t>
-      </w:r>
-      <w:r>
-        <w:rPr>
-          <w:rFonts w:ascii="CMU Serif Roman" w:hAnsi="CMU Serif Roman" w:cs="CMU Serif Roman"/>
-          <w:b/>
-          <w:bCs/>
-          <w:color w:val="000000" w:themeColor="text1"/>
-          <w:szCs w:val="28"/>
-        </w:rPr>
-        <w:t>Macroeconomic Factors and Crisis Proxies</w:t>
-      </w:r>
-      <w:r>
-        <w:rPr>
-          <w:rFonts w:ascii="CMU Serif Roman" w:hAnsi="CMU Serif Roman" w:cs="CMU Serif Roman"/>
-          <w:b/>
-          <w:bCs/>
-          <w:color w:val="000000" w:themeColor="text1"/>
-          <w:szCs w:val="28"/>
-        </w:rPr>
-        <w:t xml:space="preserve"> </w:t>
-      </w:r>
-    </w:p>
-    <w:p>
-      <w:pPr>
-        <w:spacing w:after="120" w:line="240" w:lineRule="auto"/>
-        <w:ind w:right="6"/>
-        <w:jc w:val="thaiDistribute"/>
-        <w:rPr>
-          <w:rFonts w:ascii="CMU Serif Roman" w:hAnsi="CMU Serif Roman" w:cs="CMU Serif Roman"/>
-          <w:color w:val="000000" w:themeColor="text1"/>
-          <w:szCs w:val="28"/>
-        </w:rPr>
-      </w:pPr>
-      <w:r>
-        <w:rPr>
-          <w:rFonts w:ascii="CMU Serif Roman" w:hAnsi="CMU Serif Roman" w:cs="CMU Serif Roman"/>
-          <w:color w:val="000000" w:themeColor="text1"/>
-          <w:szCs w:val="28"/>
-        </w:rPr>
-        <w:t>During periods of geopolitical market tension, using economic indicators like the "VIX Index" (Fear Index) and "US Government Bond Yields" as independent variables will act as effective proxies to capture safe-haven money flows. This can be achieved efficiently without needing a Natural Language Processing (NLP) system to analyze news articles.</w:t>
-      </w:r>
-    </w:p>
-    <w:p>
-      <w:pPr>
-        <w:spacing w:after="120" w:line="240" w:lineRule="auto"/>
-        <w:ind w:right="6"/>
-        <w:jc w:val="thaiDistribute"/>
-        <w:rPr>
-          <w:rFonts w:ascii="CMU Serif Roman" w:hAnsi="CMU Serif Roman" w:cs="CMU Serif Roman"/>
-          <w:color w:val="000000" w:themeColor="text1"/>
-          <w:szCs w:val="28"/>
-        </w:rPr>
-      </w:pPr>
-      <w:r>
-        <w:rPr>
-          <w:rFonts w:ascii="CMU Serif Roman" w:hAnsi="CMU Serif Roman" w:cs="CMU Serif Roman"/>
-          <w:b/>
-          <w:bCs/>
-          <w:color w:val="000000" w:themeColor="text1"/>
-          <w:szCs w:val="28"/>
-        </w:rPr>
-        <w:t xml:space="preserve">6.4 </w:t>
-      </w:r>
-      <w:r>
-        <w:rPr>
-          <w:rFonts w:ascii="CMU Serif Roman" w:hAnsi="CMU Serif Roman" w:cs="CMU Serif Roman"/>
-          <w:b/>
-          <w:bCs/>
-          <w:color w:val="000000" w:themeColor="text1"/>
-          <w:szCs w:val="28"/>
-        </w:rPr>
-        <w:t xml:space="preserve">Hypothesis 4 </w:t>
-      </w:r>
-      <w:r>
-        <w:rPr>
-          <w:rFonts w:ascii="CMU Serif Roman" w:hAnsi="CMU Serif Roman" w:cs="CMU Serif Roman"/>
-          <w:b/>
-          <w:bCs/>
-          <w:color w:val="000000" w:themeColor="text1"/>
-          <w:szCs w:val="28"/>
-        </w:rPr>
-        <w:t xml:space="preserve">: </w:t>
-      </w:r>
-      <w:r>
-        <w:rPr>
-          <w:rFonts w:ascii="CMU Serif Roman" w:hAnsi="CMU Serif Roman" w:cs="CMU Serif Roman"/>
-          <w:b/>
-          <w:bCs/>
-          <w:color w:val="000000" w:themeColor="text1"/>
-          <w:szCs w:val="28"/>
-        </w:rPr>
-        <w:t>Algorithm Complexity</w:t>
-      </w:r>
-    </w:p>
-    <w:p>
-      <w:pPr>
-        <w:spacing w:after="120" w:line="240" w:lineRule="auto"/>
-        <w:ind w:right="6"/>
-        <w:jc w:val="thaiDistribute"/>
-        <w:rPr>
-          <w:rFonts w:ascii="CMU Serif Roman" w:hAnsi="CMU Serif Roman" w:cs="CMU Serif Roman"/>
-          <w:color w:val="000000" w:themeColor="text1"/>
-          <w:szCs w:val="28"/>
-        </w:rPr>
-      </w:pPr>
-      <w:r>
-        <w:rPr>
-          <w:rFonts w:ascii="CMU Serif Roman" w:hAnsi="CMU Serif Roman" w:cs="CMU Serif Roman"/>
-          <w:color w:val="000000" w:themeColor="text1"/>
-          <w:szCs w:val="28"/>
-        </w:rPr>
-        <w:t>Because gold prices and macroeconomic factors share a complex and non-linear relationship, using non-linear models (such as Decision Tree Regression or Random Forest) will predict gold closing prices (Regression) more accurately and result in lower error rates compared to simple Linear Regression models.</w:t>
-      </w:r>
-    </w:p>
-    <w:p>
-      <w:pPr>
-        <w:spacing w:after="120" w:line="240" w:lineRule="auto"/>
-        <w:ind w:right="6"/>
-        <w:jc w:val="thaiDistribute"/>
-        <w:rPr>
-          <w:rFonts w:ascii="CMU Serif Roman" w:hAnsi="CMU Serif Roman" w:cs="CMU Serif Roman"/>
-          <w:color w:val="000000" w:themeColor="text1"/>
-          <w:szCs w:val="28"/>
-        </w:rPr>
-      </w:pPr>
-    </w:p>
-    <w:p>
-      <w:pPr>
-        <w:spacing w:after="120" w:line="240" w:lineRule="auto"/>
-        <w:ind w:right="6"/>
-        <w:jc w:val="thaiDistribute"/>
-        <w:rPr>
-          <w:rFonts w:ascii="CMU Serif Roman" w:hAnsi="CMU Serif Roman" w:cs="CMU Serif Roman"/>
-          <w:color w:val="000000" w:themeColor="text1"/>
-          <w:szCs w:val="28"/>
-        </w:rPr>
-      </w:pPr>
-    </w:p>
-    <w:p>
-      <w:pPr>
-        <w:spacing w:after="120" w:line="240" w:lineRule="auto"/>
-        <w:ind w:right="6"/>
-        <w:jc w:val="thaiDistribute"/>
-        <w:rPr>
-          <w:rFonts w:ascii="CMU Serif Roman" w:hAnsi="CMU Serif Roman" w:cs="CMU Serif Roman"/>
-          <w:color w:val="000000" w:themeColor="text1"/>
-          <w:szCs w:val="28"/>
-        </w:rPr>
-      </w:pPr>
-    </w:p>
-    <w:p>
-      <w:pPr>
-        <w:spacing w:after="120" w:line="240" w:lineRule="auto"/>
-        <w:ind w:right="6"/>
-        <w:jc w:val="thaiDistribute"/>
-        <w:rPr>
-          <w:rFonts w:ascii="CMU Serif Roman" w:hAnsi="CMU Serif Roman" w:cs="CMU Serif Roman"/>
-          <w:color w:val="000000" w:themeColor="text1"/>
-          <w:szCs w:val="28"/>
-        </w:rPr>
-      </w:pPr>
-    </w:p>
-    <w:p>
-      <w:pPr>
-        <w:spacing w:after="120" w:line="240" w:lineRule="auto"/>
-        <w:ind w:right="6"/>
-        <w:jc w:val="thaiDistribute"/>
-        <w:rPr>
-          <w:rFonts w:ascii="CMU Serif Roman" w:hAnsi="CMU Serif Roman" w:cs="CMU Serif Roman"/>
-          <w:color w:val="000000" w:themeColor="text1"/>
-          <w:szCs w:val="28"/>
-        </w:rPr>
-      </w:pPr>
-    </w:p>
-    <w:p>
-      <w:pPr>
-        <w:spacing w:after="120" w:line="240" w:lineRule="auto"/>
-        <w:ind w:right="6"/>
-        <w:jc w:val="thaiDistribute"/>
-        <w:rPr>
-          <w:rFonts w:ascii="CMU Serif Roman" w:hAnsi="CMU Serif Roman" w:cs="CMU Serif Roman"/>
-          <w:color w:val="000000" w:themeColor="text1"/>
-          <w:szCs w:val="28"/>
-        </w:rPr>
-      </w:pPr>
-    </w:p>
-    <w:p>
-      <w:pPr>
-        <w:spacing w:after="120" w:line="240" w:lineRule="auto"/>
-        <w:ind w:right="6"/>
-        <w:jc w:val="thaiDistribute"/>
-        <w:rPr>
-          <w:rFonts w:ascii="CMU Serif Roman" w:hAnsi="CMU Serif Roman" w:cs="CMU Serif Roman"/>
-          <w:color w:val="000000" w:themeColor="text1"/>
-          <w:szCs w:val="28"/>
-        </w:rPr>
-      </w:pPr>
-    </w:p>
-    <w:p>
-      <w:pPr>
-        <w:spacing w:after="120" w:line="240" w:lineRule="auto"/>
-        <w:ind w:right="6"/>
-        <w:jc w:val="thaiDistribute"/>
-        <w:rPr>
-          <w:rFonts w:ascii="CMU Serif Roman" w:hAnsi="CMU Serif Roman" w:cs="CMU Serif Roman"/>
-          <w:color w:val="000000" w:themeColor="text1"/>
-          <w:szCs w:val="28"/>
-        </w:rPr>
-      </w:pPr>
-    </w:p>
-    <w:p>
-      <w:pPr>
-        <w:pBdr>
-          <w:bottom w:val="single" w:sz="4" w:space="1" w:color="000000" w:themeColor="text1"/>
-        </w:pBdr>
-        <w:spacing w:line="240" w:lineRule="auto"/>
-        <w:ind w:right="4"/>
-        <w:jc w:val="thaiDistribute"/>
-        <w:rPr>
           <w:rFonts w:ascii="CMU Serif Roman" w:hAnsi="CMU Serif Roman"/>
           <w:b/>
           <w:bCs/>
@@ -8982,200 +9154,61 @@
           <w:color w:val="000000" w:themeColor="text1"/>
           <w:szCs w:val="28"/>
         </w:rPr>
-        <w:t>7.1 Engineered Features</w:t>
-      </w:r>
-    </w:p>
-    <w:p>
-      <w:pPr>
-        <w:spacing w:after="120" w:line="240" w:lineRule="auto"/>
-        <w:ind w:right="6"/>
-        <w:jc w:val="thaiDistribute"/>
-        <w:rPr>
-          <w:rFonts w:ascii="CMU Serif Roman" w:hAnsi="CMU Serif Roman" w:cs="CMU Serif Roman"/>
-          <w:color w:val="000000" w:themeColor="text1"/>
-          <w:sz w:val="22"/>
-          <w:szCs w:val="24"/>
-        </w:rPr>
-      </w:pPr>
-      <w:r>
-        <w:rPr>
-          <w:rFonts w:ascii="CMU Serif Roman" w:hAnsi="CMU Serif Roman" w:cs="CMU Serif Roman"/>
-          <w:color w:val="000000" w:themeColor="text1"/>
-          <w:sz w:val="22"/>
-          <w:szCs w:val="24"/>
-        </w:rPr>
-        <w:t xml:space="preserve">The table below details the variables that have completed the feature engineering process. These will be used as the actual inputs for training the model. These variables are transformed from the raw data mentioned in Section </w:t>
-      </w:r>
-      <w:r>
-        <w:rPr>
-          <w:rFonts w:ascii="CMU Serif Roman" w:hAnsi="CMU Serif Roman" w:cs="CMU Serif Roman"/>
-          <w:color w:val="000000" w:themeColor="text1"/>
-          <w:sz w:val="22"/>
-          <w:szCs w:val="24"/>
-        </w:rPr>
-        <w:t>7</w:t>
-      </w:r>
-      <w:r>
-        <w:rPr>
-          <w:rFonts w:ascii="CMU Serif Roman" w:hAnsi="CMU Serif Roman" w:cs="CMU Serif Roman"/>
-          <w:color w:val="000000" w:themeColor="text1"/>
-          <w:sz w:val="22"/>
-          <w:szCs w:val="24"/>
-        </w:rPr>
-        <w:t>.2.</w:t>
-      </w:r>
-    </w:p>
-    <w:p>
-      <w:pPr>
-        <w:spacing w:after="120" w:line="240" w:lineRule="auto"/>
-        <w:ind w:right="6"/>
-        <w:jc w:val="thaiDistribute"/>
-        <w:rPr>
-          <w:rFonts w:ascii="CMU Serif Roman" w:hAnsi="CMU Serif Roman" w:cs="CMU Serif Roman"/>
-          <w:color w:val="000000" w:themeColor="text1"/>
-          <w:sz w:val="22"/>
-          <w:szCs w:val="24"/>
-        </w:rPr>
-      </w:pPr>
-    </w:p>
-    <w:p>
-      <w:pPr>
-        <w:spacing w:after="120" w:line="240" w:lineRule="auto"/>
-        <w:ind w:right="6"/>
-        <w:jc w:val="thaiDistribute"/>
-        <w:rPr>
-          <w:rFonts w:ascii="CMU Serif Roman" w:hAnsi="CMU Serif Roman" w:cs="CMU Serif Roman"/>
-          <w:color w:val="000000" w:themeColor="text1"/>
-          <w:sz w:val="22"/>
-          <w:szCs w:val="24"/>
-        </w:rPr>
-      </w:pPr>
-    </w:p>
-    <w:p>
-      <w:pPr>
-        <w:spacing w:after="120" w:line="240" w:lineRule="auto"/>
-        <w:ind w:right="6"/>
-        <w:jc w:val="thaiDistribute"/>
-        <w:rPr>
-          <w:rFonts w:ascii="CMU Serif Roman" w:hAnsi="CMU Serif Roman" w:cs="CMU Serif Roman"/>
-          <w:color w:val="000000" w:themeColor="text1"/>
-          <w:sz w:val="22"/>
-          <w:szCs w:val="24"/>
-        </w:rPr>
-      </w:pPr>
-    </w:p>
-    <w:p>
-      <w:pPr>
-        <w:spacing w:after="120" w:line="240" w:lineRule="auto"/>
-        <w:ind w:right="6"/>
-        <w:jc w:val="thaiDistribute"/>
-        <w:rPr>
-          <w:rFonts w:ascii="CMU Serif Roman" w:hAnsi="CMU Serif Roman" w:cs="CMU Serif Roman"/>
-          <w:color w:val="000000" w:themeColor="text1"/>
-          <w:sz w:val="22"/>
-          <w:szCs w:val="24"/>
-        </w:rPr>
-      </w:pPr>
-    </w:p>
-    <w:p>
-      <w:pPr>
-        <w:spacing w:after="120" w:line="240" w:lineRule="auto"/>
-        <w:ind w:right="6"/>
-        <w:jc w:val="thaiDistribute"/>
-        <w:rPr>
-          <w:rFonts w:ascii="CMU Serif Roman" w:hAnsi="CMU Serif Roman" w:cs="CMU Serif Roman"/>
-          <w:color w:val="000000" w:themeColor="text1"/>
-          <w:sz w:val="22"/>
-          <w:szCs w:val="24"/>
-        </w:rPr>
-      </w:pPr>
-    </w:p>
-    <w:p>
-      <w:pPr>
-        <w:spacing w:after="120" w:line="240" w:lineRule="auto"/>
-        <w:ind w:right="6"/>
-        <w:jc w:val="thaiDistribute"/>
-        <w:rPr>
-          <w:rFonts w:ascii="CMU Serif Roman" w:hAnsi="CMU Serif Roman" w:cs="CMU Serif Roman"/>
-          <w:color w:val="000000" w:themeColor="text1"/>
-          <w:sz w:val="22"/>
-          <w:szCs w:val="24"/>
-        </w:rPr>
-      </w:pPr>
-    </w:p>
-    <w:p>
-      <w:pPr>
-        <w:spacing w:after="120" w:line="240" w:lineRule="auto"/>
-        <w:ind w:right="6"/>
-        <w:jc w:val="thaiDistribute"/>
-        <w:rPr>
-          <w:rFonts w:ascii="CMU Serif Roman" w:hAnsi="CMU Serif Roman" w:cs="CMU Serif Roman"/>
-          <w:color w:val="000000" w:themeColor="text1"/>
-          <w:sz w:val="22"/>
-          <w:szCs w:val="24"/>
-        </w:rPr>
-      </w:pPr>
-    </w:p>
-    <w:p>
-      <w:pPr>
-        <w:spacing w:after="120" w:line="240" w:lineRule="auto"/>
-        <w:ind w:right="6"/>
-        <w:jc w:val="thaiDistribute"/>
-        <w:rPr>
-          <w:rFonts w:ascii="CMU Serif Roman" w:hAnsi="CMU Serif Roman" w:cs="CMU Serif Roman"/>
-          <w:color w:val="000000" w:themeColor="text1"/>
-          <w:sz w:val="22"/>
-          <w:szCs w:val="24"/>
-        </w:rPr>
-      </w:pPr>
+        <w:t xml:space="preserve">7.1 </w:t>
+      </w:r>
+      <w:r>
+        <w:rPr>
+          <w:rFonts w:ascii="CMU Serif Roman" w:hAnsi="CMU Serif Roman" w:cs="CMU Serif Roman"/>
+          <w:b/>
+          <w:bCs/>
+          <w:color w:val="000000" w:themeColor="text1"/>
+          <w:szCs w:val="28"/>
+        </w:rPr>
+        <w:t>Feature Categories &amp; Economic Rationale</w:t>
+      </w:r>
+    </w:p>
+    <w:p>
+      <w:pPr>
+        <w:spacing w:after="120" w:line="240" w:lineRule="auto"/>
+        <w:ind w:right="6"/>
+        <w:jc w:val="thaiDistribute"/>
+        <w:rPr>
+          <w:rFonts w:ascii="CMU Serif Roman" w:hAnsi="CMU Serif Roman" w:cs="CMU Serif Roman"/>
+          <w:color w:val="000000" w:themeColor="text1"/>
+          <w:sz w:val="22"/>
+          <w:szCs w:val="24"/>
+        </w:rPr>
+      </w:pPr>
+      <w:r>
+        <w:rPr>
+          <w:rFonts w:ascii="CMU Serif Roman" w:hAnsi="CMU Serif Roman" w:cs="CMU Serif Roman"/>
+          <w:color w:val="000000" w:themeColor="text1"/>
+          <w:sz w:val="22"/>
+          <w:szCs w:val="24"/>
+        </w:rPr>
+        <w:t>Based on financial market dynamics, candidate features were organized into five structural categories. Each category represents a distinct economic mechanism through which external forces transmit their effects onto gold prices.</w:t>
+      </w:r>
     </w:p>
     <w:tbl>
       <w:tblPr>
-        <w:tblpPr w:leftFromText="180" w:rightFromText="180" w:vertAnchor="page" w:horzAnchor="margin" w:tblpXSpec="center" w:tblpY="3855"/>
+        <w:tblStyle w:val="TableGrid"/>
         <w:tblW w:w="0" w:type="auto"/>
-        <w:tblCellSpacing w:w="15" w:type="dxa"/>
-        <w:tblBorders>
-          <w:top w:val="single" w:sz="4" w:space="0" w:color="000000" w:themeColor="text1"/>
-          <w:left w:val="single" w:sz="4" w:space="0" w:color="000000" w:themeColor="text1"/>
-          <w:bottom w:val="single" w:sz="4" w:space="0" w:color="000000" w:themeColor="text1"/>
-          <w:right w:val="single" w:sz="4" w:space="0" w:color="000000" w:themeColor="text1"/>
-          <w:insideH w:val="single" w:sz="4" w:space="0" w:color="000000" w:themeColor="text1"/>
-          <w:insideV w:val="single" w:sz="4" w:space="0" w:color="000000" w:themeColor="text1"/>
-        </w:tblBorders>
-        <w:tblCellMar>
-          <w:top w:w="15" w:type="dxa"/>
-          <w:left w:w="15" w:type="dxa"/>
-          <w:bottom w:w="15" w:type="dxa"/>
-          <w:right w:w="15" w:type="dxa"/>
-        </w:tblCellMar>
         <w:tblLook w:val="04A0" w:firstRow="1" w:lastRow="0" w:firstColumn="1" w:lastColumn="0" w:noHBand="0" w:noVBand="1"/>
       </w:tblPr>
       <w:tblGrid>
-        <w:gridCol w:w="2391"/>
-        <w:gridCol w:w="1490"/>
-        <w:gridCol w:w="2231"/>
-        <w:gridCol w:w="1396"/>
+        <w:gridCol w:w="2263"/>
+        <w:gridCol w:w="3261"/>
+        <w:gridCol w:w="3826"/>
       </w:tblGrid>
       <w:tr>
-        <w:trPr>
-          <w:tblHeader/>
-          <w:tblCellSpacing w:w="15" w:type="dxa"/>
-        </w:trPr>
         <w:tc>
           <w:tcPr>
-            <w:tcW w:w="0" w:type="auto"/>
-            <w:tcBorders>
-              <w:top w:val="nil"/>
-              <w:left w:val="nil"/>
-              <w:bottom w:val="single" w:sz="4" w:space="0" w:color="000000"/>
-              <w:right w:val="single" w:sz="4" w:space="0" w:color="000000"/>
-            </w:tcBorders>
+            <w:tcW w:w="2263" w:type="dxa"/>
             <w:vAlign w:val="center"/>
-            <w:hideMark/>
           </w:tcPr>
           <w:p>
             <w:pPr>
-              <w:spacing w:after="120" w:line="240" w:lineRule="auto"/>
+              <w:spacing w:after="120"/>
               <w:ind w:right="6"/>
               <w:jc w:val="center"/>
               <w:rPr>
@@ -9183,8 +9216,8 @@
                 <w:b/>
                 <w:bCs/>
                 <w:color w:val="000000" w:themeColor="text1"/>
-                <w:sz w:val="20"/>
-                <w:szCs w:val="21"/>
+                <w:sz w:val="18"/>
+                <w:szCs w:val="18"/>
               </w:rPr>
             </w:pPr>
             <w:r>
@@ -9192,29 +9225,22 @@
                 <w:rFonts w:ascii="CMU Serif Roman" w:hAnsi="CMU Serif Roman" w:cs="CMU Serif Roman"/>
                 <w:b/>
                 <w:bCs/>
-                <w:color w:val="000000" w:themeColor="text1"/>
-                <w:sz w:val="20"/>
-                <w:szCs w:val="21"/>
-              </w:rPr>
-              <w:t>Feature</w:t>
+                <w:color w:val="000000"/>
+                <w:sz w:val="18"/>
+                <w:szCs w:val="18"/>
+              </w:rPr>
+              <w:t>Feature Category</w:t>
             </w:r>
           </w:p>
         </w:tc>
         <w:tc>
           <w:tcPr>
-            <w:tcW w:w="0" w:type="auto"/>
-            <w:tcBorders>
-              <w:top w:val="nil"/>
-              <w:left w:val="nil"/>
-              <w:bottom w:val="single" w:sz="4" w:space="0" w:color="000000"/>
-              <w:right w:val="nil"/>
-            </w:tcBorders>
+            <w:tcW w:w="3261" w:type="dxa"/>
             <w:vAlign w:val="center"/>
-            <w:hideMark/>
           </w:tcPr>
           <w:p>
             <w:pPr>
-              <w:spacing w:after="120" w:line="240" w:lineRule="auto"/>
+              <w:spacing w:after="120"/>
               <w:ind w:right="6"/>
               <w:jc w:val="center"/>
               <w:rPr>
@@ -9222,8 +9248,8 @@
                 <w:b/>
                 <w:bCs/>
                 <w:color w:val="000000" w:themeColor="text1"/>
-                <w:sz w:val="20"/>
-                <w:szCs w:val="21"/>
+                <w:sz w:val="18"/>
+                <w:szCs w:val="18"/>
               </w:rPr>
             </w:pPr>
             <w:r>
@@ -9231,29 +9257,22 @@
                 <w:rFonts w:ascii="CMU Serif Roman" w:hAnsi="CMU Serif Roman" w:cs="CMU Serif Roman"/>
                 <w:b/>
                 <w:bCs/>
-                <w:color w:val="000000" w:themeColor="text1"/>
-                <w:sz w:val="20"/>
-                <w:szCs w:val="21"/>
-              </w:rPr>
-              <w:t>Data Type</w:t>
+                <w:color w:val="000000"/>
+                <w:sz w:val="18"/>
+                <w:szCs w:val="18"/>
+              </w:rPr>
+              <w:t>Variables &amp; Indicators</w:t>
             </w:r>
           </w:p>
         </w:tc>
         <w:tc>
           <w:tcPr>
-            <w:tcW w:w="0" w:type="auto"/>
-            <w:tcBorders>
-              <w:top w:val="nil"/>
-              <w:left w:val="single" w:sz="4" w:space="0" w:color="000000"/>
-              <w:bottom w:val="single" w:sz="4" w:space="0" w:color="000000"/>
-              <w:right w:val="single" w:sz="4" w:space="0" w:color="000000"/>
-            </w:tcBorders>
+            <w:tcW w:w="3826" w:type="dxa"/>
             <w:vAlign w:val="center"/>
-            <w:hideMark/>
           </w:tcPr>
           <w:p>
             <w:pPr>
-              <w:spacing w:after="120" w:line="240" w:lineRule="auto"/>
+              <w:spacing w:after="120"/>
               <w:ind w:right="6"/>
               <w:jc w:val="center"/>
               <w:rPr>
@@ -9261,647 +9280,460 @@
                 <w:b/>
                 <w:bCs/>
                 <w:color w:val="000000" w:themeColor="text1"/>
-                <w:sz w:val="20"/>
-                <w:szCs w:val="21"/>
+                <w:sz w:val="18"/>
+                <w:szCs w:val="18"/>
               </w:rPr>
             </w:pPr>
             <w:r>
+              <w:rPr>
+                <w:rFonts w:ascii="CMU Serif Roman" w:hAnsi="CMU Serif Roman" w:cs="CMU Serif Roman"/>
+                <w:b/>
+                <w:bCs/>
+                <w:color w:val="000000"/>
+                <w:sz w:val="18"/>
+                <w:szCs w:val="18"/>
+              </w:rPr>
+              <w:t>Economic Rationale</w:t>
+            </w:r>
+          </w:p>
+        </w:tc>
+      </w:tr>
+      <w:tr>
+        <w:tc>
+          <w:tcPr>
+            <w:tcW w:w="2263" w:type="dxa"/>
+            <w:vAlign w:val="center"/>
+          </w:tcPr>
+          <w:p>
+            <w:pPr>
+              <w:spacing w:after="120"/>
+              <w:ind w:right="6"/>
+              <w:jc w:val="center"/>
               <w:rPr>
                 <w:rFonts w:ascii="CMU Serif Roman" w:hAnsi="CMU Serif Roman" w:cs="CMU Serif Roman"/>
                 <w:b/>
                 <w:bCs/>
                 <w:color w:val="000000" w:themeColor="text1"/>
-                <w:sz w:val="20"/>
-                <w:szCs w:val="21"/>
-              </w:rPr>
-              <w:t>Unit</w:t>
+                <w:sz w:val="18"/>
+                <w:szCs w:val="18"/>
+              </w:rPr>
+            </w:pPr>
+            <w:r>
+              <w:rPr>
+                <w:rFonts w:ascii="CMU Serif Roman" w:hAnsi="CMU Serif Roman" w:cs="CMU Serif Roman"/>
+                <w:b/>
+                <w:bCs/>
+                <w:color w:val="000000"/>
+                <w:sz w:val="18"/>
+                <w:szCs w:val="18"/>
+              </w:rPr>
+              <w:t>Price Technical Indicators</w:t>
             </w:r>
           </w:p>
         </w:tc>
         <w:tc>
           <w:tcPr>
-            <w:tcW w:w="0" w:type="auto"/>
-            <w:tcBorders>
-              <w:top w:val="nil"/>
-              <w:left w:val="nil"/>
-              <w:bottom w:val="single" w:sz="4" w:space="0" w:color="000000"/>
-              <w:right w:val="nil"/>
-            </w:tcBorders>
+            <w:tcW w:w="3261" w:type="dxa"/>
             <w:vAlign w:val="center"/>
-            <w:hideMark/>
           </w:tcPr>
           <w:p>
             <w:pPr>
-              <w:spacing w:after="120" w:line="240" w:lineRule="auto"/>
+              <w:spacing w:after="120"/>
               <w:ind w:right="6"/>
-              <w:jc w:val="center"/>
-              <w:rPr>
-                <w:rFonts w:ascii="CMU Serif Roman" w:hAnsi="CMU Serif Roman" w:cs="CMU Serif Roman"/>
-                <w:b/>
-                <w:bCs/>
+              <w:rPr>
+                <w:rFonts w:ascii="CMU Serif Roman" w:hAnsi="CMU Serif Roman" w:cs="CMU Serif Roman"/>
                 <w:color w:val="000000" w:themeColor="text1"/>
-                <w:sz w:val="20"/>
-                <w:szCs w:val="21"/>
+                <w:sz w:val="18"/>
+                <w:szCs w:val="18"/>
               </w:rPr>
             </w:pPr>
             <w:r>
               <w:rPr>
                 <w:rFonts w:ascii="CMU Serif Roman" w:hAnsi="CMU Serif Roman" w:cs="CMU Serif Roman"/>
-                <w:b/>
-                <w:bCs/>
+                <w:color w:val="000000"/>
+                <w:sz w:val="18"/>
+                <w:szCs w:val="18"/>
+              </w:rPr>
+              <w:t>Moving Averages (MA 7, 15, 30), RSI, MACD, Bollinger Bands, ATR, Rate of Change (ROC), Garman Klass Volume</w:t>
+            </w:r>
+          </w:p>
+        </w:tc>
+        <w:tc>
+          <w:tcPr>
+            <w:tcW w:w="3826" w:type="dxa"/>
+            <w:vAlign w:val="center"/>
+          </w:tcPr>
+          <w:p>
+            <w:pPr>
+              <w:spacing w:after="120"/>
+              <w:ind w:right="6"/>
+              <w:rPr>
+                <w:rFonts w:ascii="CMU Serif Roman" w:hAnsi="CMU Serif Roman" w:cs="CMU Serif Roman"/>
                 <w:color w:val="000000" w:themeColor="text1"/>
-                <w:sz w:val="20"/>
-                <w:szCs w:val="21"/>
-              </w:rPr>
-              <w:t>Frequency</w:t>
+                <w:sz w:val="18"/>
+                <w:szCs w:val="18"/>
+              </w:rPr>
+            </w:pPr>
+            <w:r>
+              <w:rPr>
+                <w:rFonts w:ascii="CMU Serif Roman" w:hAnsi="CMU Serif Roman" w:cs="CMU Serif Roman"/>
+                <w:color w:val="000000"/>
+                <w:sz w:val="18"/>
+                <w:szCs w:val="18"/>
+              </w:rPr>
+              <w:t>Used to filter short-term market noise, identify momentum strength, detect overbought/oversold conditions, and measure price range volatility</w:t>
             </w:r>
           </w:p>
         </w:tc>
       </w:tr>
       <w:tr>
-        <w:trPr>
-          <w:tblCellSpacing w:w="15" w:type="dxa"/>
-        </w:trPr>
         <w:tc>
           <w:tcPr>
-            <w:tcW w:w="0" w:type="auto"/>
-            <w:tcBorders>
-              <w:top w:val="nil"/>
-              <w:left w:val="nil"/>
-              <w:bottom w:val="nil"/>
-              <w:right w:val="single" w:sz="4" w:space="0" w:color="000000"/>
-            </w:tcBorders>
+            <w:tcW w:w="2263" w:type="dxa"/>
             <w:vAlign w:val="center"/>
-            <w:hideMark/>
           </w:tcPr>
           <w:p>
             <w:pPr>
-              <w:spacing w:after="120" w:line="240" w:lineRule="auto"/>
+              <w:spacing w:after="120"/>
               <w:ind w:right="6"/>
               <w:jc w:val="center"/>
-              <w:rPr>
-                <w:rFonts w:ascii="CMU Serif Roman" w:hAnsi="CMU Serif Roman" w:cs="CMU Serif Roman"/>
-                <w:color w:val="000000" w:themeColor="text1"/>
-                <w:sz w:val="20"/>
-                <w:szCs w:val="21"/>
-              </w:rPr>
-            </w:pPr>
-            <w:r>
               <w:rPr>
                 <w:rFonts w:ascii="CMU Serif Roman" w:hAnsi="CMU Serif Roman" w:cs="CMU Serif Roman"/>
                 <w:b/>
                 <w:bCs/>
                 <w:color w:val="000000" w:themeColor="text1"/>
-                <w:sz w:val="20"/>
-                <w:szCs w:val="21"/>
-              </w:rPr>
-              <w:t>XAU/USD Log Returns</w:t>
+                <w:sz w:val="18"/>
+                <w:szCs w:val="18"/>
+              </w:rPr>
+            </w:pPr>
+            <w:r>
+              <w:rPr>
+                <w:rFonts w:ascii="CMU Serif Roman" w:hAnsi="CMU Serif Roman" w:cs="CMU Serif Roman"/>
+                <w:b/>
+                <w:bCs/>
+                <w:color w:val="000000"/>
+                <w:sz w:val="18"/>
+                <w:szCs w:val="18"/>
+              </w:rPr>
+              <w:t>Currency &amp; Rates</w:t>
             </w:r>
           </w:p>
         </w:tc>
         <w:tc>
           <w:tcPr>
-            <w:tcW w:w="0" w:type="auto"/>
-            <w:tcBorders>
-              <w:top w:val="nil"/>
-              <w:left w:val="nil"/>
-              <w:bottom w:val="nil"/>
-              <w:right w:val="nil"/>
-            </w:tcBorders>
+            <w:tcW w:w="3261" w:type="dxa"/>
             <w:vAlign w:val="center"/>
-            <w:hideMark/>
           </w:tcPr>
           <w:p>
             <w:pPr>
-              <w:spacing w:after="120" w:line="240" w:lineRule="auto"/>
+              <w:spacing w:after="120"/>
               <w:ind w:right="6"/>
-              <w:jc w:val="center"/>
               <w:rPr>
                 <w:rFonts w:ascii="CMU Serif Roman" w:hAnsi="CMU Serif Roman" w:cs="CMU Serif Roman"/>
                 <w:color w:val="000000" w:themeColor="text1"/>
-                <w:sz w:val="20"/>
-                <w:szCs w:val="21"/>
+                <w:sz w:val="18"/>
+                <w:szCs w:val="18"/>
               </w:rPr>
             </w:pPr>
             <w:r>
               <w:rPr>
                 <w:rFonts w:ascii="CMU Serif Roman" w:hAnsi="CMU Serif Roman" w:cs="CMU Serif Roman"/>
-                <w:color w:val="000000" w:themeColor="text1"/>
-                <w:sz w:val="20"/>
-                <w:szCs w:val="21"/>
-              </w:rPr>
-              <w:t>Numeric (Float)</w:t>
+                <w:color w:val="000000"/>
+                <w:sz w:val="18"/>
+                <w:szCs w:val="18"/>
+              </w:rPr>
+              <w:t>EUR/USD, USD/THB, US Dollar Index (USDI), US Bond Rates, XAU/USD</w:t>
             </w:r>
           </w:p>
         </w:tc>
         <w:tc>
           <w:tcPr>
-            <w:tcW w:w="0" w:type="auto"/>
-            <w:tcBorders>
-              <w:top w:val="nil"/>
-              <w:left w:val="single" w:sz="4" w:space="0" w:color="000000"/>
-              <w:bottom w:val="nil"/>
-              <w:right w:val="single" w:sz="4" w:space="0" w:color="000000"/>
-            </w:tcBorders>
+            <w:tcW w:w="3826" w:type="dxa"/>
             <w:vAlign w:val="center"/>
-            <w:hideMark/>
           </w:tcPr>
           <w:p>
             <w:pPr>
-              <w:spacing w:after="120" w:line="240" w:lineRule="auto"/>
+              <w:spacing w:after="120"/>
+              <w:ind w:right="6"/>
+              <w:rPr>
+                <w:rFonts w:ascii="CMU Serif Roman" w:hAnsi="CMU Serif Roman" w:cs="CMU Serif Roman"/>
+                <w:color w:val="000000" w:themeColor="text1"/>
+                <w:sz w:val="18"/>
+                <w:szCs w:val="18"/>
+              </w:rPr>
+            </w:pPr>
+            <w:r>
+              <w:rPr>
+                <w:rFonts w:ascii="CMU Serif Roman" w:hAnsi="CMU Serif Roman" w:cs="CMU Serif Roman"/>
+                <w:color w:val="000000"/>
+                <w:sz w:val="18"/>
+                <w:szCs w:val="18"/>
+              </w:rPr>
+              <w:t>Since gold is priced in USD, a stronger dollar typically suppresses gold prices inversely. Bond yields reflect the opportunity cost of holding a non-interest-bearing asset such as gold</w:t>
+            </w:r>
+          </w:p>
+        </w:tc>
+      </w:tr>
+      <w:tr>
+        <w:tc>
+          <w:tcPr>
+            <w:tcW w:w="2263" w:type="dxa"/>
+            <w:vAlign w:val="center"/>
+          </w:tcPr>
+          <w:p>
+            <w:pPr>
+              <w:spacing w:after="120"/>
               <w:ind w:right="6"/>
               <w:jc w:val="center"/>
               <w:rPr>
                 <w:rFonts w:ascii="CMU Serif Roman" w:hAnsi="CMU Serif Roman" w:cs="CMU Serif Roman"/>
+                <w:b/>
+                <w:bCs/>
                 <w:color w:val="000000" w:themeColor="text1"/>
-                <w:sz w:val="20"/>
-                <w:szCs w:val="21"/>
+                <w:sz w:val="18"/>
+                <w:szCs w:val="18"/>
               </w:rPr>
             </w:pPr>
             <w:r>
               <w:rPr>
                 <w:rFonts w:ascii="CMU Serif Roman" w:hAnsi="CMU Serif Roman" w:cs="CMU Serif Roman"/>
-                <w:color w:val="000000" w:themeColor="text1"/>
-                <w:sz w:val="20"/>
-                <w:szCs w:val="21"/>
-              </w:rPr>
-              <w:t>Decimal Proportion</w:t>
+                <w:b/>
+                <w:bCs/>
+                <w:color w:val="000000"/>
+                <w:sz w:val="18"/>
+                <w:szCs w:val="18"/>
+              </w:rPr>
+              <w:t>Commodity Complex</w:t>
             </w:r>
           </w:p>
         </w:tc>
         <w:tc>
           <w:tcPr>
-            <w:tcW w:w="0" w:type="auto"/>
-            <w:tcBorders>
-              <w:top w:val="nil"/>
-              <w:left w:val="nil"/>
-              <w:bottom w:val="nil"/>
-              <w:right w:val="nil"/>
-            </w:tcBorders>
+            <w:tcW w:w="3261" w:type="dxa"/>
             <w:vAlign w:val="center"/>
-            <w:hideMark/>
           </w:tcPr>
           <w:p>
             <w:pPr>
-              <w:spacing w:after="120" w:line="240" w:lineRule="auto"/>
+              <w:spacing w:after="120"/>
               <w:ind w:right="6"/>
-              <w:jc w:val="center"/>
               <w:rPr>
                 <w:rFonts w:ascii="CMU Serif Roman" w:hAnsi="CMU Serif Roman" w:cs="CMU Serif Roman"/>
                 <w:color w:val="000000" w:themeColor="text1"/>
-                <w:sz w:val="20"/>
-                <w:szCs w:val="21"/>
+                <w:sz w:val="18"/>
+                <w:szCs w:val="18"/>
               </w:rPr>
             </w:pPr>
             <w:r>
               <w:rPr>
                 <w:rFonts w:ascii="CMU Serif Roman" w:hAnsi="CMU Serif Roman" w:cs="CMU Serif Roman"/>
+                <w:color w:val="000000"/>
+                <w:sz w:val="18"/>
+                <w:szCs w:val="18"/>
+              </w:rPr>
+              <w:t>United States Oil Fund (USO), Brent Crude Oil, Silver Futures (SF), iShares Silver Trust (SLV), Platinum, Palladium, Rhodium</w:t>
+            </w:r>
+          </w:p>
+        </w:tc>
+        <w:tc>
+          <w:tcPr>
+            <w:tcW w:w="3826" w:type="dxa"/>
+            <w:vAlign w:val="center"/>
+          </w:tcPr>
+          <w:p>
+            <w:pPr>
+              <w:spacing w:after="120"/>
+              <w:ind w:right="6"/>
+              <w:rPr>
+                <w:rFonts w:ascii="CMU Serif Roman" w:hAnsi="CMU Serif Roman" w:cs="CMU Serif Roman"/>
                 <w:color w:val="000000" w:themeColor="text1"/>
-                <w:sz w:val="20"/>
-                <w:szCs w:val="21"/>
-              </w:rPr>
-              <w:t>Daily</w:t>
+                <w:sz w:val="18"/>
+                <w:szCs w:val="18"/>
+              </w:rPr>
+            </w:pPr>
+            <w:r>
+              <w:rPr>
+                <w:rFonts w:ascii="CMU Serif Roman" w:hAnsi="CMU Serif Roman" w:cs="CMU Serif Roman"/>
+                <w:color w:val="000000"/>
+                <w:sz w:val="18"/>
+                <w:szCs w:val="18"/>
+              </w:rPr>
+              <w:t>Oil prices are deeply linked to inflation expectations, which directly affect demand for gold as an inflation hedge. Silver exhibits a high statistical co-movement with gold</w:t>
             </w:r>
           </w:p>
         </w:tc>
       </w:tr>
       <w:tr>
-        <w:trPr>
-          <w:tblCellSpacing w:w="15" w:type="dxa"/>
-        </w:trPr>
         <w:tc>
           <w:tcPr>
-            <w:tcW w:w="0" w:type="auto"/>
-            <w:tcBorders>
-              <w:top w:val="single" w:sz="4" w:space="0" w:color="000000"/>
-              <w:left w:val="nil"/>
-              <w:bottom w:val="nil"/>
-              <w:right w:val="single" w:sz="4" w:space="0" w:color="000000"/>
-            </w:tcBorders>
+            <w:tcW w:w="2263" w:type="dxa"/>
             <w:vAlign w:val="center"/>
-            <w:hideMark/>
           </w:tcPr>
           <w:p>
             <w:pPr>
-              <w:spacing w:after="120" w:line="240" w:lineRule="auto"/>
+              <w:spacing w:after="120"/>
               <w:ind w:right="6"/>
               <w:jc w:val="center"/>
-              <w:rPr>
-                <w:rFonts w:ascii="CMU Serif Roman" w:hAnsi="CMU Serif Roman" w:cs="CMU Serif Roman"/>
-                <w:color w:val="000000" w:themeColor="text1"/>
-                <w:sz w:val="20"/>
-                <w:szCs w:val="21"/>
-              </w:rPr>
-            </w:pPr>
-            <w:r>
               <w:rPr>
                 <w:rFonts w:ascii="CMU Serif Roman" w:hAnsi="CMU Serif Roman" w:cs="CMU Serif Roman"/>
                 <w:b/>
                 <w:bCs/>
                 <w:color w:val="000000" w:themeColor="text1"/>
-                <w:sz w:val="20"/>
-                <w:szCs w:val="21"/>
-              </w:rPr>
-              <w:t>30-Day Realized Volatility</w:t>
+                <w:sz w:val="18"/>
+                <w:szCs w:val="18"/>
+              </w:rPr>
+            </w:pPr>
+            <w:r>
+              <w:rPr>
+                <w:rFonts w:ascii="CMU Serif Roman" w:hAnsi="CMU Serif Roman" w:cs="CMU Serif Roman"/>
+                <w:b/>
+                <w:bCs/>
+                <w:color w:val="000000"/>
+                <w:sz w:val="18"/>
+                <w:szCs w:val="18"/>
+              </w:rPr>
+              <w:t>Gold Miners Dynamics</w:t>
             </w:r>
           </w:p>
         </w:tc>
         <w:tc>
           <w:tcPr>
-            <w:tcW w:w="0" w:type="auto"/>
-            <w:tcBorders>
-              <w:top w:val="single" w:sz="4" w:space="0" w:color="000000"/>
-              <w:left w:val="nil"/>
-              <w:bottom w:val="nil"/>
-              <w:right w:val="nil"/>
-            </w:tcBorders>
+            <w:tcW w:w="3261" w:type="dxa"/>
             <w:vAlign w:val="center"/>
-            <w:hideMark/>
           </w:tcPr>
           <w:p>
             <w:pPr>
-              <w:spacing w:after="120" w:line="240" w:lineRule="auto"/>
+              <w:spacing w:after="120"/>
               <w:ind w:right="6"/>
-              <w:jc w:val="center"/>
               <w:rPr>
                 <w:rFonts w:ascii="CMU Serif Roman" w:hAnsi="CMU Serif Roman" w:cs="CMU Serif Roman"/>
                 <w:color w:val="000000" w:themeColor="text1"/>
-                <w:sz w:val="20"/>
-                <w:szCs w:val="21"/>
+                <w:sz w:val="18"/>
+                <w:szCs w:val="18"/>
               </w:rPr>
             </w:pPr>
             <w:r>
               <w:rPr>
                 <w:rFonts w:ascii="CMU Serif Roman" w:hAnsi="CMU Serif Roman" w:cs="CMU Serif Roman"/>
-                <w:color w:val="000000" w:themeColor="text1"/>
-                <w:sz w:val="20"/>
-                <w:szCs w:val="21"/>
-              </w:rPr>
-              <w:t>Numeric (Float)</w:t>
+                <w:color w:val="000000"/>
+                <w:sz w:val="18"/>
+                <w:szCs w:val="18"/>
+              </w:rPr>
+              <w:t>Gold Miners ETF (GDX), Eldorado Gold Corporation (EGO)</w:t>
             </w:r>
           </w:p>
         </w:tc>
         <w:tc>
           <w:tcPr>
-            <w:tcW w:w="0" w:type="auto"/>
-            <w:tcBorders>
-              <w:top w:val="single" w:sz="4" w:space="0" w:color="000000"/>
-              <w:left w:val="single" w:sz="4" w:space="0" w:color="000000"/>
-              <w:bottom w:val="nil"/>
-              <w:right w:val="single" w:sz="4" w:space="0" w:color="000000"/>
-            </w:tcBorders>
+            <w:tcW w:w="3826" w:type="dxa"/>
             <w:vAlign w:val="center"/>
-            <w:hideMark/>
           </w:tcPr>
           <w:p>
             <w:pPr>
-              <w:spacing w:after="120" w:line="240" w:lineRule="auto"/>
+              <w:spacing w:after="120"/>
+              <w:ind w:right="6"/>
+              <w:rPr>
+                <w:rFonts w:ascii="CMU Serif Roman" w:hAnsi="CMU Serif Roman" w:cs="CMU Serif Roman"/>
+                <w:color w:val="000000" w:themeColor="text1"/>
+                <w:sz w:val="18"/>
+                <w:szCs w:val="18"/>
+              </w:rPr>
+            </w:pPr>
+            <w:r>
+              <w:rPr>
+                <w:rFonts w:ascii="CMU Serif Roman" w:hAnsi="CMU Serif Roman" w:cs="CMU Serif Roman"/>
+                <w:color w:val="000000"/>
+                <w:sz w:val="18"/>
+                <w:szCs w:val="18"/>
+              </w:rPr>
+              <w:t>Mining equities reflect the industry's forward-looking view on gold prices, as well as supply-side pressures from production costs and extraction volumes</w:t>
+            </w:r>
+          </w:p>
+        </w:tc>
+      </w:tr>
+      <w:tr>
+        <w:tc>
+          <w:tcPr>
+            <w:tcW w:w="2263" w:type="dxa"/>
+            <w:vAlign w:val="center"/>
+          </w:tcPr>
+          <w:p>
+            <w:pPr>
+              <w:spacing w:after="120"/>
               <w:ind w:right="6"/>
               <w:jc w:val="center"/>
               <w:rPr>
                 <w:rFonts w:ascii="CMU Serif Roman" w:hAnsi="CMU Serif Roman" w:cs="CMU Serif Roman"/>
+                <w:b/>
+                <w:bCs/>
                 <w:color w:val="000000" w:themeColor="text1"/>
-                <w:sz w:val="20"/>
-                <w:szCs w:val="21"/>
+                <w:sz w:val="18"/>
+                <w:szCs w:val="18"/>
               </w:rPr>
             </w:pPr>
             <w:r>
               <w:rPr>
                 <w:rFonts w:ascii="CMU Serif Roman" w:hAnsi="CMU Serif Roman" w:cs="CMU Serif Roman"/>
-                <w:color w:val="000000" w:themeColor="text1"/>
-                <w:sz w:val="20"/>
-                <w:szCs w:val="21"/>
-              </w:rPr>
-              <w:t>Percentage (Annualized)</w:t>
+                <w:b/>
+                <w:bCs/>
+                <w:color w:val="000000"/>
+                <w:sz w:val="18"/>
+                <w:szCs w:val="18"/>
+              </w:rPr>
+              <w:t>Equity Market Linkages</w:t>
             </w:r>
           </w:p>
         </w:tc>
         <w:tc>
           <w:tcPr>
-            <w:tcW w:w="0" w:type="auto"/>
-            <w:tcBorders>
-              <w:top w:val="single" w:sz="4" w:space="0" w:color="000000"/>
-              <w:left w:val="nil"/>
-              <w:bottom w:val="nil"/>
-              <w:right w:val="nil"/>
-            </w:tcBorders>
+            <w:tcW w:w="3261" w:type="dxa"/>
             <w:vAlign w:val="center"/>
-            <w:hideMark/>
           </w:tcPr>
           <w:p>
             <w:pPr>
-              <w:spacing w:after="120" w:line="240" w:lineRule="auto"/>
+              <w:spacing w:after="120"/>
               <w:ind w:right="6"/>
-              <w:jc w:val="center"/>
               <w:rPr>
                 <w:rFonts w:ascii="CMU Serif Roman" w:hAnsi="CMU Serif Roman" w:cs="CMU Serif Roman"/>
                 <w:color w:val="000000" w:themeColor="text1"/>
-                <w:sz w:val="20"/>
-                <w:szCs w:val="21"/>
+                <w:sz w:val="18"/>
+                <w:szCs w:val="18"/>
               </w:rPr>
             </w:pPr>
             <w:r>
               <w:rPr>
                 <w:rFonts w:ascii="CMU Serif Roman" w:hAnsi="CMU Serif Roman" w:cs="CMU Serif Roman"/>
-                <w:color w:val="000000" w:themeColor="text1"/>
-                <w:sz w:val="20"/>
-                <w:szCs w:val="21"/>
-              </w:rPr>
-              <w:t>Daily (Rolling)</w:t>
-            </w:r>
-          </w:p>
-        </w:tc>
-      </w:tr>
-      <w:tr>
-        <w:trPr>
-          <w:tblCellSpacing w:w="15" w:type="dxa"/>
-        </w:trPr>
-        <w:tc>
-          <w:tcPr>
-            <w:tcW w:w="0" w:type="auto"/>
-            <w:tcBorders>
-              <w:top w:val="single" w:sz="4" w:space="0" w:color="000000"/>
-              <w:left w:val="nil"/>
-              <w:bottom w:val="nil"/>
-              <w:right w:val="single" w:sz="4" w:space="0" w:color="000000"/>
-            </w:tcBorders>
-            <w:vAlign w:val="center"/>
-            <w:hideMark/>
-          </w:tcPr>
-          <w:p>
-            <w:pPr>
-              <w:spacing w:after="120" w:line="240" w:lineRule="auto"/>
-              <w:ind w:right="6"/>
-              <w:jc w:val="center"/>
-              <w:rPr>
-                <w:rFonts w:ascii="CMU Serif Roman" w:hAnsi="CMU Serif Roman" w:cs="CMU Serif Roman"/>
-                <w:color w:val="000000" w:themeColor="text1"/>
-                <w:sz w:val="20"/>
-                <w:szCs w:val="21"/>
-              </w:rPr>
-            </w:pPr>
-            <w:r>
-              <w:rPr>
-                <w:rFonts w:ascii="CMU Serif Roman" w:hAnsi="CMU Serif Roman" w:cs="CMU Serif Roman"/>
-                <w:b/>
-                <w:bCs/>
-                <w:color w:val="000000" w:themeColor="text1"/>
-                <w:sz w:val="20"/>
-                <w:szCs w:val="21"/>
-              </w:rPr>
-              <w:t>VIX 30-Day Z-Score</w:t>
+                <w:color w:val="000000"/>
+                <w:sz w:val="18"/>
+                <w:szCs w:val="18"/>
+              </w:rPr>
+              <w:t>S&amp;P 500 (SPX), Dow Jones Index (DJ), NASDAQ-100 (NDX), VIX, GVZ</w:t>
             </w:r>
           </w:p>
         </w:tc>
         <w:tc>
           <w:tcPr>
-            <w:tcW w:w="0" w:type="auto"/>
-            <w:tcBorders>
-              <w:top w:val="single" w:sz="4" w:space="0" w:color="000000"/>
-              <w:left w:val="nil"/>
-              <w:bottom w:val="nil"/>
-              <w:right w:val="nil"/>
-            </w:tcBorders>
+            <w:tcW w:w="3826" w:type="dxa"/>
             <w:vAlign w:val="center"/>
-            <w:hideMark/>
           </w:tcPr>
           <w:p>
             <w:pPr>
-              <w:spacing w:after="120" w:line="240" w:lineRule="auto"/>
+              <w:spacing w:after="120"/>
               <w:ind w:right="6"/>
-              <w:jc w:val="center"/>
               <w:rPr>
                 <w:rFonts w:ascii="CMU Serif Roman" w:hAnsi="CMU Serif Roman" w:cs="CMU Serif Roman"/>
                 <w:color w:val="000000" w:themeColor="text1"/>
-                <w:sz w:val="20"/>
-                <w:szCs w:val="21"/>
+                <w:sz w:val="18"/>
+                <w:szCs w:val="18"/>
               </w:rPr>
             </w:pPr>
             <w:r>
               <w:rPr>
                 <w:rFonts w:ascii="CMU Serif Roman" w:hAnsi="CMU Serif Roman" w:cs="CMU Serif Roman"/>
-                <w:color w:val="000000" w:themeColor="text1"/>
-                <w:sz w:val="20"/>
-                <w:szCs w:val="21"/>
-              </w:rPr>
-              <w:t>Numeric (Float)</w:t>
-            </w:r>
-          </w:p>
-        </w:tc>
-        <w:tc>
-          <w:tcPr>
-            <w:tcW w:w="0" w:type="auto"/>
-            <w:tcBorders>
-              <w:top w:val="single" w:sz="4" w:space="0" w:color="000000"/>
-              <w:left w:val="single" w:sz="4" w:space="0" w:color="000000"/>
-              <w:bottom w:val="nil"/>
-              <w:right w:val="single" w:sz="4" w:space="0" w:color="000000"/>
-            </w:tcBorders>
-            <w:vAlign w:val="center"/>
-            <w:hideMark/>
-          </w:tcPr>
-          <w:p>
-            <w:pPr>
-              <w:spacing w:after="120" w:line="240" w:lineRule="auto"/>
-              <w:ind w:right="6"/>
-              <w:jc w:val="center"/>
-              <w:rPr>
-                <w:rFonts w:ascii="CMU Serif Roman" w:hAnsi="CMU Serif Roman" w:cs="CMU Serif Roman"/>
-                <w:color w:val="000000" w:themeColor="text1"/>
-                <w:sz w:val="20"/>
-                <w:szCs w:val="21"/>
-              </w:rPr>
-            </w:pPr>
-            <w:r>
-              <w:rPr>
-                <w:rFonts w:ascii="CMU Serif Roman" w:hAnsi="CMU Serif Roman" w:cs="CMU Serif Roman"/>
-                <w:color w:val="000000" w:themeColor="text1"/>
-                <w:sz w:val="20"/>
-                <w:szCs w:val="21"/>
-              </w:rPr>
-              <w:t>Standard Deviation</w:t>
-            </w:r>
-          </w:p>
-        </w:tc>
-        <w:tc>
-          <w:tcPr>
-            <w:tcW w:w="0" w:type="auto"/>
-            <w:tcBorders>
-              <w:top w:val="single" w:sz="4" w:space="0" w:color="000000"/>
-              <w:left w:val="nil"/>
-              <w:bottom w:val="nil"/>
-              <w:right w:val="nil"/>
-            </w:tcBorders>
-            <w:vAlign w:val="center"/>
-            <w:hideMark/>
-          </w:tcPr>
-          <w:p>
-            <w:pPr>
-              <w:spacing w:after="120" w:line="240" w:lineRule="auto"/>
-              <w:ind w:right="6"/>
-              <w:jc w:val="center"/>
-              <w:rPr>
-                <w:rFonts w:ascii="CMU Serif Roman" w:hAnsi="CMU Serif Roman" w:cs="CMU Serif Roman"/>
-                <w:color w:val="000000" w:themeColor="text1"/>
-                <w:sz w:val="20"/>
-                <w:szCs w:val="21"/>
-              </w:rPr>
-            </w:pPr>
-            <w:r>
-              <w:rPr>
-                <w:rFonts w:ascii="CMU Serif Roman" w:hAnsi="CMU Serif Roman" w:cs="CMU Serif Roman"/>
-                <w:color w:val="000000" w:themeColor="text1"/>
-                <w:sz w:val="20"/>
-                <w:szCs w:val="21"/>
-              </w:rPr>
-              <w:t>Daily (Rolling)</w:t>
-            </w:r>
-          </w:p>
-        </w:tc>
-      </w:tr>
-      <w:tr>
-        <w:trPr>
-          <w:tblCellSpacing w:w="15" w:type="dxa"/>
-        </w:trPr>
-        <w:tc>
-          <w:tcPr>
-            <w:tcW w:w="0" w:type="auto"/>
-            <w:tcBorders>
-              <w:top w:val="single" w:sz="4" w:space="0" w:color="000000"/>
-              <w:left w:val="nil"/>
-              <w:bottom w:val="nil"/>
-              <w:right w:val="single" w:sz="4" w:space="0" w:color="000000"/>
-            </w:tcBorders>
-            <w:vAlign w:val="center"/>
-            <w:hideMark/>
-          </w:tcPr>
-          <w:p>
-            <w:pPr>
-              <w:spacing w:after="120" w:line="240" w:lineRule="auto"/>
-              <w:ind w:right="6"/>
-              <w:jc w:val="center"/>
-              <w:rPr>
-                <w:rFonts w:ascii="CMU Serif Roman" w:hAnsi="CMU Serif Roman" w:cs="CMU Serif Roman"/>
-                <w:color w:val="000000" w:themeColor="text1"/>
-                <w:sz w:val="20"/>
-                <w:szCs w:val="21"/>
-              </w:rPr>
-            </w:pPr>
-            <w:r>
-              <w:rPr>
-                <w:rFonts w:ascii="CMU Serif Roman" w:hAnsi="CMU Serif Roman" w:cs="CMU Serif Roman"/>
-                <w:b/>
-                <w:bCs/>
-                <w:color w:val="000000" w:themeColor="text1"/>
-                <w:sz w:val="20"/>
-                <w:szCs w:val="21"/>
-              </w:rPr>
-              <w:t>USD/THB Log Returns</w:t>
-            </w:r>
-          </w:p>
-        </w:tc>
-        <w:tc>
-          <w:tcPr>
-            <w:tcW w:w="0" w:type="auto"/>
-            <w:tcBorders>
-              <w:top w:val="single" w:sz="4" w:space="0" w:color="000000"/>
-              <w:left w:val="nil"/>
-              <w:bottom w:val="nil"/>
-              <w:right w:val="nil"/>
-            </w:tcBorders>
-            <w:vAlign w:val="center"/>
-            <w:hideMark/>
-          </w:tcPr>
-          <w:p>
-            <w:pPr>
-              <w:spacing w:after="120" w:line="240" w:lineRule="auto"/>
-              <w:ind w:right="6"/>
-              <w:jc w:val="center"/>
-              <w:rPr>
-                <w:rFonts w:ascii="CMU Serif Roman" w:hAnsi="CMU Serif Roman" w:cs="CMU Serif Roman"/>
-                <w:color w:val="000000" w:themeColor="text1"/>
-                <w:sz w:val="20"/>
-                <w:szCs w:val="21"/>
-              </w:rPr>
-            </w:pPr>
-            <w:r>
-              <w:rPr>
-                <w:rFonts w:ascii="CMU Serif Roman" w:hAnsi="CMU Serif Roman" w:cs="CMU Serif Roman"/>
-                <w:color w:val="000000" w:themeColor="text1"/>
-                <w:sz w:val="20"/>
-                <w:szCs w:val="21"/>
-              </w:rPr>
-              <w:t>Numeric (Float)</w:t>
-            </w:r>
-          </w:p>
-        </w:tc>
-        <w:tc>
-          <w:tcPr>
-            <w:tcW w:w="0" w:type="auto"/>
-            <w:tcBorders>
-              <w:top w:val="single" w:sz="4" w:space="0" w:color="000000"/>
-              <w:left w:val="single" w:sz="4" w:space="0" w:color="000000"/>
-              <w:bottom w:val="nil"/>
-              <w:right w:val="single" w:sz="4" w:space="0" w:color="000000"/>
-            </w:tcBorders>
-            <w:vAlign w:val="center"/>
-            <w:hideMark/>
-          </w:tcPr>
-          <w:p>
-            <w:pPr>
-              <w:spacing w:after="120" w:line="240" w:lineRule="auto"/>
-              <w:ind w:right="6"/>
-              <w:jc w:val="center"/>
-              <w:rPr>
-                <w:rFonts w:ascii="CMU Serif Roman" w:hAnsi="CMU Serif Roman" w:cs="CMU Serif Roman"/>
-                <w:color w:val="000000" w:themeColor="text1"/>
-                <w:sz w:val="20"/>
-                <w:szCs w:val="21"/>
-              </w:rPr>
-            </w:pPr>
-            <w:r>
-              <w:rPr>
-                <w:rFonts w:ascii="CMU Serif Roman" w:hAnsi="CMU Serif Roman" w:cs="CMU Serif Roman"/>
-                <w:color w:val="000000" w:themeColor="text1"/>
-                <w:sz w:val="20"/>
-                <w:szCs w:val="21"/>
-              </w:rPr>
-              <w:t>Decimal Proportion</w:t>
-            </w:r>
-          </w:p>
-        </w:tc>
-        <w:tc>
-          <w:tcPr>
-            <w:tcW w:w="0" w:type="auto"/>
-            <w:tcBorders>
-              <w:top w:val="single" w:sz="4" w:space="0" w:color="000000"/>
-              <w:left w:val="nil"/>
-              <w:bottom w:val="nil"/>
-              <w:right w:val="nil"/>
-            </w:tcBorders>
-            <w:vAlign w:val="center"/>
-            <w:hideMark/>
-          </w:tcPr>
-          <w:p>
-            <w:pPr>
-              <w:spacing w:after="120" w:line="240" w:lineRule="auto"/>
-              <w:ind w:right="6"/>
-              <w:jc w:val="center"/>
-              <w:rPr>
-                <w:rFonts w:ascii="CMU Serif Roman" w:hAnsi="CMU Serif Roman" w:cs="CMU Serif Roman"/>
-                <w:color w:val="000000" w:themeColor="text1"/>
-                <w:sz w:val="20"/>
-                <w:szCs w:val="21"/>
-              </w:rPr>
-            </w:pPr>
-            <w:r>
-              <w:rPr>
-                <w:rFonts w:ascii="CMU Serif Roman" w:hAnsi="CMU Serif Roman" w:cs="CMU Serif Roman"/>
-                <w:color w:val="000000" w:themeColor="text1"/>
-                <w:sz w:val="20"/>
-                <w:szCs w:val="21"/>
-              </w:rPr>
-              <w:t>Daily</w:t>
+                <w:color w:val="000000"/>
+                <w:sz w:val="18"/>
+                <w:szCs w:val="18"/>
+              </w:rPr>
+              <w:t>Serves as a proxy for risk-asset sentiment. Sharp equity market declines historically trigger capital rotation into gold as a safe-haven asset</w:t>
             </w:r>
           </w:p>
         </w:tc>
@@ -9914,6 +9746,19 @@
         <w:jc w:val="thaiDistribute"/>
         <w:rPr>
           <w:rFonts w:ascii="CMU Serif Roman" w:hAnsi="CMU Serif Roman" w:cs="CMU Serif Roman"/>
+          <w:color w:val="000000" w:themeColor="text1"/>
+          <w:sz w:val="22"/>
+          <w:szCs w:val="24"/>
+        </w:rPr>
+      </w:pPr>
+    </w:p>
+    <w:p>
+      <w:pPr>
+        <w:spacing w:after="120" w:line="240" w:lineRule="auto"/>
+        <w:ind w:right="6"/>
+        <w:jc w:val="thaiDistribute"/>
+        <w:rPr>
+          <w:rFonts w:ascii="CMU Serif Roman" w:hAnsi="CMU Serif Roman" w:cs="CMU Serif Roman"/>
           <w:b/>
           <w:bCs/>
           <w:color w:val="000000" w:themeColor="text1"/>
@@ -9950,32 +9795,15 @@
           <w:sz w:val="22"/>
           <w:szCs w:val="24"/>
         </w:rPr>
-        <w:t xml:space="preserve">This section explains the sources and scope of the raw data before processing. The raw dataset contains more variables than those shown in Table </w:t>
-      </w:r>
-      <w:r>
-        <w:rPr>
-          <w:rFonts w:ascii="CMU Serif Roman" w:hAnsi="CMU Serif Roman" w:cs="CMU Serif Roman"/>
-          <w:color w:val="000000" w:themeColor="text1"/>
-          <w:sz w:val="22"/>
-          <w:szCs w:val="24"/>
-        </w:rPr>
-        <w:t>7</w:t>
-      </w:r>
-      <w:r>
-        <w:rPr>
-          <w:rFonts w:ascii="CMU Serif Roman" w:hAnsi="CMU Serif Roman" w:cs="CMU Serif Roman"/>
-          <w:color w:val="000000" w:themeColor="text1"/>
-          <w:sz w:val="22"/>
-          <w:szCs w:val="24"/>
-        </w:rPr>
-        <w:t xml:space="preserve">.1. Some variables, such as Brent Crude Oil, WTI, and GVZ, were considered during the initial screening but did not meet the correlation criteria. Therefore, they were excluded from the final engineered features </w:t>
-      </w:r>
-    </w:p>
-    <w:p>
-      <w:pPr>
+        <w:t>This section defines the scope and origin of all raw data considered for this project prior to any screening or processing.</w:t>
+      </w:r>
+    </w:p>
+    <w:p>
+      <w:pPr>
+        <w:pStyle w:val="ListParagraph"/>
         <w:numPr>
           <w:ilvl w:val="0"/>
-          <w:numId w:val="16"/>
+          <w:numId w:val="30"/>
         </w:numPr>
         <w:spacing w:after="120" w:line="240" w:lineRule="auto"/>
         <w:ind w:right="6"/>
@@ -9996,23 +9824,60 @@
           <w:sz w:val="22"/>
           <w:szCs w:val="24"/>
         </w:rPr>
-        <w:t>Timeframe:</w:t>
-      </w:r>
-      <w:r>
-        <w:rPr>
-          <w:rFonts w:ascii="CMU Serif Roman" w:hAnsi="CMU Serif Roman" w:cs="CMU Serif Roman"/>
-          <w:color w:val="000000" w:themeColor="text1"/>
-          <w:sz w:val="22"/>
-          <w:szCs w:val="24"/>
-        </w:rPr>
-        <w:t> The data covers the period from 2010 to the end of 2025 (01/01/2010 – 31/12/2025).</w:t>
-      </w:r>
-    </w:p>
-    <w:p>
-      <w:pPr>
+        <w:t xml:space="preserve">Timeframe: </w:t>
+      </w:r>
+      <w:r>
+        <w:rPr>
+          <w:rFonts w:ascii="CMU Serif Roman" w:hAnsi="CMU Serif Roman" w:cs="CMU Serif Roman"/>
+          <w:color w:val="000000" w:themeColor="text1"/>
+          <w:sz w:val="22"/>
+          <w:szCs w:val="24"/>
+        </w:rPr>
+        <w:t xml:space="preserve">January </w:t>
+      </w:r>
+      <w:r>
+        <w:rPr>
+          <w:rFonts w:ascii="CMU Serif Roman" w:hAnsi="CMU Serif Roman" w:cs="CMU Serif Roman"/>
+          <w:color w:val="000000" w:themeColor="text1"/>
+          <w:sz w:val="22"/>
+          <w:szCs w:val="24"/>
+        </w:rPr>
+        <w:t>2</w:t>
+      </w:r>
+      <w:r>
+        <w:rPr>
+          <w:rFonts w:ascii="CMU Serif Roman" w:hAnsi="CMU Serif Roman" w:cs="CMU Serif Roman"/>
+          <w:color w:val="000000" w:themeColor="text1"/>
+          <w:sz w:val="22"/>
+          <w:szCs w:val="24"/>
+        </w:rPr>
+        <w:t xml:space="preserve">, </w:t>
+      </w:r>
+      <w:r>
+        <w:rPr>
+          <w:rFonts w:ascii="CMU Serif Roman" w:hAnsi="CMU Serif Roman" w:cs="CMU Serif Roman"/>
+          <w:color w:val="000000" w:themeColor="text1"/>
+          <w:sz w:val="22"/>
+          <w:szCs w:val="24"/>
+        </w:rPr>
+        <w:t>1990</w:t>
+      </w:r>
+      <w:r>
+        <w:rPr>
+          <w:rFonts w:ascii="CMU Serif Roman" w:hAnsi="CMU Serif Roman" w:cs="CMU Serif Roman"/>
+          <w:color w:val="000000" w:themeColor="text1"/>
+          <w:sz w:val="22"/>
+          <w:szCs w:val="24"/>
+        </w:rPr>
+        <w:t xml:space="preserve"> – December 31, 2025</w:t>
+      </w:r>
+    </w:p>
+    <w:p>
+      <w:pPr>
+        <w:pStyle w:val="ListParagraph"/>
         <w:numPr>
           <w:ilvl w:val="0"/>
-          <w:numId w:val="16"/>
+          <w:numId w:val="30"/>
         </w:numPr>
         <w:spacing w:after="120" w:line="240" w:lineRule="auto"/>
         <w:ind w:right="6"/>
@@ -10033,350 +9898,64 @@
           <w:sz w:val="22"/>
           <w:szCs w:val="24"/>
         </w:rPr>
-        <w:t>Target Variable:</w:t>
-      </w:r>
-      <w:r>
-        <w:rPr>
-          <w:rFonts w:ascii="CMU Serif Roman" w:hAnsi="CMU Serif Roman" w:cs="CMU Serif Roman"/>
-          <w:color w:val="000000" w:themeColor="text1"/>
-          <w:sz w:val="22"/>
-          <w:szCs w:val="24"/>
-        </w:rPr>
-        <w:t> The price of 96.5% purity gold bullion, sourced from the Gold Traders Association (GTA).</w:t>
-      </w:r>
-    </w:p>
-    <w:p>
-      <w:pPr>
+        <w:t xml:space="preserve">Target Variable: </w:t>
+      </w:r>
+      <w:r>
+        <w:rPr>
+          <w:rFonts w:ascii="CMU Serif Roman" w:hAnsi="CMU Serif Roman" w:cs="CMU Serif Roman"/>
+          <w:color w:val="000000" w:themeColor="text1"/>
+          <w:sz w:val="22"/>
+          <w:szCs w:val="24"/>
+        </w:rPr>
+        <w:t>Daily closing price of 96.5% purity gold bullion, sourced from the Gold Traders Association (GTA) at https://www.goldtraders.or.th</w:t>
+      </w:r>
+    </w:p>
+    <w:p>
+      <w:pPr>
+        <w:pStyle w:val="ListParagraph"/>
         <w:numPr>
           <w:ilvl w:val="0"/>
-          <w:numId w:val="16"/>
+          <w:numId w:val="30"/>
         </w:numPr>
         <w:spacing w:after="120" w:line="240" w:lineRule="auto"/>
         <w:ind w:right="6"/>
         <w:jc w:val="thaiDistribute"/>
         <w:rPr>
           <w:rFonts w:ascii="CMU Serif Roman" w:hAnsi="CMU Serif Roman" w:cs="CMU Serif Roman"/>
-          <w:color w:val="000000" w:themeColor="text1"/>
-          <w:sz w:val="22"/>
-          <w:szCs w:val="24"/>
-        </w:rPr>
-      </w:pPr>
-      <w:r>
-        <w:rPr>
-          <w:rFonts w:ascii="CMU Serif Roman" w:hAnsi="CMU Serif Roman" w:cs="CMU Serif Roman"/>
-          <w:b/>
-          <w:bCs/>
-          <w:color w:val="000000" w:themeColor="text1"/>
-          <w:sz w:val="22"/>
-          <w:szCs w:val="24"/>
-        </w:rPr>
-        <w:t>Independent Variables (Predictors):</w:t>
-      </w:r>
-    </w:p>
-    <w:p>
-      <w:pPr>
-        <w:numPr>
-          <w:ilvl w:val="1"/>
-          <w:numId w:val="16"/>
-        </w:numPr>
-        <w:spacing w:after="120" w:line="240" w:lineRule="auto"/>
-        <w:ind w:right="6"/>
-        <w:jc w:val="thaiDistribute"/>
-        <w:rPr>
-          <w:rFonts w:ascii="CMU Serif Roman" w:hAnsi="CMU Serif Roman" w:cs="CMU Serif Roman"/>
-          <w:color w:val="000000" w:themeColor="text1"/>
-          <w:sz w:val="22"/>
-          <w:szCs w:val="24"/>
-        </w:rPr>
-      </w:pPr>
-      <w:r>
-        <w:rPr>
-          <w:rFonts w:ascii="CMU Serif Roman" w:hAnsi="CMU Serif Roman" w:cs="CMU Serif Roman"/>
-          <w:b/>
-          <w:bCs/>
-          <w:color w:val="000000" w:themeColor="text1"/>
-          <w:sz w:val="22"/>
-          <w:szCs w:val="24"/>
-        </w:rPr>
-        <w:t>Global Gold Spot (XAU/USD):</w:t>
-      </w:r>
-      <w:r>
-        <w:rPr>
-          <w:rFonts w:ascii="CMU Serif Roman" w:hAnsi="CMU Serif Roman" w:cs="CMU Serif Roman"/>
-          <w:color w:val="000000" w:themeColor="text1"/>
-          <w:sz w:val="22"/>
-          <w:szCs w:val="24"/>
-        </w:rPr>
-        <w:t> The global gold price, which serves as the primary benchmark.</w:t>
-      </w:r>
-    </w:p>
-    <w:p>
-      <w:pPr>
-        <w:numPr>
-          <w:ilvl w:val="1"/>
-          <w:numId w:val="16"/>
-        </w:numPr>
-        <w:spacing w:after="120" w:line="240" w:lineRule="auto"/>
-        <w:ind w:right="6"/>
-        <w:jc w:val="thaiDistribute"/>
-        <w:rPr>
-          <w:rFonts w:ascii="CMU Serif Roman" w:hAnsi="CMU Serif Roman" w:cs="CMU Serif Roman"/>
-          <w:color w:val="000000" w:themeColor="text1"/>
-          <w:sz w:val="22"/>
-          <w:szCs w:val="24"/>
-        </w:rPr>
-      </w:pPr>
-      <w:r>
-        <w:rPr>
-          <w:rFonts w:ascii="CMU Serif Roman" w:hAnsi="CMU Serif Roman" w:cs="CMU Serif Roman"/>
-          <w:b/>
-          <w:bCs/>
-          <w:color w:val="000000" w:themeColor="text1"/>
-          <w:sz w:val="22"/>
-          <w:szCs w:val="24"/>
-        </w:rPr>
-        <w:t>Currency Exchange Rate (USD/THB):</w:t>
-      </w:r>
-      <w:r>
-        <w:rPr>
-          <w:rFonts w:ascii="CMU Serif Roman" w:hAnsi="CMU Serif Roman" w:cs="CMU Serif Roman"/>
-          <w:color w:val="000000" w:themeColor="text1"/>
-          <w:sz w:val="22"/>
-          <w:szCs w:val="24"/>
-        </w:rPr>
-        <w:t> The exchange rate between the US Dollar and the Thai Baht, representing the translation effect.</w:t>
-      </w:r>
-    </w:p>
-    <w:p>
-      <w:pPr>
-        <w:numPr>
-          <w:ilvl w:val="1"/>
-          <w:numId w:val="16"/>
-        </w:numPr>
-        <w:spacing w:after="120" w:line="240" w:lineRule="auto"/>
-        <w:ind w:right="6"/>
-        <w:jc w:val="thaiDistribute"/>
-        <w:rPr>
-          <w:rFonts w:ascii="CMU Serif Roman" w:hAnsi="CMU Serif Roman" w:cs="CMU Serif Roman"/>
-          <w:color w:val="000000" w:themeColor="text1"/>
-          <w:sz w:val="22"/>
-          <w:szCs w:val="24"/>
-        </w:rPr>
-      </w:pPr>
-      <w:r>
-        <w:rPr>
-          <w:rFonts w:ascii="CMU Serif Roman" w:hAnsi="CMU Serif Roman" w:cs="CMU Serif Roman"/>
-          <w:b/>
-          <w:bCs/>
-          <w:color w:val="000000" w:themeColor="text1"/>
-          <w:sz w:val="22"/>
-          <w:szCs w:val="24"/>
-        </w:rPr>
-        <w:t>Brent Crude Oil and WTI:</w:t>
-      </w:r>
-      <w:r>
-        <w:rPr>
-          <w:rFonts w:ascii="CMU Serif Roman" w:hAnsi="CMU Serif Roman" w:cs="CMU Serif Roman"/>
-          <w:color w:val="000000" w:themeColor="text1"/>
-          <w:sz w:val="22"/>
-          <w:szCs w:val="24"/>
-        </w:rPr>
-        <w:t> Oil prices, which are correlated with inflation rates.</w:t>
-      </w:r>
-    </w:p>
-    <w:p>
-      <w:pPr>
-        <w:numPr>
-          <w:ilvl w:val="1"/>
-          <w:numId w:val="16"/>
-        </w:numPr>
-        <w:spacing w:after="120" w:line="240" w:lineRule="auto"/>
-        <w:ind w:right="6"/>
-        <w:jc w:val="thaiDistribute"/>
-        <w:rPr>
-          <w:rFonts w:ascii="CMU Serif Roman" w:hAnsi="CMU Serif Roman" w:cs="CMU Serif Roman"/>
-          <w:color w:val="000000" w:themeColor="text1"/>
-          <w:sz w:val="22"/>
-          <w:szCs w:val="24"/>
-        </w:rPr>
-      </w:pPr>
-      <w:r>
-        <w:rPr>
-          <w:rFonts w:ascii="CMU Serif Roman" w:hAnsi="CMU Serif Roman" w:cs="CMU Serif Roman"/>
-          <w:b/>
-          <w:bCs/>
-          <w:color w:val="000000" w:themeColor="text1"/>
-          <w:sz w:val="22"/>
-          <w:szCs w:val="24"/>
-        </w:rPr>
-        <w:t>Market Sentiment &amp; Volatility Indices:</w:t>
-      </w:r>
-    </w:p>
-    <w:p>
-      <w:pPr>
-        <w:numPr>
-          <w:ilvl w:val="2"/>
-          <w:numId w:val="16"/>
-        </w:numPr>
-        <w:spacing w:after="120" w:line="240" w:lineRule="auto"/>
-        <w:ind w:right="6"/>
-        <w:jc w:val="thaiDistribute"/>
-        <w:rPr>
-          <w:rFonts w:ascii="CMU Serif Roman" w:hAnsi="CMU Serif Roman" w:cs="CMU Serif Roman"/>
-          <w:color w:val="000000" w:themeColor="text1"/>
-          <w:sz w:val="22"/>
-          <w:szCs w:val="24"/>
-        </w:rPr>
-      </w:pPr>
-      <w:r>
-        <w:rPr>
-          <w:rFonts w:ascii="CMU Serif Roman" w:hAnsi="CMU Serif Roman" w:cs="CMU Serif Roman"/>
-          <w:b/>
-          <w:bCs/>
-          <w:color w:val="000000" w:themeColor="text1"/>
-          <w:sz w:val="22"/>
-          <w:szCs w:val="24"/>
-        </w:rPr>
-        <w:t>CBOE Volatility Index (VIX):</w:t>
-      </w:r>
-      <w:r>
-        <w:rPr>
-          <w:rFonts w:ascii="CMU Serif Roman" w:hAnsi="CMU Serif Roman" w:cs="CMU Serif Roman"/>
-          <w:color w:val="000000" w:themeColor="text1"/>
-          <w:sz w:val="22"/>
-          <w:szCs w:val="24"/>
-        </w:rPr>
-        <w:t> The "fear index" of the US stock market.</w:t>
-      </w:r>
-    </w:p>
-    <w:p>
-      <w:pPr>
-        <w:numPr>
-          <w:ilvl w:val="2"/>
-          <w:numId w:val="16"/>
-        </w:numPr>
-        <w:spacing w:after="120" w:line="240" w:lineRule="auto"/>
-        <w:ind w:right="6"/>
-        <w:jc w:val="thaiDistribute"/>
-        <w:rPr>
-          <w:rFonts w:ascii="CMU Serif Roman" w:hAnsi="CMU Serif Roman" w:cs="CMU Serif Roman"/>
-          <w:color w:val="000000" w:themeColor="text1"/>
-          <w:sz w:val="22"/>
-          <w:szCs w:val="24"/>
-        </w:rPr>
-      </w:pPr>
-      <w:r>
-        <w:rPr>
-          <w:rFonts w:ascii="CMU Serif Roman" w:hAnsi="CMU Serif Roman" w:cs="CMU Serif Roman"/>
-          <w:b/>
-          <w:bCs/>
-          <w:color w:val="000000" w:themeColor="text1"/>
-          <w:sz w:val="22"/>
-          <w:szCs w:val="24"/>
-        </w:rPr>
-        <w:t>CBOE Gold Volatility Index (GVZ):</w:t>
-      </w:r>
-      <w:r>
-        <w:rPr>
-          <w:rFonts w:ascii="CMU Serif Roman" w:hAnsi="CMU Serif Roman" w:cs="CMU Serif Roman"/>
-          <w:color w:val="000000" w:themeColor="text1"/>
-          <w:sz w:val="22"/>
-          <w:szCs w:val="24"/>
-        </w:rPr>
-        <w:t> The volatility index specifically for gold prices.</w:t>
-      </w:r>
-    </w:p>
-    <w:p>
-      <w:pPr>
-        <w:spacing w:after="120" w:line="240" w:lineRule="auto"/>
-        <w:ind w:left="2160" w:right="6"/>
-        <w:jc w:val="thaiDistribute"/>
-        <w:rPr>
-          <w:rFonts w:ascii="CMU Serif Roman" w:hAnsi="CMU Serif Roman" w:cs="CMU Serif Roman"/>
-          <w:color w:val="000000" w:themeColor="text1"/>
-          <w:sz w:val="22"/>
-          <w:szCs w:val="24"/>
-        </w:rPr>
-      </w:pPr>
-    </w:p>
-    <w:p>
-      <w:pPr>
-        <w:spacing w:after="120" w:line="240" w:lineRule="auto"/>
-        <w:ind w:left="2160" w:right="6"/>
-        <w:jc w:val="thaiDistribute"/>
-        <w:rPr>
-          <w:rFonts w:ascii="CMU Serif Roman" w:hAnsi="CMU Serif Roman" w:cs="CMU Serif Roman"/>
-          <w:color w:val="000000" w:themeColor="text1"/>
-          <w:sz w:val="22"/>
-          <w:szCs w:val="24"/>
-        </w:rPr>
-      </w:pPr>
-    </w:p>
-    <w:p>
-      <w:pPr>
-        <w:spacing w:after="120" w:line="240" w:lineRule="auto"/>
-        <w:ind w:right="6"/>
-        <w:jc w:val="thaiDistribute"/>
-        <w:rPr>
-          <w:rFonts w:ascii="CMU Serif Roman" w:hAnsi="CMU Serif Roman" w:cs="CMU Serif Roman"/>
-          <w:b/>
-          <w:bCs/>
-          <w:color w:val="000000" w:themeColor="text1"/>
-          <w:szCs w:val="28"/>
-        </w:rPr>
-      </w:pPr>
-      <w:r>
-        <w:rPr>
-          <w:rFonts w:ascii="CMU Serif Roman" w:hAnsi="CMU Serif Roman" w:cs="CMU Serif Roman"/>
-          <w:b/>
-          <w:bCs/>
-          <w:color w:val="000000" w:themeColor="text1"/>
-          <w:szCs w:val="28"/>
-        </w:rPr>
-        <w:lastRenderedPageBreak/>
-        <w:t>7.3 Data Quality &amp; Pre-processing</w:t>
-      </w:r>
-    </w:p>
-    <w:p>
-      <w:pPr>
-        <w:spacing w:after="120" w:line="240" w:lineRule="auto"/>
-        <w:ind w:right="6"/>
-        <w:jc w:val="thaiDistribute"/>
-        <w:rPr>
-          <w:rFonts w:ascii="CMU Serif Roman" w:hAnsi="CMU Serif Roman" w:cs="CMU Serif Roman"/>
-          <w:color w:val="000000" w:themeColor="text1"/>
-          <w:sz w:val="22"/>
-          <w:szCs w:val="24"/>
-        </w:rPr>
-      </w:pPr>
-      <w:r>
-        <w:rPr>
-          <w:rFonts w:ascii="CMU Serif Roman" w:hAnsi="CMU Serif Roman" w:cs="CMU Serif Roman"/>
-          <w:b/>
-          <w:bCs/>
-          <w:color w:val="000000" w:themeColor="text1"/>
-          <w:sz w:val="22"/>
-          <w:szCs w:val="24"/>
-        </w:rPr>
-        <w:t>7.3.</w:t>
-      </w:r>
-      <w:r>
-        <w:rPr>
-          <w:rFonts w:ascii="CMU Serif Roman" w:hAnsi="CMU Serif Roman" w:cs="CMU Serif Roman"/>
-          <w:b/>
-          <w:bCs/>
-          <w:color w:val="000000" w:themeColor="text1"/>
-          <w:sz w:val="22"/>
-          <w:szCs w:val="24"/>
-        </w:rPr>
-        <w:t>1 Datetime Formatting &amp; Indexing</w:t>
-      </w:r>
-    </w:p>
-    <w:p>
-      <w:pPr>
+          <w:b/>
+          <w:bCs/>
+          <w:color w:val="000000" w:themeColor="text1"/>
+          <w:sz w:val="22"/>
+          <w:szCs w:val="24"/>
+        </w:rPr>
+      </w:pPr>
+      <w:r>
+        <w:rPr>
+          <w:rFonts w:ascii="CMU Serif Roman" w:hAnsi="CMU Serif Roman" w:cs="CMU Serif Roman"/>
+          <w:b/>
+          <w:bCs/>
+          <w:color w:val="000000" w:themeColor="text1"/>
+          <w:sz w:val="22"/>
+          <w:szCs w:val="24"/>
+        </w:rPr>
+        <w:t xml:space="preserve">Primary Benchmark: </w:t>
+      </w:r>
+      <w:r>
+        <w:rPr>
+          <w:rFonts w:ascii="CMU Serif Roman" w:hAnsi="CMU Serif Roman" w:cs="CMU Serif Roman"/>
+          <w:color w:val="000000" w:themeColor="text1"/>
+          <w:sz w:val="22"/>
+          <w:szCs w:val="24"/>
+        </w:rPr>
+        <w:t>Global Gold Spot price (XAU/USD), sourced from MetaTrader 5</w:t>
+      </w:r>
+    </w:p>
+    <w:p>
+      <w:pPr>
+        <w:pStyle w:val="ListParagraph"/>
         <w:numPr>
           <w:ilvl w:val="0"/>
-          <w:numId w:val="17"/>
+          <w:numId w:val="30"/>
         </w:numPr>
         <w:spacing w:after="120" w:line="240" w:lineRule="auto"/>
         <w:ind w:right="6"/>
@@ -10397,23 +9976,24 @@
           <w:sz w:val="22"/>
           <w:szCs w:val="24"/>
         </w:rPr>
-        <w:t>Problem:</w:t>
-      </w:r>
-      <w:r>
-        <w:rPr>
-          <w:rFonts w:ascii="CMU Serif Roman" w:hAnsi="CMU Serif Roman" w:cs="CMU Serif Roman"/>
-          <w:color w:val="000000" w:themeColor="text1"/>
-          <w:sz w:val="22"/>
-          <w:szCs w:val="24"/>
-        </w:rPr>
-        <w:t> The raw data from different files had inconsistent date formats and were stored as plain text.</w:t>
-      </w:r>
-    </w:p>
-    <w:p>
-      <w:pPr>
+        <w:t xml:space="preserve">Currency Data: </w:t>
+      </w:r>
+      <w:r>
+        <w:rPr>
+          <w:rFonts w:ascii="CMU Serif Roman" w:hAnsi="CMU Serif Roman" w:cs="CMU Serif Roman"/>
+          <w:color w:val="000000" w:themeColor="text1"/>
+          <w:sz w:val="22"/>
+          <w:szCs w:val="24"/>
+        </w:rPr>
+        <w:t>USD/THB exchange rate, sourced from MetaTrader 5</w:t>
+      </w:r>
+    </w:p>
+    <w:p>
+      <w:pPr>
+        <w:pStyle w:val="ListParagraph"/>
         <w:numPr>
           <w:ilvl w:val="0"/>
-          <w:numId w:val="17"/>
+          <w:numId w:val="30"/>
         </w:numPr>
         <w:spacing w:after="120" w:line="240" w:lineRule="auto"/>
         <w:ind w:right="6"/>
@@ -10434,58 +10014,24 @@
           <w:sz w:val="22"/>
           <w:szCs w:val="24"/>
         </w:rPr>
-        <w:t>Cleaning Process:</w:t>
-      </w:r>
-      <w:r>
-        <w:rPr>
-          <w:rFonts w:ascii="CMU Serif Roman" w:hAnsi="CMU Serif Roman" w:cs="CMU Serif Roman"/>
-          <w:color w:val="000000" w:themeColor="text1"/>
-          <w:sz w:val="22"/>
-          <w:szCs w:val="24"/>
-        </w:rPr>
-        <w:t> We converted these text values into a standard Datetime format. We then set the time column as the table's index and sorted it chronologically (from past to present). This sorting step is critical; without it, all time-series calculations would be distorted.</w:t>
-      </w:r>
-    </w:p>
-    <w:p>
-      <w:pPr>
-        <w:spacing w:after="120" w:line="240" w:lineRule="auto"/>
-        <w:ind w:right="6"/>
-        <w:jc w:val="thaiDistribute"/>
-        <w:rPr>
-          <w:rFonts w:ascii="CMU Serif Roman" w:hAnsi="CMU Serif Roman" w:cs="CMU Serif Roman"/>
-          <w:color w:val="000000" w:themeColor="text1"/>
-          <w:sz w:val="22"/>
-          <w:szCs w:val="24"/>
-        </w:rPr>
-      </w:pPr>
-      <w:r>
-        <w:rPr>
-          <w:rFonts w:ascii="CMU Serif Roman" w:hAnsi="CMU Serif Roman" w:cs="CMU Serif Roman"/>
-          <w:b/>
-          <w:bCs/>
-          <w:color w:val="000000" w:themeColor="text1"/>
-          <w:sz w:val="22"/>
-          <w:szCs w:val="24"/>
-        </w:rPr>
-        <w:t>7.3.</w:t>
-      </w:r>
-      <w:r>
-        <w:rPr>
-          <w:rFonts w:ascii="CMU Serif Roman" w:hAnsi="CMU Serif Roman" w:cs="CMU Serif Roman"/>
-          <w:b/>
-          <w:bCs/>
-          <w:color w:val="000000" w:themeColor="text1"/>
-          <w:sz w:val="22"/>
-          <w:szCs w:val="24"/>
-        </w:rPr>
-        <w:t>2 Data Merging &amp; Alignment</w:t>
-      </w:r>
-    </w:p>
-    <w:p>
-      <w:pPr>
+        <w:t xml:space="preserve">Commodity Data: </w:t>
+      </w:r>
+      <w:r>
+        <w:rPr>
+          <w:rFonts w:ascii="CMU Serif Roman" w:hAnsi="CMU Serif Roman" w:cs="CMU Serif Roman"/>
+          <w:color w:val="000000" w:themeColor="text1"/>
+          <w:sz w:val="22"/>
+          <w:szCs w:val="24"/>
+        </w:rPr>
+        <w:t>Brent Crude Oil, WTI, Silver, and related instruments sourced from http://investing.com</w:t>
+      </w:r>
+    </w:p>
+    <w:p>
+      <w:pPr>
+        <w:pStyle w:val="ListParagraph"/>
         <w:numPr>
           <w:ilvl w:val="0"/>
-          <w:numId w:val="18"/>
+          <w:numId w:val="30"/>
         </w:numPr>
         <w:spacing w:after="120" w:line="240" w:lineRule="auto"/>
         <w:ind w:right="6"/>
@@ -10506,23 +10052,24 @@
           <w:sz w:val="22"/>
           <w:szCs w:val="24"/>
         </w:rPr>
-        <w:t>Problem:</w:t>
-      </w:r>
-      <w:r>
-        <w:rPr>
-          <w:rFonts w:ascii="CMU Serif Roman" w:hAnsi="CMU Serif Roman" w:cs="CMU Serif Roman"/>
-          <w:color w:val="000000" w:themeColor="text1"/>
-          <w:sz w:val="22"/>
-          <w:szCs w:val="24"/>
-        </w:rPr>
-        <w:t> The gold market, the currency exchange market, and the US stock market (VIX) have different operating hours and public holidays. This resulted in an unequal number of data rows and missing dates.</w:t>
-      </w:r>
-    </w:p>
-    <w:p>
-      <w:pPr>
+        <w:t xml:space="preserve">Volatility &amp; Sentiment Indices: </w:t>
+      </w:r>
+      <w:r>
+        <w:rPr>
+          <w:rFonts w:ascii="CMU Serif Roman" w:hAnsi="CMU Serif Roman" w:cs="CMU Serif Roman"/>
+          <w:color w:val="000000" w:themeColor="text1"/>
+          <w:sz w:val="22"/>
+          <w:szCs w:val="24"/>
+        </w:rPr>
+        <w:t>VIX and GVZ sourced from https://www.cboe.com/tradable-products/vix/vix-historical-data</w:t>
+      </w:r>
+    </w:p>
+    <w:p>
+      <w:pPr>
+        <w:pStyle w:val="ListParagraph"/>
         <w:numPr>
           <w:ilvl w:val="0"/>
-          <w:numId w:val="18"/>
+          <w:numId w:val="30"/>
         </w:numPr>
         <w:spacing w:after="120" w:line="240" w:lineRule="auto"/>
         <w:ind w:right="6"/>
@@ -10543,89 +10090,24 @@
           <w:sz w:val="22"/>
           <w:szCs w:val="24"/>
         </w:rPr>
-        <w:t>Cleaning Process:</w:t>
-      </w:r>
-      <w:r>
-        <w:rPr>
-          <w:rFonts w:ascii="CMU Serif Roman" w:hAnsi="CMU Serif Roman" w:cs="CMU Serif Roman"/>
-          <w:color w:val="000000" w:themeColor="text1"/>
-          <w:sz w:val="22"/>
-          <w:szCs w:val="24"/>
-        </w:rPr>
-        <w:t> We merged the datasets using an "Inner Join" method based on the Datetime index. This automatically filters the data, keeping only the dates where all three markets have complete information. Any row with missing data from any market (due to holidays) was safely dropped.</w:t>
-      </w:r>
-    </w:p>
-    <w:p>
-      <w:pPr>
-        <w:spacing w:after="120" w:line="240" w:lineRule="auto"/>
-        <w:ind w:right="6"/>
-        <w:jc w:val="thaiDistribute"/>
-        <w:rPr>
-          <w:rFonts w:ascii="CMU Serif Roman" w:hAnsi="CMU Serif Roman" w:cs="CMU Serif Roman"/>
-          <w:color w:val="000000" w:themeColor="text1"/>
-          <w:sz w:val="22"/>
-          <w:szCs w:val="24"/>
-        </w:rPr>
-      </w:pPr>
-      <w:r>
-        <w:rPr>
-          <w:rFonts w:ascii="CMU Serif Roman" w:hAnsi="CMU Serif Roman" w:cs="CMU Serif Roman"/>
-          <w:b/>
-          <w:bCs/>
-          <w:color w:val="000000" w:themeColor="text1"/>
-          <w:sz w:val="22"/>
-          <w:szCs w:val="24"/>
-        </w:rPr>
-        <w:t>7.3.</w:t>
-      </w:r>
-      <w:r>
-        <w:rPr>
-          <w:rFonts w:ascii="CMU Serif Roman" w:hAnsi="CMU Serif Roman" w:cs="CMU Serif Roman"/>
-          <w:b/>
-          <w:bCs/>
-          <w:color w:val="000000" w:themeColor="text1"/>
-          <w:sz w:val="22"/>
-          <w:szCs w:val="24"/>
-        </w:rPr>
-        <w:t>3 Feature Engineering</w:t>
-      </w:r>
-      <w:r>
-        <w:rPr>
-          <w:rFonts w:ascii="CMU Serif Roman" w:hAnsi="CMU Serif Roman" w:cs="CMU Serif Roman"/>
-          <w:color w:val="000000" w:themeColor="text1"/>
-          <w:sz w:val="22"/>
-          <w:szCs w:val="24"/>
-        </w:rPr>
-        <w:t> </w:t>
-      </w:r>
-    </w:p>
-    <w:p>
-      <w:pPr>
-        <w:spacing w:after="120" w:line="240" w:lineRule="auto"/>
-        <w:ind w:right="6"/>
-        <w:jc w:val="thaiDistribute"/>
-        <w:rPr>
-          <w:rFonts w:ascii="CMU Serif Roman" w:hAnsi="CMU Serif Roman" w:cs="CMU Serif Roman"/>
-          <w:color w:val="000000" w:themeColor="text1"/>
-          <w:sz w:val="22"/>
-          <w:szCs w:val="24"/>
-        </w:rPr>
-      </w:pPr>
-      <w:r>
-        <w:rPr>
-          <w:rFonts w:ascii="CMU Serif Roman" w:hAnsi="CMU Serif Roman" w:cs="CMU Serif Roman"/>
-          <w:color w:val="000000" w:themeColor="text1"/>
-          <w:sz w:val="22"/>
-          <w:szCs w:val="24"/>
-        </w:rPr>
-        <w:t>Because raw prices are not stationary (as proven by the ADF Test), we cannot feed them directly into the model. We transformed the data as follows:</w:t>
-      </w:r>
-    </w:p>
-    <w:p>
-      <w:pPr>
+        <w:t xml:space="preserve">Equity Indices: </w:t>
+      </w:r>
+      <w:r>
+        <w:rPr>
+          <w:rFonts w:ascii="CMU Serif Roman" w:hAnsi="CMU Serif Roman" w:cs="CMU Serif Roman"/>
+          <w:color w:val="000000" w:themeColor="text1"/>
+          <w:sz w:val="22"/>
+          <w:szCs w:val="24"/>
+        </w:rPr>
+        <w:t>S&amp;P 500, NASDAQ-100, and Dow Jones Index sourced from public financial data providers</w:t>
+      </w:r>
+    </w:p>
+    <w:p>
+      <w:pPr>
+        <w:pStyle w:val="ListParagraph"/>
         <w:numPr>
           <w:ilvl w:val="0"/>
-          <w:numId w:val="19"/>
+          <w:numId w:val="30"/>
         </w:numPr>
         <w:spacing w:after="120" w:line="240" w:lineRule="auto"/>
         <w:ind w:right="6"/>
@@ -10646,127 +10128,25 @@
           <w:sz w:val="22"/>
           <w:szCs w:val="24"/>
         </w:rPr>
-        <w:t>XAU/USD &amp; USD/THB Log Return:</w:t>
-      </w:r>
-      <w:r>
-        <w:rPr>
-          <w:rFonts w:ascii="CMU Serif Roman" w:hAnsi="CMU Serif Roman" w:cs="CMU Serif Roman"/>
-          <w:color w:val="000000" w:themeColor="text1"/>
-          <w:sz w:val="22"/>
-          <w:szCs w:val="24"/>
-        </w:rPr>
-        <w:t xml:space="preserve"> We used the natural logarithm </w:t>
-      </w:r>
-      <w:r>
-        <w:rPr>
-          <w:rFonts w:ascii="CMU Serif Roman" w:hAnsi="CMU Serif Roman" w:cs="CMU Serif Roman"/>
-          <w:color w:val="000000" w:themeColor="text1"/>
-          <w:sz w:val="22"/>
-          <w:szCs w:val="24"/>
-        </w:rPr>
-        <w:t>equation</w:t>
-      </w:r>
-      <w:r>
-        <w:rPr>
-          <w:rFonts w:ascii="CMU Serif Roman" w:hAnsi="CMU Serif Roman" w:cs="CMU Serif Roman"/>
-          <w:color w:val="000000" w:themeColor="text1"/>
-          <w:sz w:val="22"/>
-          <w:szCs w:val="24"/>
-        </w:rPr>
-        <w:t xml:space="preserve">                  </w:t>
-      </w:r>
-      <w:r>
-        <w:rPr>
-          <w:rFonts w:ascii="CMU Serif Roman" w:hAnsi="CMU Serif Roman" w:cs="CMU Serif Roman"/>
-          <w:b/>
-          <w:bCs/>
-          <w:color w:val="000000" w:themeColor="text1"/>
-          <w:sz w:val="22"/>
-          <w:szCs w:val="24"/>
-        </w:rPr>
-        <w:t>ln(</w:t>
-      </w:r>
-      <w:r>
-        <w:rPr>
-          <w:rFonts w:ascii="CMU Serif Roman" w:hAnsi="CMU Serif Roman" w:cs="CMU Serif Roman"/>
-          <w:b/>
-          <w:bCs/>
-          <w:color w:val="000000" w:themeColor="text1"/>
-          <w:sz w:val="22"/>
-          <w:szCs w:val="24"/>
-        </w:rPr>
-        <w:t xml:space="preserve"> </w:t>
-      </w:r>
-      <w:r>
-        <w:rPr>
-          <w:rFonts w:ascii="CMU Serif Roman" w:hAnsi="CMU Serif Roman" w:cs="CMU Serif Roman"/>
-          <w:b/>
-          <w:bCs/>
-          <w:color w:val="000000" w:themeColor="text1"/>
-          <w:sz w:val="22"/>
-          <w:szCs w:val="24"/>
-        </w:rPr>
-        <w:t>Current Price</w:t>
-      </w:r>
-      <w:r>
-        <w:rPr>
-          <w:rFonts w:ascii="CMU Serif Roman" w:hAnsi="CMU Serif Roman" w:cs="CMU Serif Roman"/>
-          <w:b/>
-          <w:bCs/>
-          <w:color w:val="000000" w:themeColor="text1"/>
-          <w:sz w:val="22"/>
-          <w:szCs w:val="24"/>
-        </w:rPr>
-        <w:t xml:space="preserve"> </w:t>
-      </w:r>
-      <w:r>
-        <w:rPr>
-          <w:rFonts w:ascii="CMU Serif Roman" w:hAnsi="CMU Serif Roman" w:cs="CMU Serif Roman"/>
-          <w:b/>
-          <w:bCs/>
-          <w:color w:val="000000" w:themeColor="text1"/>
-          <w:sz w:val="22"/>
-          <w:szCs w:val="24"/>
-        </w:rPr>
-        <w:t>/ Yesterday's Price</w:t>
-      </w:r>
-      <w:r>
-        <w:rPr>
-          <w:rFonts w:ascii="CMU Serif Roman" w:hAnsi="CMU Serif Roman" w:cs="CMU Serif Roman"/>
-          <w:b/>
-          <w:bCs/>
-          <w:color w:val="000000" w:themeColor="text1"/>
-          <w:sz w:val="22"/>
-          <w:szCs w:val="24"/>
-        </w:rPr>
-        <w:t xml:space="preserve"> </w:t>
-      </w:r>
-      <w:r>
-        <w:rPr>
-          <w:rFonts w:ascii="CMU Serif Roman" w:hAnsi="CMU Serif Roman" w:cs="CMU Serif Roman"/>
-          <w:b/>
-          <w:bCs/>
-          <w:color w:val="000000" w:themeColor="text1"/>
-          <w:sz w:val="22"/>
-          <w:szCs w:val="24"/>
-        </w:rPr>
-        <w:t xml:space="preserve">) </w:t>
-      </w:r>
-      <w:r>
-        <w:rPr>
-          <w:rFonts w:ascii="CMU Serif Roman" w:hAnsi="CMU Serif Roman" w:cs="CMU Serif Roman"/>
-          <w:color w:val="000000" w:themeColor="text1"/>
-          <w:sz w:val="22"/>
-          <w:szCs w:val="24"/>
-        </w:rPr>
-        <w:t>to convert raw prices into daily percentage fluctuations.</w:t>
-      </w:r>
-    </w:p>
-    <w:p>
-      <w:pPr>
+        <w:lastRenderedPageBreak/>
+        <w:t xml:space="preserve">Gold Miners Data: </w:t>
+      </w:r>
+      <w:r>
+        <w:rPr>
+          <w:rFonts w:ascii="CMU Serif Roman" w:hAnsi="CMU Serif Roman" w:cs="CMU Serif Roman"/>
+          <w:color w:val="000000" w:themeColor="text1"/>
+          <w:sz w:val="22"/>
+          <w:szCs w:val="24"/>
+        </w:rPr>
+        <w:t>GDX and EGO sourced from public equity market feeds</w:t>
+      </w:r>
+    </w:p>
+    <w:p>
+      <w:pPr>
+        <w:pStyle w:val="ListParagraph"/>
         <w:numPr>
           <w:ilvl w:val="0"/>
-          <w:numId w:val="19"/>
+          <w:numId w:val="30"/>
         </w:numPr>
         <w:spacing w:after="120" w:line="240" w:lineRule="auto"/>
         <w:ind w:right="6"/>
@@ -10787,182 +10167,306 @@
           <w:sz w:val="22"/>
           <w:szCs w:val="24"/>
         </w:rPr>
-        <w:t>VIX 30D Z-Score:</w:t>
-      </w:r>
-      <w:r>
-        <w:rPr>
-          <w:rFonts w:ascii="CMU Serif Roman" w:hAnsi="CMU Serif Roman" w:cs="CMU Serif Roman"/>
-          <w:color w:val="000000" w:themeColor="text1"/>
-          <w:sz w:val="22"/>
-          <w:szCs w:val="24"/>
-        </w:rPr>
-        <w:t> We created a 30-day rolling window to find the mean and standard deviation (SD). We then subtracted the mean from the current VIX value and divided it by the SD. This measures how "abnormal" current market fear is compared to the recent average.</w:t>
-      </w:r>
-    </w:p>
-    <w:p>
-      <w:pPr>
-        <w:numPr>
-          <w:ilvl w:val="0"/>
-          <w:numId w:val="19"/>
-        </w:numPr>
-        <w:spacing w:after="120" w:line="240" w:lineRule="auto"/>
-        <w:ind w:right="6"/>
-        <w:jc w:val="thaiDistribute"/>
-        <w:rPr>
-          <w:rFonts w:ascii="CMU Serif Roman" w:hAnsi="CMU Serif Roman" w:cs="CMU Serif Roman"/>
-          <w:color w:val="000000" w:themeColor="text1"/>
-          <w:sz w:val="22"/>
-          <w:szCs w:val="24"/>
-        </w:rPr>
-      </w:pPr>
-      <w:r>
-        <w:rPr>
-          <w:rFonts w:ascii="CMU Serif Roman" w:hAnsi="CMU Serif Roman" w:cs="CMU Serif Roman"/>
-          <w:b/>
-          <w:bCs/>
-          <w:color w:val="000000" w:themeColor="text1"/>
-          <w:sz w:val="22"/>
-          <w:szCs w:val="24"/>
-        </w:rPr>
-        <w:t>Global Gold 30D Rolling Realized Volatility:</w:t>
-      </w:r>
-      <w:r>
-        <w:rPr>
-          <w:rFonts w:ascii="CMU Serif Roman" w:hAnsi="CMU Serif Roman" w:cs="CMU Serif Roman"/>
-          <w:color w:val="000000" w:themeColor="text1"/>
-          <w:sz w:val="22"/>
-          <w:szCs w:val="24"/>
-        </w:rPr>
-        <w:t> We used the XAU Log Returns to calculate the 30-day historical volatility (SD). We then annualized this value by multiplying it by the square root of 252 (the number of trading days in a year) to measure the intensity of price swings.</w:t>
-      </w:r>
-    </w:p>
-    <w:p>
-      <w:pPr>
-        <w:spacing w:after="120" w:line="240" w:lineRule="auto"/>
-        <w:ind w:right="6"/>
-        <w:jc w:val="thaiDistribute"/>
-        <w:rPr>
-          <w:rFonts w:ascii="CMU Serif Roman" w:hAnsi="CMU Serif Roman" w:cs="CMU Serif Roman"/>
-          <w:color w:val="000000" w:themeColor="text1"/>
-          <w:sz w:val="22"/>
-          <w:szCs w:val="24"/>
-        </w:rPr>
-      </w:pPr>
-      <w:r>
-        <w:rPr>
-          <w:rFonts w:ascii="CMU Serif Roman" w:hAnsi="CMU Serif Roman" w:cs="CMU Serif Roman"/>
-          <w:b/>
-          <w:bCs/>
-          <w:color w:val="000000" w:themeColor="text1"/>
-          <w:sz w:val="22"/>
-          <w:szCs w:val="24"/>
-        </w:rPr>
-        <w:t>7.3.4</w:t>
-      </w:r>
-      <w:r>
-        <w:rPr>
-          <w:rFonts w:ascii="CMU Serif Roman" w:hAnsi="CMU Serif Roman" w:cs="CMU Serif Roman"/>
-          <w:b/>
-          <w:bCs/>
-          <w:color w:val="000000" w:themeColor="text1"/>
-          <w:sz w:val="22"/>
-          <w:szCs w:val="24"/>
-        </w:rPr>
-        <w:t xml:space="preserve"> Dropping NaN Values</w:t>
-      </w:r>
-    </w:p>
-    <w:p>
-      <w:pPr>
-        <w:numPr>
-          <w:ilvl w:val="0"/>
-          <w:numId w:val="20"/>
-        </w:numPr>
-        <w:spacing w:after="120" w:line="240" w:lineRule="auto"/>
-        <w:ind w:right="6"/>
-        <w:jc w:val="thaiDistribute"/>
-        <w:rPr>
-          <w:rFonts w:ascii="CMU Serif Roman" w:hAnsi="CMU Serif Roman" w:cs="CMU Serif Roman"/>
-          <w:color w:val="000000" w:themeColor="text1"/>
-          <w:sz w:val="22"/>
-          <w:szCs w:val="24"/>
-        </w:rPr>
-      </w:pPr>
-      <w:r>
-        <w:rPr>
-          <w:rFonts w:ascii="CMU Serif Roman" w:hAnsi="CMU Serif Roman" w:cs="CMU Serif Roman"/>
-          <w:b/>
-          <w:bCs/>
-          <w:color w:val="000000" w:themeColor="text1"/>
-          <w:sz w:val="22"/>
-          <w:szCs w:val="24"/>
-        </w:rPr>
-        <w:t>Problem:</w:t>
-      </w:r>
-      <w:r>
-        <w:rPr>
-          <w:rFonts w:ascii="CMU Serif Roman" w:hAnsi="CMU Serif Roman" w:cs="CMU Serif Roman"/>
-          <w:color w:val="000000" w:themeColor="text1"/>
-          <w:sz w:val="22"/>
-          <w:szCs w:val="24"/>
-        </w:rPr>
-        <w:t> When applying backward-looking calculations (like 30-day rolling windows and 1-day shifts), the first 30 rows of the dataset become empty (NaN) because there is no past data to calculate from.</w:t>
-      </w:r>
-    </w:p>
-    <w:p>
-      <w:pPr>
-        <w:numPr>
-          <w:ilvl w:val="0"/>
-          <w:numId w:val="20"/>
-        </w:numPr>
-        <w:spacing w:after="120" w:line="240" w:lineRule="auto"/>
-        <w:ind w:right="6"/>
-        <w:jc w:val="thaiDistribute"/>
-        <w:rPr>
-          <w:rFonts w:ascii="CMU Serif Roman" w:hAnsi="CMU Serif Roman" w:cs="CMU Serif Roman"/>
-          <w:color w:val="000000" w:themeColor="text1"/>
-          <w:sz w:val="22"/>
-          <w:szCs w:val="24"/>
-        </w:rPr>
-      </w:pPr>
-      <w:r>
-        <w:rPr>
-          <w:rFonts w:ascii="CMU Serif Roman" w:hAnsi="CMU Serif Roman" w:cs="CMU Serif Roman"/>
-          <w:b/>
-          <w:bCs/>
-          <w:color w:val="000000" w:themeColor="text1"/>
-          <w:sz w:val="22"/>
-          <w:szCs w:val="24"/>
-        </w:rPr>
-        <w:t>Cleaning Process:</w:t>
-      </w:r>
-      <w:r>
-        <w:rPr>
-          <w:rFonts w:ascii="CMU Serif Roman" w:hAnsi="CMU Serif Roman" w:cs="CMU Serif Roman"/>
-          <w:color w:val="000000" w:themeColor="text1"/>
-          <w:sz w:val="22"/>
-          <w:szCs w:val="24"/>
-        </w:rPr>
-        <w:t> We used the </w:t>
-      </w:r>
-      <w:r>
-        <w:rPr>
-          <w:rFonts w:ascii="CMU Serif Roman" w:hAnsi="CMU Serif Roman" w:cs="CMU Serif Roman"/>
-          <w:b/>
-          <w:bCs/>
-          <w:color w:val="000000" w:themeColor="text1"/>
-          <w:sz w:val="22"/>
-          <w:szCs w:val="24"/>
-        </w:rPr>
-        <w:t>.dropna()</w:t>
-      </w:r>
-      <w:r>
-        <w:rPr>
-          <w:rFonts w:ascii="CMU Serif Roman" w:hAnsi="CMU Serif Roman" w:cs="CMU Serif Roman"/>
-          <w:color w:val="000000" w:themeColor="text1"/>
-          <w:sz w:val="22"/>
-          <w:szCs w:val="24"/>
-        </w:rPr>
-        <w:t> command to completely remove these first 30 invalid rows. If even a single NaN (Not a Number) value remains, AI algorithms and statistical models will immediately fail. To compensate for this dropped data, we can increase the volume of historical data collected.</w:t>
+        <w:t xml:space="preserve">Supplementary Datasets: </w:t>
+      </w:r>
+      <w:r>
+        <w:rPr>
+          <w:rFonts w:ascii="CMU Serif Roman" w:hAnsi="CMU Serif Roman" w:cs="CMU Serif Roman"/>
+          <w:color w:val="000000" w:themeColor="text1"/>
+          <w:sz w:val="22"/>
+          <w:szCs w:val="24"/>
+        </w:rPr>
+        <w:t>Where applicable, the Hugging Face Datasets library will be used to access publicly available financial or economic datasets that may support model benchmarking</w:t>
+      </w:r>
+    </w:p>
+    <w:p>
+      <w:pPr>
+        <w:spacing w:after="120" w:line="240" w:lineRule="auto"/>
+        <w:ind w:right="6"/>
+        <w:jc w:val="thaiDistribute"/>
+        <w:rPr>
+          <w:rFonts w:ascii="CMU Serif Roman" w:hAnsi="CMU Serif Roman" w:cs="CMU Serif Roman"/>
+          <w:b/>
+          <w:bCs/>
+          <w:color w:val="000000" w:themeColor="text1"/>
+          <w:szCs w:val="28"/>
+        </w:rPr>
+      </w:pPr>
+      <w:r>
+        <w:rPr>
+          <w:rFonts w:ascii="CMU Serif Roman" w:hAnsi="CMU Serif Roman" w:cs="CMU Serif Roman"/>
+          <w:b/>
+          <w:bCs/>
+          <w:color w:val="000000" w:themeColor="text1"/>
+          <w:szCs w:val="28"/>
+        </w:rPr>
+        <w:t>7.3 Data Quality &amp; Pre-processing</w:t>
+      </w:r>
+    </w:p>
+    <w:p>
+      <w:pPr>
+        <w:spacing w:after="120" w:line="240" w:lineRule="auto"/>
+        <w:ind w:right="6"/>
+        <w:jc w:val="thaiDistribute"/>
+        <w:rPr>
+          <w:rFonts w:ascii="CMU Serif Roman" w:hAnsi="CMU Serif Roman" w:cs="CMU Serif Roman"/>
+          <w:color w:val="000000" w:themeColor="text1"/>
+          <w:sz w:val="22"/>
+          <w:szCs w:val="24"/>
+        </w:rPr>
+      </w:pPr>
+      <w:r>
+        <w:rPr>
+          <w:rFonts w:ascii="CMU Serif Roman" w:hAnsi="CMU Serif Roman" w:cs="CMU Serif Roman"/>
+          <w:color w:val="000000" w:themeColor="text1"/>
+          <w:sz w:val="22"/>
+          <w:szCs w:val="24"/>
+        </w:rPr>
+        <w:t>As this project is currently in the Discovery Phase, the full preprocessing pipeline will be designed and documented in Phase 2. However, the following key preprocessing principles have been identified based on the nature of financial time-series data.</w:t>
+      </w:r>
+    </w:p>
+    <w:p>
+      <w:pPr>
+        <w:spacing w:after="120" w:line="240" w:lineRule="auto"/>
+        <w:ind w:right="6"/>
+        <w:jc w:val="thaiDistribute"/>
+        <w:rPr>
+          <w:rFonts w:ascii="CMU Serif Roman" w:hAnsi="CMU Serif Roman" w:cs="CMU Serif Roman"/>
+          <w:color w:val="000000" w:themeColor="text1"/>
+          <w:szCs w:val="28"/>
+        </w:rPr>
+      </w:pPr>
+      <w:r>
+        <w:rPr>
+          <w:rFonts w:ascii="CMU Serif Roman" w:hAnsi="CMU Serif Roman" w:cs="CMU Serif Roman"/>
+          <w:b/>
+          <w:bCs/>
+          <w:color w:val="000000" w:themeColor="text1"/>
+          <w:szCs w:val="28"/>
+        </w:rPr>
+        <w:t>7.3.1 Stationarity &amp; Transformation</w:t>
+      </w:r>
+    </w:p>
+    <w:p>
+      <w:pPr>
+        <w:spacing w:after="120" w:line="240" w:lineRule="auto"/>
+        <w:ind w:right="6"/>
+        <w:jc w:val="thaiDistribute"/>
+        <w:rPr>
+          <w:rFonts w:ascii="CMU Serif Roman" w:hAnsi="CMU Serif Roman" w:cs="CMU Serif Roman"/>
+          <w:color w:val="000000" w:themeColor="text1"/>
+          <w:sz w:val="22"/>
+          <w:szCs w:val="24"/>
+        </w:rPr>
+      </w:pPr>
+      <w:r>
+        <w:rPr>
+          <w:rFonts w:ascii="CMU Serif Roman" w:hAnsi="CMU Serif Roman" w:cs="CMU Serif Roman"/>
+          <w:color w:val="000000" w:themeColor="text1"/>
+          <w:sz w:val="22"/>
+          <w:szCs w:val="24"/>
+        </w:rPr>
+        <w:t>Raw price series are inherently non-stationary, as confirmed by preliminary Augmented Dickey-Fuller (ADF) testing. All price-based variables will therefore be transformed into stationary representations — primarily via Log Return transformation — prior to model training. Volatility features will be expressed as rolling statistical measures to preserve their temporal structure.</w:t>
+      </w:r>
+    </w:p>
+    <w:p>
+      <w:pPr>
+        <w:spacing w:after="120" w:line="240" w:lineRule="auto"/>
+        <w:ind w:right="6"/>
+        <w:jc w:val="thaiDistribute"/>
+        <w:rPr>
+          <w:rFonts w:ascii="CMU Serif Roman" w:hAnsi="CMU Serif Roman" w:cs="CMU Serif Roman"/>
+          <w:color w:val="000000" w:themeColor="text1"/>
+          <w:szCs w:val="28"/>
+        </w:rPr>
+      </w:pPr>
+      <w:r>
+        <w:rPr>
+          <w:rFonts w:ascii="CMU Serif Roman" w:hAnsi="CMU Serif Roman" w:cs="CMU Serif Roman"/>
+          <w:b/>
+          <w:bCs/>
+          <w:color w:val="000000" w:themeColor="text1"/>
+          <w:szCs w:val="28"/>
+        </w:rPr>
+        <w:t>7.3.2 Data Alignment</w:t>
+      </w:r>
+    </w:p>
+    <w:p>
+      <w:pPr>
+        <w:spacing w:after="120" w:line="240" w:lineRule="auto"/>
+        <w:ind w:right="6"/>
+        <w:jc w:val="thaiDistribute"/>
+        <w:rPr>
+          <w:rFonts w:ascii="CMU Serif Roman" w:hAnsi="CMU Serif Roman" w:cs="CMU Serif Roman"/>
+          <w:color w:val="000000" w:themeColor="text1"/>
+          <w:sz w:val="22"/>
+          <w:szCs w:val="24"/>
+        </w:rPr>
+      </w:pPr>
+      <w:r>
+        <w:rPr>
+          <w:rFonts w:ascii="CMU Serif Roman" w:hAnsi="CMU Serif Roman" w:cs="CMU Serif Roman"/>
+          <w:color w:val="000000" w:themeColor="text1"/>
+          <w:sz w:val="22"/>
+          <w:szCs w:val="24"/>
+        </w:rPr>
+        <w:t>The five feature categories originate from markets with differing trading hours and holiday calendars. An Inner Join strategy based on the shared trading date index will be applied to ensure that only dates with complete observations across all sources are retained, preventing the model from learning on incomplete cross-market information.</w:t>
+      </w:r>
+    </w:p>
+    <w:p>
+      <w:pPr>
+        <w:spacing w:after="120" w:line="240" w:lineRule="auto"/>
+        <w:ind w:right="6"/>
+        <w:jc w:val="thaiDistribute"/>
+        <w:rPr>
+          <w:rFonts w:ascii="CMU Serif Roman" w:hAnsi="CMU Serif Roman" w:cs="CMU Serif Roman"/>
+          <w:color w:val="000000" w:themeColor="text1"/>
+          <w:szCs w:val="28"/>
+        </w:rPr>
+      </w:pPr>
+      <w:r>
+        <w:rPr>
+          <w:rFonts w:ascii="CMU Serif Roman" w:hAnsi="CMU Serif Roman" w:cs="CMU Serif Roman"/>
+          <w:b/>
+          <w:bCs/>
+          <w:color w:val="000000" w:themeColor="text1"/>
+          <w:szCs w:val="28"/>
+        </w:rPr>
+        <w:t>7.3.3 Train/Test Split Strategy</w:t>
+      </w:r>
+    </w:p>
+    <w:p>
+      <w:pPr>
+        <w:spacing w:after="120" w:line="240" w:lineRule="auto"/>
+        <w:ind w:right="6"/>
+        <w:jc w:val="thaiDistribute"/>
+        <w:rPr>
+          <w:rFonts w:ascii="CMU Serif Roman" w:hAnsi="CMU Serif Roman" w:cs="CMU Serif Roman"/>
+          <w:color w:val="000000" w:themeColor="text1"/>
+          <w:sz w:val="22"/>
+          <w:szCs w:val="24"/>
+        </w:rPr>
+      </w:pPr>
+      <w:r>
+        <w:rPr>
+          <w:rFonts w:ascii="CMU Serif Roman" w:hAnsi="CMU Serif Roman" w:cs="CMU Serif Roman"/>
+          <w:color w:val="000000" w:themeColor="text1"/>
+          <w:sz w:val="22"/>
+          <w:szCs w:val="24"/>
+        </w:rPr>
+        <w:t>Because this project uses time-series data, random splitting will be strictly avoided to prevent data leakage. The primary strategy will be a Time-Based Split, where data from 2010–2022 serves as the training set and data from 2023–2025 serves as the test set, simulating a real-world forecasting scenario. Walk-Forward Validation will additionally be considered during hyperparameter tuning to evaluate model stability across distinct market regimes, including the COVID-19 period and subsequent geopolitical volatility cycles.</w:t>
+      </w:r>
+    </w:p>
+    <w:p>
+      <w:pPr>
+        <w:spacing w:after="120" w:line="240" w:lineRule="auto"/>
+        <w:ind w:right="6"/>
+        <w:jc w:val="thaiDistribute"/>
+        <w:rPr>
+          <w:rFonts w:ascii="CMU Serif Roman" w:hAnsi="CMU Serif Roman" w:cs="CMU Serif Roman"/>
+          <w:b/>
+          <w:bCs/>
+          <w:color w:val="000000" w:themeColor="text1"/>
+          <w:szCs w:val="28"/>
+        </w:rPr>
+      </w:pPr>
+      <w:r>
+        <w:rPr>
+          <w:rFonts w:ascii="CMU Serif Roman" w:hAnsi="CMU Serif Roman" w:cs="CMU Serif Roman"/>
+          <w:b/>
+          <w:bCs/>
+          <w:color w:val="000000" w:themeColor="text1"/>
+          <w:szCs w:val="28"/>
+        </w:rPr>
+        <w:t>7.4 Initial Correlation Assessment</w:t>
+      </w:r>
+    </w:p>
+    <w:p>
+      <w:pPr>
+        <w:spacing w:after="120" w:line="240" w:lineRule="auto"/>
+        <w:ind w:right="6"/>
+        <w:jc w:val="thaiDistribute"/>
+        <w:rPr>
+          <w:rFonts w:ascii="CMU Serif Roman" w:hAnsi="CMU Serif Roman" w:cs="CMU Serif Roman"/>
+          <w:color w:val="000000" w:themeColor="text1"/>
+          <w:sz w:val="22"/>
+          <w:szCs w:val="24"/>
+        </w:rPr>
+      </w:pPr>
+      <w:r>
+        <w:rPr>
+          <w:rFonts w:ascii="CMU Serif Roman" w:hAnsi="CMU Serif Roman" w:cs="CMU Serif Roman"/>
+          <w:color w:val="000000" w:themeColor="text1"/>
+          <w:sz w:val="22"/>
+          <w:szCs w:val="24"/>
+        </w:rPr>
+        <w:t>A preliminary correlation screening was conducted to evaluate which candidate variables demonstrate a statistically meaningful relationship with Thai gold bullion prices. The key findings are as follows.</w:t>
+      </w:r>
+    </w:p>
+    <w:p>
+      <w:pPr>
+        <w:spacing w:after="120" w:line="240" w:lineRule="auto"/>
+        <w:ind w:right="6"/>
+        <w:jc w:val="thaiDistribute"/>
+        <w:rPr>
+          <w:rFonts w:ascii="CMU Serif Roman" w:hAnsi="CMU Serif Roman" w:cs="CMU Serif Roman"/>
+          <w:color w:val="000000" w:themeColor="text1"/>
+          <w:sz w:val="22"/>
+          <w:szCs w:val="24"/>
+        </w:rPr>
+      </w:pPr>
+      <w:r>
+        <w:rPr>
+          <w:rFonts w:ascii="CMU Serif Roman" w:hAnsi="CMU Serif Roman" w:cs="CMU Serif Roman"/>
+          <w:b/>
+          <w:bCs/>
+          <w:color w:val="000000" w:themeColor="text1"/>
+          <w:sz w:val="22"/>
+          <w:szCs w:val="24"/>
+        </w:rPr>
+        <w:t>Strong Positive Correlation: </w:t>
+      </w:r>
+      <w:r>
+        <w:rPr>
+          <w:rFonts w:ascii="CMU Serif Roman" w:hAnsi="CMU Serif Roman" w:cs="CMU Serif Roman"/>
+          <w:color w:val="000000" w:themeColor="text1"/>
+          <w:sz w:val="22"/>
+          <w:szCs w:val="24"/>
+        </w:rPr>
+        <w:t>Thai gold bullion prices show a strong positive correlation with XAU/USD returns and USD/THB log returns. This is structurally consistent with the Thai gold pricing mechanism described in Section 3.3, where both the global benchmark and the exchange rate directly determine domestic prices.</w:t>
+      </w:r>
+    </w:p>
+    <w:p>
+      <w:pPr>
+        <w:spacing w:after="120" w:line="240" w:lineRule="auto"/>
+        <w:ind w:right="6"/>
+        <w:jc w:val="thaiDistribute"/>
+        <w:rPr>
+          <w:rFonts w:ascii="CMU Serif Roman" w:hAnsi="CMU Serif Roman" w:cs="CMU Serif Roman"/>
+          <w:color w:val="000000" w:themeColor="text1"/>
+          <w:sz w:val="22"/>
+          <w:szCs w:val="24"/>
+        </w:rPr>
+      </w:pPr>
+      <w:r>
+        <w:rPr>
+          <w:rFonts w:ascii="CMU Serif Roman" w:hAnsi="CMU Serif Roman" w:cs="CMU Serif Roman"/>
+          <w:b/>
+          <w:bCs/>
+          <w:color w:val="000000" w:themeColor="text1"/>
+          <w:sz w:val="22"/>
+          <w:szCs w:val="24"/>
+        </w:rPr>
+        <w:t>Volatility Indicators: </w:t>
+      </w:r>
+      <w:r>
+        <w:rPr>
+          <w:rFonts w:ascii="CMU Serif Roman" w:hAnsi="CMU Serif Roman" w:cs="CMU Serif Roman"/>
+          <w:color w:val="000000" w:themeColor="text1"/>
+          <w:sz w:val="22"/>
+          <w:szCs w:val="24"/>
+        </w:rPr>
+        <w:t>VIX and Realized Volatility do not exhibit a clear linear relationship with gold prices under normal market conditions. However, Kernel Density Estimation plots reveal that during high-volatility regimes, the distribution of gold returns widens significantly — confirming that these variables carry regime-dependent information that non-linear models may be able to exploit.</w:t>
       </w:r>
     </w:p>
     <w:p>
@@ -10987,384 +10491,285 @@
           <w:szCs w:val="24"/>
         </w:rPr>
         <w:lastRenderedPageBreak/>
-        <w:t>7.3.5</w:t>
-      </w:r>
-      <w:r>
-        <w:rPr>
-          <w:rFonts w:ascii="CMU Serif Roman" w:hAnsi="CMU Serif Roman" w:cs="CMU Serif Roman"/>
-          <w:b/>
-          <w:bCs/>
-          <w:color w:val="000000" w:themeColor="text1"/>
-          <w:sz w:val="22"/>
-          <w:szCs w:val="24"/>
-        </w:rPr>
-        <w:t xml:space="preserve"> Train/Test Split Strategy</w:t>
-      </w:r>
-      <w:r>
-        <w:rPr>
-          <w:rFonts w:ascii="CMU Serif Roman" w:hAnsi="CMU Serif Roman" w:cs="CMU Serif Roman"/>
-          <w:color w:val="000000" w:themeColor="text1"/>
-          <w:sz w:val="22"/>
-          <w:szCs w:val="24"/>
-        </w:rPr>
-        <w:t> </w:t>
-      </w:r>
-    </w:p>
-    <w:p>
-      <w:pPr>
-        <w:spacing w:after="120" w:line="240" w:lineRule="auto"/>
-        <w:ind w:right="6"/>
-        <w:jc w:val="thaiDistribute"/>
-        <w:rPr>
-          <w:rFonts w:ascii="CMU Serif Roman" w:hAnsi="CMU Serif Roman" w:cs="CMU Serif Roman"/>
-          <w:color w:val="000000" w:themeColor="text1"/>
-          <w:sz w:val="22"/>
-          <w:szCs w:val="24"/>
-        </w:rPr>
-      </w:pPr>
-      <w:r>
-        <w:rPr>
-          <w:rFonts w:ascii="CMU Serif Roman" w:hAnsi="CMU Serif Roman" w:cs="CMU Serif Roman"/>
-          <w:color w:val="000000" w:themeColor="text1"/>
-          <w:sz w:val="22"/>
-          <w:szCs w:val="24"/>
-        </w:rPr>
-        <w:t>Because this project uses time-series data, we must strictly avoid random splitting. Random splitting causes "Data Leakage," where future data leaks into the training set, resulting in unrealistically high model performance.</w:t>
-      </w:r>
-    </w:p>
-    <w:p>
-      <w:pPr>
-        <w:numPr>
-          <w:ilvl w:val="0"/>
-          <w:numId w:val="21"/>
-        </w:numPr>
-        <w:spacing w:after="120" w:line="240" w:lineRule="auto"/>
-        <w:ind w:right="6"/>
-        <w:jc w:val="thaiDistribute"/>
-        <w:rPr>
-          <w:rFonts w:ascii="CMU Serif Roman" w:hAnsi="CMU Serif Roman" w:cs="CMU Serif Roman"/>
-          <w:color w:val="000000" w:themeColor="text1"/>
-          <w:sz w:val="22"/>
-          <w:szCs w:val="24"/>
-        </w:rPr>
-      </w:pPr>
-      <w:r>
-        <w:rPr>
-          <w:rFonts w:ascii="CMU Serif Roman" w:hAnsi="CMU Serif Roman" w:cs="CMU Serif Roman"/>
-          <w:color w:val="000000" w:themeColor="text1"/>
-          <w:sz w:val="22"/>
-          <w:szCs w:val="24"/>
-        </w:rPr>
-        <w:t>The team will primarily use a </w:t>
-      </w:r>
-      <w:r>
-        <w:rPr>
-          <w:rFonts w:ascii="CMU Serif Roman" w:hAnsi="CMU Serif Roman" w:cs="CMU Serif Roman"/>
-          <w:b/>
-          <w:bCs/>
-          <w:color w:val="000000" w:themeColor="text1"/>
-          <w:sz w:val="22"/>
-          <w:szCs w:val="24"/>
-        </w:rPr>
-        <w:t>Time-Based Split</w:t>
-      </w:r>
-      <w:r>
-        <w:rPr>
-          <w:rFonts w:ascii="CMU Serif Roman" w:hAnsi="CMU Serif Roman" w:cs="CMU Serif Roman"/>
-          <w:color w:val="000000" w:themeColor="text1"/>
-          <w:sz w:val="22"/>
-          <w:szCs w:val="24"/>
-        </w:rPr>
-        <w:t> strategy. Data from 2010 to 2022 will serve as the Training Set, while data from 2023 to 2025 will be the Test Set. This simulates a real-world scenario where the model must predict unseen future data.</w:t>
-      </w:r>
-    </w:p>
-    <w:p>
-      <w:pPr>
-        <w:numPr>
-          <w:ilvl w:val="0"/>
-          <w:numId w:val="21"/>
-        </w:numPr>
-        <w:spacing w:after="120" w:line="240" w:lineRule="auto"/>
-        <w:ind w:right="6"/>
-        <w:jc w:val="thaiDistribute"/>
-        <w:rPr>
-          <w:rFonts w:ascii="CMU Serif Roman" w:hAnsi="CMU Serif Roman" w:cs="CMU Serif Roman"/>
-          <w:color w:val="000000" w:themeColor="text1"/>
-          <w:sz w:val="22"/>
-          <w:szCs w:val="24"/>
-        </w:rPr>
-      </w:pPr>
-      <w:r>
-        <w:rPr>
-          <w:rFonts w:ascii="CMU Serif Roman" w:hAnsi="CMU Serif Roman" w:cs="CMU Serif Roman"/>
-          <w:color w:val="000000" w:themeColor="text1"/>
-          <w:sz w:val="22"/>
-          <w:szCs w:val="24"/>
-        </w:rPr>
-        <w:t>Additionally, during Hyperparameter Tuning, we will consider using </w:t>
-      </w:r>
-      <w:r>
-        <w:rPr>
-          <w:rFonts w:ascii="CMU Serif Roman" w:hAnsi="CMU Serif Roman" w:cs="CMU Serif Roman"/>
-          <w:b/>
-          <w:bCs/>
-          <w:color w:val="000000" w:themeColor="text1"/>
-          <w:sz w:val="22"/>
-          <w:szCs w:val="24"/>
-        </w:rPr>
-        <w:t>Walk-Forward Validation</w:t>
-      </w:r>
-      <w:r>
-        <w:rPr>
-          <w:rFonts w:ascii="CMU Serif Roman" w:hAnsi="CMU Serif Roman" w:cs="CMU Serif Roman"/>
-          <w:color w:val="000000" w:themeColor="text1"/>
-          <w:sz w:val="22"/>
-          <w:szCs w:val="24"/>
-        </w:rPr>
-        <w:t>. This technique shifts the data window forward over time to evaluate the model's stability across different market cycles, such as the COVID-19 crisis and periods of geopolitical tension.</w:t>
-      </w:r>
-    </w:p>
-    <w:p>
-      <w:pPr>
-        <w:spacing w:after="120" w:line="240" w:lineRule="auto"/>
-        <w:ind w:right="6"/>
-        <w:jc w:val="thaiDistribute"/>
-        <w:rPr>
-          <w:rFonts w:ascii="CMU Serif Roman" w:hAnsi="CMU Serif Roman" w:cs="CMU Serif Roman"/>
-          <w:b/>
-          <w:bCs/>
-          <w:color w:val="000000" w:themeColor="text1"/>
-          <w:szCs w:val="28"/>
-        </w:rPr>
-      </w:pPr>
-      <w:r>
-        <w:rPr>
-          <w:rFonts w:ascii="CMU Serif Roman" w:hAnsi="CMU Serif Roman" w:cs="CMU Serif Roman"/>
-          <w:b/>
-          <w:bCs/>
-          <w:color w:val="000000" w:themeColor="text1"/>
-          <w:szCs w:val="28"/>
-        </w:rPr>
-        <w:t>7.4 Initial Correlation Assessment</w:t>
-      </w:r>
-    </w:p>
-    <w:p>
-      <w:pPr>
-        <w:numPr>
-          <w:ilvl w:val="0"/>
-          <w:numId w:val="22"/>
-        </w:numPr>
-        <w:spacing w:after="120" w:line="240" w:lineRule="auto"/>
-        <w:ind w:right="6"/>
-        <w:jc w:val="thaiDistribute"/>
-        <w:rPr>
-          <w:rFonts w:ascii="CMU Serif Roman" w:hAnsi="CMU Serif Roman" w:cs="CMU Serif Roman"/>
-          <w:color w:val="000000" w:themeColor="text1"/>
-          <w:sz w:val="22"/>
-          <w:szCs w:val="24"/>
-        </w:rPr>
-      </w:pPr>
-      <w:r>
-        <w:rPr>
-          <w:rFonts w:ascii="CMU Serif Roman" w:hAnsi="CMU Serif Roman" w:cs="CMU Serif Roman"/>
-          <w:b/>
-          <w:bCs/>
-          <w:color w:val="000000" w:themeColor="text1"/>
-          <w:sz w:val="22"/>
-          <w:szCs w:val="24"/>
-        </w:rPr>
-        <w:t>Strong Positive Correlation:</w:t>
-      </w:r>
-      <w:r>
-        <w:rPr>
-          <w:rFonts w:ascii="CMU Serif Roman" w:hAnsi="CMU Serif Roman" w:cs="CMU Serif Roman"/>
-          <w:color w:val="000000" w:themeColor="text1"/>
-          <w:sz w:val="22"/>
-          <w:szCs w:val="24"/>
-        </w:rPr>
-        <w:t> When evaluating the relationship of these factors using scatter plots grouped by market direction, Thai gold bullion prices show a strong positive correlation with global gold returns (XAU/USD) and the exchange rate (USD/THB). The data clusters neatly according to upward and downward trends. This indicates that when global gold prices rise and the Thai Baht depreciates, domestic gold prices increase, which perfectly aligns with economic principles.</w:t>
-      </w:r>
-    </w:p>
-    <w:p>
-      <w:pPr>
-        <w:numPr>
-          <w:ilvl w:val="0"/>
-          <w:numId w:val="22"/>
-        </w:numPr>
-        <w:spacing w:after="120" w:line="240" w:lineRule="auto"/>
-        <w:ind w:right="6"/>
-        <w:jc w:val="thaiDistribute"/>
-        <w:rPr>
-          <w:rFonts w:ascii="CMU Serif Roman" w:hAnsi="CMU Serif Roman" w:cs="CMU Serif Roman"/>
-          <w:color w:val="000000" w:themeColor="text1"/>
-          <w:sz w:val="22"/>
-          <w:szCs w:val="24"/>
-        </w:rPr>
-      </w:pPr>
-      <w:r>
-        <w:rPr>
-          <w:rFonts w:ascii="CMU Serif Roman" w:hAnsi="CMU Serif Roman" w:cs="CMU Serif Roman"/>
-          <w:b/>
-          <w:bCs/>
-          <w:color w:val="000000" w:themeColor="text1"/>
-          <w:sz w:val="22"/>
-          <w:szCs w:val="24"/>
-        </w:rPr>
-        <w:t>Volatility Indicators:</w:t>
-      </w:r>
-      <w:r>
-        <w:rPr>
-          <w:rFonts w:ascii="CMU Serif Roman" w:hAnsi="CMU Serif Roman" w:cs="CMU Serif Roman"/>
-          <w:color w:val="000000" w:themeColor="text1"/>
-          <w:sz w:val="22"/>
-          <w:szCs w:val="24"/>
-        </w:rPr>
-        <w:t> While volatility variables (VIX and Realized Volatility) do not display a clear linear relationship, the Kernel Density Estimation (KDE) plots reveal that during periods of high volatility, the data points spread much wider. This visually represents the "size" of the investment risk.</w:t>
-      </w:r>
-    </w:p>
-    <w:p>
-      <w:pPr>
-        <w:numPr>
-          <w:ilvl w:val="0"/>
-          <w:numId w:val="22"/>
-        </w:numPr>
-        <w:spacing w:after="120" w:line="240" w:lineRule="auto"/>
-        <w:ind w:right="6"/>
-        <w:jc w:val="thaiDistribute"/>
-        <w:rPr>
-          <w:rFonts w:ascii="CMU Serif Roman" w:hAnsi="CMU Serif Roman" w:cs="CMU Serif Roman"/>
-          <w:color w:val="000000" w:themeColor="text1"/>
-          <w:sz w:val="22"/>
-          <w:szCs w:val="24"/>
-        </w:rPr>
-      </w:pPr>
-      <w:r>
-        <w:rPr>
-          <w:rFonts w:ascii="CMU Serif Roman" w:hAnsi="CMU Serif Roman" w:cs="CMU Serif Roman"/>
-          <w:b/>
-          <w:bCs/>
-          <w:color w:val="000000" w:themeColor="text1"/>
-          <w:sz w:val="22"/>
-          <w:szCs w:val="24"/>
-        </w:rPr>
-        <w:t>Low Correlation Factors:</w:t>
-      </w:r>
-      <w:r>
-        <w:rPr>
-          <w:rFonts w:ascii="CMU Serif Roman" w:hAnsi="CMU Serif Roman" w:cs="CMU Serif Roman"/>
-          <w:color w:val="000000" w:themeColor="text1"/>
-          <w:sz w:val="22"/>
-          <w:szCs w:val="24"/>
-        </w:rPr>
-        <w:t> Conversely, Brent Crude Oil and WTI show a low correlation. The mechanism that transfers the impact of energy prices to safe-haven assets requires time to reflect in inflation indices (Lagged Effect). This delayed effect does not match the behavior of daily price movements.</w:t>
-      </w:r>
-    </w:p>
-    <w:p>
-      <w:pPr>
-        <w:numPr>
-          <w:ilvl w:val="0"/>
-          <w:numId w:val="22"/>
-        </w:numPr>
-        <w:spacing w:after="120" w:line="240" w:lineRule="auto"/>
-        <w:ind w:right="6"/>
-        <w:jc w:val="thaiDistribute"/>
-        <w:rPr>
-          <w:rFonts w:ascii="CMU Serif Roman" w:hAnsi="CMU Serif Roman" w:cs="CMU Serif Roman"/>
-          <w:color w:val="000000" w:themeColor="text1"/>
-          <w:sz w:val="22"/>
-          <w:szCs w:val="24"/>
-        </w:rPr>
-      </w:pPr>
-      <w:r>
-        <w:rPr>
-          <w:rFonts w:ascii="CMU Serif Roman" w:hAnsi="CMU Serif Roman" w:cs="CMU Serif Roman"/>
-          <w:b/>
-          <w:bCs/>
-          <w:color w:val="000000" w:themeColor="text1"/>
-          <w:sz w:val="22"/>
-          <w:szCs w:val="24"/>
-        </w:rPr>
-        <w:t>Conclusion:</w:t>
-      </w:r>
-      <w:r>
-        <w:rPr>
-          <w:rFonts w:ascii="CMU Serif Roman" w:hAnsi="CMU Serif Roman" w:cs="CMU Serif Roman"/>
-          <w:color w:val="000000" w:themeColor="text1"/>
-          <w:sz w:val="22"/>
-          <w:szCs w:val="24"/>
-        </w:rPr>
-        <w:t xml:space="preserve"> Based on the first round of evaluation, we selected the </w:t>
-      </w:r>
-      <w:r>
-        <w:rPr>
-          <w:rFonts w:ascii="CMU Serif Roman" w:hAnsi="CMU Serif Roman" w:cs="CMU Serif Roman"/>
-          <w:color w:val="000000" w:themeColor="text1"/>
-          <w:sz w:val="22"/>
-          <w:szCs w:val="24"/>
-        </w:rPr>
-        <w:t>three</w:t>
-      </w:r>
-      <w:r>
-        <w:rPr>
-          <w:rFonts w:ascii="CMU Serif Roman" w:hAnsi="CMU Serif Roman" w:cs="CMU Serif Roman"/>
-          <w:color w:val="000000" w:themeColor="text1"/>
-          <w:sz w:val="22"/>
-          <w:szCs w:val="24"/>
-        </w:rPr>
-        <w:t xml:space="preserve"> factors most correlated with Thai gold prices: </w:t>
-      </w:r>
-      <w:r>
-        <w:rPr>
-          <w:rFonts w:ascii="CMU Serif Roman" w:hAnsi="CMU Serif Roman" w:cs="CMU Serif Roman"/>
-          <w:b/>
-          <w:bCs/>
-          <w:color w:val="000000" w:themeColor="text1"/>
-          <w:sz w:val="22"/>
-          <w:szCs w:val="24"/>
-        </w:rPr>
-        <w:t>XAU/USD, USD/THB</w:t>
-      </w:r>
-      <w:r>
-        <w:rPr>
-          <w:rFonts w:ascii="CMU Serif Roman" w:hAnsi="CMU Serif Roman" w:cs="CMU Serif Roman"/>
-          <w:b/>
-          <w:bCs/>
-          <w:color w:val="000000" w:themeColor="text1"/>
-          <w:sz w:val="22"/>
-          <w:szCs w:val="24"/>
-        </w:rPr>
-        <w:t xml:space="preserve"> and </w:t>
-      </w:r>
-      <w:r>
-        <w:rPr>
-          <w:rFonts w:ascii="CMU Serif Roman" w:hAnsi="CMU Serif Roman" w:cs="CMU Serif Roman"/>
-          <w:b/>
-          <w:bCs/>
-          <w:color w:val="000000" w:themeColor="text1"/>
-          <w:sz w:val="22"/>
-          <w:szCs w:val="24"/>
-        </w:rPr>
-        <w:t>VIX</w:t>
-      </w:r>
-      <w:r>
-        <w:rPr>
-          <w:rFonts w:ascii="CMU Serif Roman" w:hAnsi="CMU Serif Roman" w:cs="CMU Serif Roman"/>
-          <w:color w:val="000000" w:themeColor="text1"/>
-          <w:sz w:val="22"/>
-          <w:szCs w:val="24"/>
-        </w:rPr>
-        <w:t>. These variables possess structural and statistical readiness, demonstrate stationarity, and comprehensively cover different dimensions of risk. They will serve as the crucial foundation for building an accurate and reliable gold price forecasting model for highly volatile markets.</w:t>
-      </w:r>
-    </w:p>
-    <w:p>
-      <w:pPr>
-        <w:spacing w:after="120" w:line="240" w:lineRule="auto"/>
-        <w:ind w:right="6"/>
-        <w:jc w:val="thaiDistribute"/>
-        <w:rPr>
-          <w:rFonts w:ascii="CMU Serif Roman" w:hAnsi="CMU Serif Roman" w:cs="CMU Serif Roman"/>
-          <w:color w:val="000000" w:themeColor="text1"/>
-          <w:szCs w:val="28"/>
+        <w:t>Low Correlation Factors: </w:t>
+      </w:r>
+      <w:r>
+        <w:rPr>
+          <w:rFonts w:ascii="CMU Serif Roman" w:hAnsi="CMU Serif Roman" w:cs="CMU Serif Roman"/>
+          <w:color w:val="000000" w:themeColor="text1"/>
+          <w:sz w:val="22"/>
+          <w:szCs w:val="24"/>
+        </w:rPr>
+        <w:t>Brent Crude Oil and WTI demonstrated low daily correlation with gold prices. The transmission mechanism between energy prices and safe-haven demand operates through inflation indices, which introduces a lagged effect incompatible with daily price prediction. These variables were therefore excluded from the preliminary feature set.</w:t>
+      </w:r>
+    </w:p>
+    <w:p>
+      <w:pPr>
+        <w:spacing w:after="120" w:line="240" w:lineRule="auto"/>
+        <w:ind w:right="6"/>
+        <w:jc w:val="thaiDistribute"/>
+        <w:rPr>
+          <w:rFonts w:ascii="CMU Serif Roman" w:hAnsi="CMU Serif Roman" w:cs="CMU Serif Roman"/>
+          <w:color w:val="000000" w:themeColor="text1"/>
+          <w:sz w:val="22"/>
+          <w:szCs w:val="24"/>
+        </w:rPr>
+      </w:pPr>
+      <w:r>
+        <w:rPr>
+          <w:rFonts w:ascii="CMU Serif Roman" w:hAnsi="CMU Serif Roman" w:cs="CMU Serif Roman"/>
+          <w:b/>
+          <w:bCs/>
+          <w:color w:val="000000" w:themeColor="text1"/>
+          <w:sz w:val="22"/>
+          <w:szCs w:val="24"/>
+        </w:rPr>
+        <w:t>Preliminary Feature Selection: </w:t>
+      </w:r>
+      <w:r>
+        <w:rPr>
+          <w:rFonts w:ascii="CMU Serif Roman" w:hAnsi="CMU Serif Roman" w:cs="CMU Serif Roman"/>
+          <w:color w:val="000000" w:themeColor="text1"/>
+          <w:sz w:val="22"/>
+          <w:szCs w:val="24"/>
+        </w:rPr>
+        <w:t>Based on this initial screening, XAU/USD Log Returns, USD/THB Log Returns, VIX 30-Day Z-Score, and 30-Day Rolling Realized Volatility were identified as the primary candidate inputs for model development. These variables collectively cover the price signal, currency translation, and market fear dimensions. Final feature selection and importance ranking will be conducted formally during Phase 2 using correlation matrices, Variance Inflation Factor (VIF) analysis, and tree-based feature importance scores.</w:t>
+      </w:r>
+    </w:p>
+    <w:p>
+      <w:pPr>
+        <w:spacing w:after="120" w:line="240" w:lineRule="auto"/>
+        <w:ind w:right="6"/>
+        <w:jc w:val="thaiDistribute"/>
+        <w:rPr>
+          <w:rFonts w:ascii="CMU Serif Roman" w:hAnsi="CMU Serif Roman" w:cs="CMU Serif Roman"/>
+          <w:color w:val="000000" w:themeColor="text1"/>
+          <w:szCs w:val="28"/>
+        </w:rPr>
+      </w:pPr>
+    </w:p>
+    <w:p>
+      <w:pPr>
+        <w:spacing w:line="240" w:lineRule="auto"/>
+        <w:ind w:right="4"/>
+        <w:jc w:val="thaiDistribute"/>
+        <w:rPr>
+          <w:rFonts w:ascii="CMU Serif Roman" w:hAnsi="CMU Serif Roman"/>
+          <w:b/>
+          <w:bCs/>
+          <w:color w:val="000000" w:themeColor="text1"/>
+          <w:szCs w:val="28"/>
+          <w:lang w:val="en-US"/>
+        </w:rPr>
+      </w:pPr>
+    </w:p>
+    <w:p>
+      <w:pPr>
+        <w:spacing w:line="240" w:lineRule="auto"/>
+        <w:ind w:right="4"/>
+        <w:jc w:val="thaiDistribute"/>
+        <w:rPr>
+          <w:rFonts w:ascii="CMU Serif Roman" w:hAnsi="CMU Serif Roman"/>
+          <w:b/>
+          <w:bCs/>
+          <w:color w:val="000000" w:themeColor="text1"/>
+          <w:szCs w:val="28"/>
+          <w:lang w:val="en-US"/>
+        </w:rPr>
+      </w:pPr>
+    </w:p>
+    <w:p>
+      <w:pPr>
+        <w:spacing w:line="240" w:lineRule="auto"/>
+        <w:ind w:right="4"/>
+        <w:jc w:val="thaiDistribute"/>
+        <w:rPr>
+          <w:rFonts w:ascii="CMU Serif Roman" w:hAnsi="CMU Serif Roman"/>
+          <w:b/>
+          <w:bCs/>
+          <w:color w:val="000000" w:themeColor="text1"/>
+          <w:szCs w:val="28"/>
+          <w:lang w:val="en-US"/>
+        </w:rPr>
+      </w:pPr>
+    </w:p>
+    <w:p>
+      <w:pPr>
+        <w:spacing w:line="240" w:lineRule="auto"/>
+        <w:ind w:right="4"/>
+        <w:jc w:val="thaiDistribute"/>
+        <w:rPr>
+          <w:rFonts w:ascii="CMU Serif Roman" w:hAnsi="CMU Serif Roman"/>
+          <w:b/>
+          <w:bCs/>
+          <w:color w:val="000000" w:themeColor="text1"/>
+          <w:szCs w:val="28"/>
+          <w:lang w:val="en-US"/>
+        </w:rPr>
+      </w:pPr>
+    </w:p>
+    <w:p>
+      <w:pPr>
+        <w:spacing w:line="240" w:lineRule="auto"/>
+        <w:ind w:right="4"/>
+        <w:jc w:val="thaiDistribute"/>
+        <w:rPr>
+          <w:rFonts w:ascii="CMU Serif Roman" w:hAnsi="CMU Serif Roman"/>
+          <w:b/>
+          <w:bCs/>
+          <w:color w:val="000000" w:themeColor="text1"/>
+          <w:szCs w:val="28"/>
+          <w:lang w:val="en-US"/>
+        </w:rPr>
+      </w:pPr>
+    </w:p>
+    <w:p>
+      <w:pPr>
+        <w:spacing w:line="240" w:lineRule="auto"/>
+        <w:ind w:right="4"/>
+        <w:jc w:val="thaiDistribute"/>
+        <w:rPr>
+          <w:rFonts w:ascii="CMU Serif Roman" w:hAnsi="CMU Serif Roman"/>
+          <w:b/>
+          <w:bCs/>
+          <w:color w:val="000000" w:themeColor="text1"/>
+          <w:szCs w:val="28"/>
+          <w:lang w:val="en-US"/>
+        </w:rPr>
+      </w:pPr>
+    </w:p>
+    <w:p>
+      <w:pPr>
+        <w:spacing w:line="240" w:lineRule="auto"/>
+        <w:ind w:right="4"/>
+        <w:jc w:val="thaiDistribute"/>
+        <w:rPr>
+          <w:rFonts w:ascii="CMU Serif Roman" w:hAnsi="CMU Serif Roman"/>
+          <w:b/>
+          <w:bCs/>
+          <w:color w:val="000000" w:themeColor="text1"/>
+          <w:szCs w:val="28"/>
+          <w:lang w:val="en-US"/>
+        </w:rPr>
+      </w:pPr>
+    </w:p>
+    <w:p>
+      <w:pPr>
+        <w:spacing w:line="240" w:lineRule="auto"/>
+        <w:ind w:right="4"/>
+        <w:jc w:val="thaiDistribute"/>
+        <w:rPr>
+          <w:rFonts w:ascii="CMU Serif Roman" w:hAnsi="CMU Serif Roman"/>
+          <w:b/>
+          <w:bCs/>
+          <w:color w:val="000000" w:themeColor="text1"/>
+          <w:szCs w:val="28"/>
+          <w:lang w:val="en-US"/>
+        </w:rPr>
+      </w:pPr>
+    </w:p>
+    <w:p>
+      <w:pPr>
+        <w:spacing w:line="240" w:lineRule="auto"/>
+        <w:ind w:right="4"/>
+        <w:jc w:val="thaiDistribute"/>
+        <w:rPr>
+          <w:rFonts w:ascii="CMU Serif Roman" w:hAnsi="CMU Serif Roman"/>
+          <w:b/>
+          <w:bCs/>
+          <w:color w:val="000000" w:themeColor="text1"/>
+          <w:szCs w:val="28"/>
+          <w:lang w:val="en-US"/>
+        </w:rPr>
+      </w:pPr>
+    </w:p>
+    <w:p>
+      <w:pPr>
+        <w:spacing w:line="240" w:lineRule="auto"/>
+        <w:ind w:right="4"/>
+        <w:jc w:val="thaiDistribute"/>
+        <w:rPr>
+          <w:rFonts w:ascii="CMU Serif Roman" w:hAnsi="CMU Serif Roman"/>
+          <w:b/>
+          <w:bCs/>
+          <w:color w:val="000000" w:themeColor="text1"/>
+          <w:szCs w:val="28"/>
+          <w:lang w:val="en-US"/>
+        </w:rPr>
+      </w:pPr>
+    </w:p>
+    <w:p>
+      <w:pPr>
+        <w:spacing w:line="240" w:lineRule="auto"/>
+        <w:ind w:right="4"/>
+        <w:jc w:val="thaiDistribute"/>
+        <w:rPr>
+          <w:rFonts w:ascii="CMU Serif Roman" w:hAnsi="CMU Serif Roman"/>
+          <w:b/>
+          <w:bCs/>
+          <w:color w:val="000000" w:themeColor="text1"/>
+          <w:szCs w:val="28"/>
+          <w:lang w:val="en-US"/>
+        </w:rPr>
+      </w:pPr>
+    </w:p>
+    <w:p>
+      <w:pPr>
+        <w:spacing w:line="240" w:lineRule="auto"/>
+        <w:ind w:right="4"/>
+        <w:jc w:val="thaiDistribute"/>
+        <w:rPr>
+          <w:rFonts w:ascii="CMU Serif Roman" w:hAnsi="CMU Serif Roman"/>
+          <w:b/>
+          <w:bCs/>
+          <w:color w:val="000000" w:themeColor="text1"/>
+          <w:szCs w:val="28"/>
+          <w:lang w:val="en-US"/>
+        </w:rPr>
+      </w:pPr>
+    </w:p>
+    <w:p>
+      <w:pPr>
+        <w:spacing w:line="240" w:lineRule="auto"/>
+        <w:ind w:right="4"/>
+        <w:jc w:val="thaiDistribute"/>
+        <w:rPr>
+          <w:rFonts w:ascii="CMU Serif Roman" w:hAnsi="CMU Serif Roman"/>
+          <w:b/>
+          <w:bCs/>
+          <w:color w:val="000000" w:themeColor="text1"/>
+          <w:szCs w:val="28"/>
+          <w:lang w:val="en-US"/>
+        </w:rPr>
+      </w:pPr>
+    </w:p>
+    <w:p>
+      <w:pPr>
+        <w:spacing w:line="240" w:lineRule="auto"/>
+        <w:ind w:right="4"/>
+        <w:jc w:val="thaiDistribute"/>
+        <w:rPr>
+          <w:rFonts w:ascii="CMU Serif Roman" w:hAnsi="CMU Serif Roman"/>
+          <w:b/>
+          <w:bCs/>
+          <w:color w:val="000000" w:themeColor="text1"/>
+          <w:szCs w:val="28"/>
+          <w:lang w:val="en-US"/>
+        </w:rPr>
+      </w:pPr>
+    </w:p>
+    <w:p>
+      <w:pPr>
+        <w:spacing w:line="240" w:lineRule="auto"/>
+        <w:ind w:right="4"/>
+        <w:jc w:val="thaiDistribute"/>
+        <w:rPr>
+          <w:rFonts w:ascii="CMU Serif Roman" w:hAnsi="CMU Serif Roman"/>
+          <w:b/>
+          <w:bCs/>
+          <w:color w:val="000000" w:themeColor="text1"/>
+          <w:szCs w:val="28"/>
+          <w:lang w:val="en-US"/>
         </w:rPr>
       </w:pPr>
     </w:p>
@@ -11752,17 +11157,27 @@
         </w:rPr>
         <w:t> Sourced from the Gold Traders Association (GTA) website (</w:t>
       </w:r>
-      <w:hyperlink r:id="rId8" w:tgtFrame="_blank" w:history="1">
-        <w:r>
-          <w:rPr>
-            <w:rStyle w:val="Hyperlink"/>
-            <w:rFonts w:ascii="CMU Serif Roman" w:hAnsi="CMU Serif Roman"/>
-            <w:sz w:val="22"/>
-            <w:szCs w:val="24"/>
-          </w:rPr>
-          <w:t>https://www.goldtraders.or.th</w:t>
-        </w:r>
-      </w:hyperlink>
+      <w:r>
+        <w:fldChar w:fldCharType="begin"/>
+      </w:r>
+      <w:r>
+        <w:instrText>HYPERLINK "https://www.goldtraders.or.th/" \t "_blank"</w:instrText>
+      </w:r>
+      <w:r>
+        <w:fldChar w:fldCharType="separate"/>
+      </w:r>
+      <w:r>
+        <w:rPr>
+          <w:rStyle w:val="Hyperlink"/>
+          <w:rFonts w:ascii="CMU Serif Roman" w:hAnsi="CMU Serif Roman"/>
+          <w:sz w:val="22"/>
+          <w:szCs w:val="24"/>
+        </w:rPr>
+        <w:t>https://www.goldtraders.or.th</w:t>
+      </w:r>
+      <w:r>
+        <w:fldChar w:fldCharType="end"/>
+      </w:r>
       <w:r>
         <w:rPr>
           <w:rFonts w:ascii="CMU Serif Roman" w:hAnsi="CMU Serif Roman"/>
@@ -11883,17 +11298,27 @@
         </w:rPr>
         <w:t> Sourced from </w:t>
       </w:r>
-      <w:hyperlink r:id="rId9" w:tgtFrame="_blank" w:history="1">
-        <w:r>
-          <w:rPr>
-            <w:rStyle w:val="Hyperlink"/>
-            <w:rFonts w:ascii="CMU Serif Roman" w:hAnsi="CMU Serif Roman"/>
-            <w:sz w:val="22"/>
-            <w:szCs w:val="24"/>
-          </w:rPr>
-          <w:t>http://investing.com</w:t>
-        </w:r>
-      </w:hyperlink>
+      <w:r>
+        <w:fldChar w:fldCharType="begin"/>
+      </w:r>
+      <w:r>
+        <w:instrText>HYPERLINK "http://investing.com/" \t "_blank"</w:instrText>
+      </w:r>
+      <w:r>
+        <w:fldChar w:fldCharType="separate"/>
+      </w:r>
+      <w:r>
+        <w:rPr>
+          <w:rStyle w:val="Hyperlink"/>
+          <w:rFonts w:ascii="CMU Serif Roman" w:hAnsi="CMU Serif Roman"/>
+          <w:sz w:val="22"/>
+          <w:szCs w:val="24"/>
+        </w:rPr>
+        <w:t>http://investing.com</w:t>
+      </w:r>
+      <w:r>
+        <w:fldChar w:fldCharType="end"/>
+      </w:r>
       <w:r>
         <w:rPr>
           <w:rFonts w:ascii="CMU Serif Roman" w:hAnsi="CMU Serif Roman"/>
@@ -11940,17 +11365,27 @@
         </w:rPr>
         <w:t> Sourced from </w:t>
       </w:r>
-      <w:hyperlink r:id="rId10" w:tgtFrame="_blank" w:history="1">
-        <w:r>
-          <w:rPr>
-            <w:rStyle w:val="Hyperlink"/>
-            <w:rFonts w:ascii="CMU Serif Roman" w:hAnsi="CMU Serif Roman"/>
-            <w:sz w:val="22"/>
-            <w:szCs w:val="24"/>
-          </w:rPr>
-          <w:t>https://www.cboe.com/tradable-products/vix/vix-historical-data</w:t>
-        </w:r>
-      </w:hyperlink>
+      <w:r>
+        <w:fldChar w:fldCharType="begin"/>
+      </w:r>
+      <w:r>
+        <w:instrText>HYPERLINK "https://www.cboe.com/tradable-products/vix/vix-historical-data" \t "_blank"</w:instrText>
+      </w:r>
+      <w:r>
+        <w:fldChar w:fldCharType="separate"/>
+      </w:r>
+      <w:r>
+        <w:rPr>
+          <w:rStyle w:val="Hyperlink"/>
+          <w:rFonts w:ascii="CMU Serif Roman" w:hAnsi="CMU Serif Roman"/>
+          <w:sz w:val="22"/>
+          <w:szCs w:val="24"/>
+        </w:rPr>
+        <w:t>https://www.cboe.com/tradable-products/vix/vix-historical-data</w:t>
+      </w:r>
+      <w:r>
+        <w:fldChar w:fldCharType="end"/>
+      </w:r>
       <w:r>
         <w:rPr>
           <w:rFonts w:ascii="CMU Serif Roman" w:hAnsi="CMU Serif Roman"/>
@@ -13285,103 +12720,22 @@
         <w:pBdr>
           <w:bottom w:val="single" w:sz="4" w:space="1" w:color="000000" w:themeColor="text1"/>
         </w:pBdr>
+        <w:spacing w:line="240" w:lineRule="auto"/>
         <w:ind w:right="4"/>
         <w:jc w:val="thaiDistribute"/>
         <w:rPr>
           <w:rFonts w:ascii="CMU Serif Roman" w:hAnsi="CMU Serif Roman"/>
           <w:color w:val="000000" w:themeColor="text1"/>
-          <w:sz w:val="22"/>
-          <w:szCs w:val="24"/>
-        </w:rPr>
-      </w:pPr>
-      <w:r>
-        <w:rPr>
-          <w:rFonts w:ascii="CMU Serif Roman" w:hAnsi="CMU Serif Roman"/>
-          <w:color w:val="000000" w:themeColor="text1"/>
-          <w:sz w:val="22"/>
-          <w:szCs w:val="24"/>
-        </w:rPr>
-        <w:t>The initial phase of development focused on </w:t>
-      </w:r>
-      <w:r>
-        <w:rPr>
-          <w:rFonts w:ascii="CMU Serif Roman" w:hAnsi="CMU Serif Roman"/>
-          <w:b/>
-          <w:bCs/>
-          <w:color w:val="000000" w:themeColor="text1"/>
-          <w:sz w:val="22"/>
-          <w:szCs w:val="24"/>
-        </w:rPr>
-        <w:t>framing the problem</w:t>
-      </w:r>
-      <w:r>
-        <w:rPr>
-          <w:rFonts w:ascii="CMU Serif Roman" w:hAnsi="CMU Serif Roman"/>
-          <w:color w:val="000000" w:themeColor="text1"/>
-          <w:sz w:val="22"/>
-          <w:szCs w:val="24"/>
-        </w:rPr>
-        <w:t> and establishing a robust foundation for the machine learning models designed to analyze and forecast highly volatile gold prices. This stage involved defining the core objectives, success criteria, and research hypotheses. The team assessed and selected critical datasets, including </w:t>
-      </w:r>
-      <w:r>
-        <w:rPr>
-          <w:rFonts w:ascii="CMU Serif Roman" w:hAnsi="CMU Serif Roman"/>
-          <w:b/>
-          <w:bCs/>
-          <w:color w:val="000000" w:themeColor="text1"/>
-          <w:sz w:val="22"/>
-          <w:szCs w:val="24"/>
-        </w:rPr>
-        <w:t>Global Spot Gold (XAU/USD)</w:t>
-      </w:r>
-      <w:r>
-        <w:rPr>
-          <w:rFonts w:ascii="CMU Serif Roman" w:hAnsi="CMU Serif Roman"/>
-          <w:color w:val="000000" w:themeColor="text1"/>
-          <w:sz w:val="22"/>
-          <w:szCs w:val="24"/>
-        </w:rPr>
-        <w:t>, the </w:t>
-      </w:r>
-      <w:r>
-        <w:rPr>
-          <w:rFonts w:ascii="CMU Serif Roman" w:hAnsi="CMU Serif Roman"/>
-          <w:b/>
-          <w:bCs/>
-          <w:color w:val="000000" w:themeColor="text1"/>
-          <w:sz w:val="22"/>
-          <w:szCs w:val="24"/>
-        </w:rPr>
-        <w:t>USD/THB exchange rate</w:t>
-      </w:r>
-      <w:r>
-        <w:rPr>
-          <w:rFonts w:ascii="CMU Serif Roman" w:hAnsi="CMU Serif Roman"/>
-          <w:color w:val="000000" w:themeColor="text1"/>
-          <w:sz w:val="22"/>
-          <w:szCs w:val="24"/>
-        </w:rPr>
-        <w:t>, and </w:t>
-      </w:r>
-      <w:r>
-        <w:rPr>
-          <w:rFonts w:ascii="CMU Serif Roman" w:hAnsi="CMU Serif Roman"/>
-          <w:b/>
-          <w:bCs/>
-          <w:color w:val="000000" w:themeColor="text1"/>
-          <w:sz w:val="22"/>
-          <w:szCs w:val="24"/>
-        </w:rPr>
-        <w:t>market volatility indices (VIX)</w:t>
-      </w:r>
-      <w:r>
-        <w:rPr>
-          <w:rFonts w:ascii="CMU Serif Roman" w:hAnsi="CMU Serif Roman"/>
-          <w:color w:val="000000" w:themeColor="text1"/>
-          <w:sz w:val="22"/>
-          <w:szCs w:val="24"/>
-        </w:rPr>
-        <w:t>, to serve as key features for model construction.</w:t>
+          <w:szCs w:val="28"/>
+        </w:rPr>
+      </w:pPr>
+      <w:r>
+        <w:rPr>
+          <w:rFonts w:ascii="CMU Serif Roman" w:hAnsi="CMU Serif Roman"/>
+          <w:color w:val="000000" w:themeColor="text1"/>
+          <w:szCs w:val="28"/>
+        </w:rPr>
+        <w:t>This report documents the foundational work completed during Phase 1 of the Gold Price Prediction project. The primary focus of this phase was not yet to build models, but to establish a clear and well-reasoned direction before any technical implementation begins.</w:t>
       </w:r>
     </w:p>
     <w:p>
@@ -13395,78 +12749,16 @@
         <w:rPr>
           <w:rFonts w:ascii="CMU Serif Roman" w:hAnsi="CMU Serif Roman"/>
           <w:color w:val="000000" w:themeColor="text1"/>
-          <w:sz w:val="22"/>
-          <w:szCs w:val="24"/>
-        </w:rPr>
-      </w:pPr>
-      <w:r>
-        <w:rPr>
-          <w:rFonts w:ascii="CMU Serif Roman" w:hAnsi="CMU Serif Roman"/>
-          <w:color w:val="000000" w:themeColor="text1"/>
-          <w:sz w:val="22"/>
-          <w:szCs w:val="24"/>
-        </w:rPr>
-        <w:t>Furthermore, comprehensive </w:t>
-      </w:r>
-      <w:r>
-        <w:rPr>
-          <w:rFonts w:ascii="CMU Serif Roman" w:hAnsi="CMU Serif Roman"/>
-          <w:b/>
-          <w:bCs/>
-          <w:color w:val="000000" w:themeColor="text1"/>
-          <w:sz w:val="22"/>
-          <w:szCs w:val="24"/>
-        </w:rPr>
-        <w:t>data quality assessments</w:t>
-      </w:r>
-      <w:r>
-        <w:rPr>
-          <w:rFonts w:ascii="CMU Serif Roman" w:hAnsi="CMU Serif Roman"/>
-          <w:color w:val="000000" w:themeColor="text1"/>
-          <w:sz w:val="22"/>
-          <w:szCs w:val="24"/>
-        </w:rPr>
-        <w:t> were conducted. Data was pre-processed to suit time-series analysis, utilizing techniques such as </w:t>
-      </w:r>
-      <w:r>
-        <w:rPr>
-          <w:rFonts w:ascii="CMU Serif Roman" w:hAnsi="CMU Serif Roman"/>
-          <w:b/>
-          <w:bCs/>
-          <w:color w:val="000000" w:themeColor="text1"/>
-          <w:sz w:val="22"/>
-          <w:szCs w:val="24"/>
-        </w:rPr>
-        <w:t>Log Returns transformation</w:t>
-      </w:r>
-      <w:r>
-        <w:rPr>
-          <w:rFonts w:ascii="CMU Serif Roman" w:hAnsi="CMU Serif Roman"/>
-          <w:color w:val="000000" w:themeColor="text1"/>
-          <w:sz w:val="22"/>
-          <w:szCs w:val="24"/>
-        </w:rPr>
-        <w:t> and </w:t>
-      </w:r>
-      <w:r>
-        <w:rPr>
-          <w:rFonts w:ascii="CMU Serif Roman" w:hAnsi="CMU Serif Roman"/>
-          <w:b/>
-          <w:bCs/>
-          <w:color w:val="000000" w:themeColor="text1"/>
-          <w:sz w:val="22"/>
-          <w:szCs w:val="24"/>
-        </w:rPr>
-        <w:t>Stationarity testing (Unit Root tests)</w:t>
-      </w:r>
-      <w:r>
-        <w:rPr>
-          <w:rFonts w:ascii="CMU Serif Roman" w:hAnsi="CMU Serif Roman"/>
-          <w:color w:val="000000" w:themeColor="text1"/>
-          <w:sz w:val="22"/>
-          <w:szCs w:val="24"/>
-        </w:rPr>
-        <w:t>. Preliminary correlation analysis indicates that specific exogenous variables maintain a statistically significant relationship with Thai gold prices, reinforcing the project's initial hypotheses.</w:t>
+          <w:szCs w:val="28"/>
+        </w:rPr>
+      </w:pPr>
+      <w:r>
+        <w:rPr>
+          <w:rFonts w:ascii="CMU Serif Roman" w:hAnsi="CMU Serif Roman"/>
+          <w:color w:val="000000" w:themeColor="text1"/>
+          <w:szCs w:val="28"/>
+        </w:rPr>
+        <w:t>The team began by framing the problem into two distinct tasks — regression for predicting daily gold closing prices, and classification for identifying Buy and Sell trading signals. From this foundation, four research hypotheses were formulated to guide model selection and evaluation across both tasks, covering baseline performance bounds, the role of time-series features, the use of macroeconomic proxies, and the expected progression in accuracy as model complexity increases.</w:t>
       </w:r>
     </w:p>
     <w:p>
@@ -13480,18 +12772,16 @@
         <w:rPr>
           <w:rFonts w:ascii="CMU Serif Roman" w:hAnsi="CMU Serif Roman"/>
           <w:color w:val="000000" w:themeColor="text1"/>
-          <w:sz w:val="22"/>
-          <w:szCs w:val="24"/>
-        </w:rPr>
-      </w:pPr>
-      <w:r>
-        <w:rPr>
-          <w:rFonts w:ascii="CMU Serif Roman" w:hAnsi="CMU Serif Roman"/>
-          <w:color w:val="000000" w:themeColor="text1"/>
-          <w:sz w:val="22"/>
-          <w:szCs w:val="24"/>
-        </w:rPr>
-        <w:t>The report also details the assessment of technological resources, team structure, and potential project risks. This foundational work in problem definition and data preparation sets a clear trajectory for the upcoming development and modeling phases.</w:t>
+          <w:szCs w:val="28"/>
+        </w:rPr>
+      </w:pPr>
+      <w:r>
+        <w:rPr>
+          <w:rFonts w:ascii="CMU Serif Roman" w:hAnsi="CMU Serif Roman"/>
+          <w:color w:val="000000" w:themeColor="text1"/>
+          <w:szCs w:val="28"/>
+        </w:rPr>
+        <w:t>For data, the team expanded the candidate feature set beyond simple price history into five structured categories: Price Technical Indicators, Currency and Rates, Commodity Complex, Gold Miners Dynamics, and Equity Market Linkages. A preliminary correlation screening confirmed that XAU/USD Log Returns, USD/THB Log Returns, and VIX are the most structurally and statistically relevant variables for predicting Thai gold prices at this stage. Final feature selection will be formalized in Phase 2.</w:t>
       </w:r>
     </w:p>
     <w:p>
@@ -13506,9 +12796,16 @@
           <w:rFonts w:ascii="CMU Serif Roman" w:hAnsi="CMU Serif Roman"/>
           <w:color w:val="000000" w:themeColor="text1"/>
           <w:szCs w:val="28"/>
-          <w:lang w:val="en-US"/>
-        </w:rPr>
-      </w:pPr>
+        </w:rPr>
+      </w:pPr>
+      <w:r>
+        <w:rPr>
+          <w:rFonts w:ascii="CMU Serif Roman" w:hAnsi="CMU Serif Roman"/>
+          <w:color w:val="000000" w:themeColor="text1"/>
+          <w:szCs w:val="28"/>
+        </w:rPr>
+        <w:t>Three key project risks were also identified — the absence of NLP-based news analysis, exposure to Black Swan events, and misalignment across market trading hours — each with a defined mitigation strategy.</w:t>
+      </w:r>
     </w:p>
     <w:p>
       <w:pPr>
@@ -13524,6 +12821,14 @@
           <w:szCs w:val="28"/>
         </w:rPr>
       </w:pPr>
+      <w:r>
+        <w:rPr>
+          <w:rFonts w:ascii="CMU Serif Roman" w:hAnsi="CMU Serif Roman"/>
+          <w:color w:val="000000" w:themeColor="text1"/>
+          <w:szCs w:val="28"/>
+        </w:rPr>
+        <w:t>Overall, Phase 1 has established a clear problem definition, a structured data strategy, and a testable set of hypotheses. These outputs provide a solid foundation for the modeling and evaluation work that will follow in the next phase.</w:t>
+      </w:r>
     </w:p>
     <w:p>
       <w:pPr>
@@ -13579,7 +12884,7 @@
         <w:ind w:right="4"/>
         <w:jc w:val="thaiDistribute"/>
         <w:rPr>
-          <w:rFonts w:ascii="CMU Serif Roman" w:hAnsi="CMU Serif Roman"/>
+          <w:rFonts w:ascii="CMU Serif Roman" w:hAnsi="CMU Serif Roman" w:hint="cs"/>
           <w:color w:val="000000" w:themeColor="text1"/>
           <w:szCs w:val="28"/>
         </w:rPr>
@@ -13685,66 +12990,6 @@
         <w:jc w:val="thaiDistribute"/>
         <w:rPr>
           <w:rFonts w:ascii="CMU Serif Roman" w:hAnsi="CMU Serif Roman"/>
-          <w:color w:val="000000" w:themeColor="text1"/>
-          <w:szCs w:val="28"/>
-        </w:rPr>
-      </w:pPr>
-    </w:p>
-    <w:p>
-      <w:pPr>
-        <w:pBdr>
-          <w:bottom w:val="single" w:sz="4" w:space="1" w:color="000000" w:themeColor="text1"/>
-        </w:pBdr>
-        <w:spacing w:line="240" w:lineRule="auto"/>
-        <w:ind w:right="4"/>
-        <w:jc w:val="thaiDistribute"/>
-        <w:rPr>
-          <w:rFonts w:ascii="CMU Serif Roman" w:hAnsi="CMU Serif Roman"/>
-          <w:color w:val="000000" w:themeColor="text1"/>
-          <w:szCs w:val="28"/>
-        </w:rPr>
-      </w:pPr>
-    </w:p>
-    <w:p>
-      <w:pPr>
-        <w:pBdr>
-          <w:bottom w:val="single" w:sz="4" w:space="1" w:color="000000" w:themeColor="text1"/>
-        </w:pBdr>
-        <w:spacing w:line="240" w:lineRule="auto"/>
-        <w:ind w:right="4"/>
-        <w:jc w:val="thaiDistribute"/>
-        <w:rPr>
-          <w:rFonts w:ascii="CMU Serif Roman" w:hAnsi="CMU Serif Roman"/>
-          <w:color w:val="000000" w:themeColor="text1"/>
-          <w:szCs w:val="28"/>
-        </w:rPr>
-      </w:pPr>
-    </w:p>
-    <w:p>
-      <w:pPr>
-        <w:pBdr>
-          <w:bottom w:val="single" w:sz="4" w:space="1" w:color="000000" w:themeColor="text1"/>
-        </w:pBdr>
-        <w:spacing w:line="240" w:lineRule="auto"/>
-        <w:ind w:right="4"/>
-        <w:jc w:val="thaiDistribute"/>
-        <w:rPr>
-          <w:rFonts w:ascii="CMU Serif Roman" w:hAnsi="CMU Serif Roman"/>
-          <w:color w:val="000000" w:themeColor="text1"/>
-          <w:szCs w:val="28"/>
-        </w:rPr>
-      </w:pPr>
-    </w:p>
-    <w:p>
-      <w:pPr>
-        <w:pBdr>
-          <w:bottom w:val="single" w:sz="4" w:space="1" w:color="000000" w:themeColor="text1"/>
-        </w:pBdr>
-        <w:spacing w:line="240" w:lineRule="auto"/>
-        <w:ind w:right="4"/>
-        <w:jc w:val="thaiDistribute"/>
-        <w:rPr>
-          <w:rFonts w:ascii="CMU Serif Roman" w:hAnsi="CMU Serif Roman"/>
           <w:b/>
           <w:bCs/>
           <w:color w:val="000000" w:themeColor="text1"/>
@@ -14424,7 +13669,29 @@
           <w:szCs w:val="20"/>
           <w:lang w:val="en-US"/>
         </w:rPr>
-        <w:t xml:space="preserve">M. Giacalone, D. Panarello, and R. Mattera, "Multicollinearity in regression: an efficiency comparison between Lp-norm and least squares estimators," </w:t>
+        <w:t xml:space="preserve">M. Giacalone, D. Panarello, and R. Mattera, "Multicollinearity in regression: an efficiency comparison between </w:t>
+      </w:r>
+      <w:proofErr w:type="spellStart"/>
+      <w:r>
+        <w:rPr>
+          <w:rFonts w:ascii="CMU Serif Roman" w:hAnsi="CMU Serif Roman"/>
+          <w:color w:val="000000" w:themeColor="text1"/>
+          <w:sz w:val="20"/>
+          <w:szCs w:val="20"/>
+          <w:lang w:val="en-US"/>
+        </w:rPr>
+        <w:t>Lp</w:t>
+      </w:r>
+      <w:proofErr w:type="spellEnd"/>
+      <w:r>
+        <w:rPr>
+          <w:rFonts w:ascii="CMU Serif Roman" w:hAnsi="CMU Serif Roman"/>
+          <w:color w:val="000000" w:themeColor="text1"/>
+          <w:sz w:val="20"/>
+          <w:szCs w:val="20"/>
+          <w:lang w:val="en-US"/>
+        </w:rPr>
+        <w:t xml:space="preserve">-norm and least squares estimators," </w:t>
       </w:r>
       <w:r>
         <w:rPr>
@@ -14513,7 +13780,51 @@
           <w:szCs w:val="20"/>
           <w:lang w:val="en-US"/>
         </w:rPr>
-        <w:t>S. Vrtagic and B. Mourched, "A Machine Learning Approach to Gold Price Prediction Using Financial</w:t>
+        <w:t xml:space="preserve">S. </w:t>
+      </w:r>
+      <w:proofErr w:type="spellStart"/>
+      <w:r>
+        <w:rPr>
+          <w:rFonts w:ascii="CMU Serif Roman" w:hAnsi="CMU Serif Roman" w:cs="CMU Serif Roman"/>
+          <w:color w:val="000000" w:themeColor="text1"/>
+          <w:sz w:val="20"/>
+          <w:szCs w:val="20"/>
+          <w:lang w:val="en-US"/>
+        </w:rPr>
+        <w:t>Vrtagic</w:t>
+      </w:r>
+      <w:proofErr w:type="spellEnd"/>
+      <w:r>
+        <w:rPr>
+          <w:rFonts w:ascii="CMU Serif Roman" w:hAnsi="CMU Serif Roman" w:cs="CMU Serif Roman"/>
+          <w:color w:val="000000" w:themeColor="text1"/>
+          <w:sz w:val="20"/>
+          <w:szCs w:val="20"/>
+          <w:lang w:val="en-US"/>
+        </w:rPr>
+        <w:t xml:space="preserve"> and B. </w:t>
+      </w:r>
+      <w:proofErr w:type="spellStart"/>
+      <w:r>
+        <w:rPr>
+          <w:rFonts w:ascii="CMU Serif Roman" w:hAnsi="CMU Serif Roman" w:cs="CMU Serif Roman"/>
+          <w:color w:val="000000" w:themeColor="text1"/>
+          <w:sz w:val="20"/>
+          <w:szCs w:val="20"/>
+          <w:lang w:val="en-US"/>
+        </w:rPr>
+        <w:t>Mourched</w:t>
+      </w:r>
+      <w:proofErr w:type="spellEnd"/>
+      <w:r>
+        <w:rPr>
+          <w:rFonts w:ascii="CMU Serif Roman" w:hAnsi="CMU Serif Roman" w:cs="CMU Serif Roman"/>
+          <w:color w:val="000000" w:themeColor="text1"/>
+          <w:sz w:val="20"/>
+          <w:szCs w:val="20"/>
+          <w:lang w:val="en-US"/>
+        </w:rPr>
+        <w:t>, "A Machine Learning Approach to Gold Price Prediction Using Financial</w:t>
       </w:r>
       <w:r>
         <w:rPr>
@@ -14546,7 +13857,33 @@
           <w:szCs w:val="20"/>
           <w:lang w:val="en-US"/>
         </w:rPr>
-        <w:t>," Int. J. Comput. Methods Exp. Meas</w:t>
+        <w:t xml:space="preserve">," Int. J. </w:t>
+      </w:r>
+      <w:proofErr w:type="spellStart"/>
+      <w:r>
+        <w:rPr>
+          <w:rFonts w:ascii="CMU Serif Roman" w:hAnsi="CMU Serif Roman" w:cs="CMU Serif Roman"/>
+          <w:i/>
+          <w:iCs/>
+          <w:color w:val="000000" w:themeColor="text1"/>
+          <w:sz w:val="20"/>
+          <w:szCs w:val="20"/>
+          <w:lang w:val="en-US"/>
+        </w:rPr>
+        <w:t>Comput</w:t>
+      </w:r>
+      <w:proofErr w:type="spellEnd"/>
+      <w:r>
+        <w:rPr>
+          <w:rFonts w:ascii="CMU Serif Roman" w:hAnsi="CMU Serif Roman" w:cs="CMU Serif Roman"/>
+          <w:i/>
+          <w:iCs/>
+          <w:color w:val="000000" w:themeColor="text1"/>
+          <w:sz w:val="20"/>
+          <w:szCs w:val="20"/>
+          <w:lang w:val="en-US"/>
+        </w:rPr>
+        <w:t>. Methods Exp. Meas</w:t>
       </w:r>
       <w:r>
         <w:rPr>
@@ -15044,7 +14381,7 @@
         </w:rPr>
         <w:t>Available: </w:t>
       </w:r>
-      <w:hyperlink r:id="rId11" w:tgtFrame="_blank" w:history="1">
+      <w:hyperlink r:id="rId8" w:tgtFrame="_blank" w:history="1">
         <w:r>
           <w:rPr>
             <w:rStyle w:val="Hyperlink"/>
@@ -15130,9 +14467,9 @@
       <w:bookmarkEnd w:id="14"/>
     </w:p>
     <w:sectPr>
-      <w:headerReference w:type="default" r:id="rId12"/>
-      <w:footerReference w:type="even" r:id="rId13"/>
-      <w:footerReference w:type="default" r:id="rId14"/>
+      <w:headerReference w:type="default" r:id="rId9"/>
+      <w:footerReference w:type="even" r:id="rId10"/>
+      <w:footerReference w:type="default" r:id="rId11"/>
       <w:pgSz w:w="12240" w:h="15840"/>
       <w:pgMar w:top="1440" w:right="1440" w:bottom="1440" w:left="1440" w:header="567" w:footer="708" w:gutter="0"/>
       <w:pgNumType w:start="0" w:chapSep="enDash"/>
@@ -15307,7 +14644,16 @@
             <w:sz w:val="20"/>
             <w:szCs w:val="22"/>
           </w:rPr>
-          <w:t xml:space="preserve"> of 18</w:t>
+          <w:t xml:space="preserve"> </w:t>
+        </w:r>
+        <w:r>
+          <w:rPr>
+            <w:rStyle w:val="PageNumber"/>
+            <w:rFonts w:ascii="CMU Serif Roman" w:hAnsi="CMU Serif Roman" w:cs="CMU Serif Roman"/>
+            <w:sz w:val="20"/>
+            <w:szCs w:val="22"/>
+          </w:rPr>
+          <w:t>of 18</w:t>
         </w:r>
       </w:p>
     </w:sdtContent>
@@ -15788,6 +15134,119 @@
     </w:lvl>
   </w:abstractNum>
   <w:abstractNum w:abstractNumId="3" w15:restartNumberingAfterBreak="0">
+    <w:nsid w:val="09B91D92"/>
+    <w:multiLevelType w:val="hybridMultilevel"/>
+    <w:tmpl w:val="412A7E68"/>
+    <w:lvl w:ilvl="0" w:tplc="04090001">
+      <w:start w:val="1"/>
+      <w:numFmt w:val="bullet"/>
+      <w:lvlText w:val=""/>
+      <w:lvlJc w:val="left"/>
+      <w:pPr>
+        <w:ind w:left="720" w:hanging="360"/>
+      </w:pPr>
+      <w:rPr>
+        <w:rFonts w:ascii="Symbol" w:hAnsi="Symbol" w:hint="default"/>
+      </w:rPr>
+    </w:lvl>
+    <w:lvl w:ilvl="1" w:tplc="04090003" w:tentative="1">
+      <w:start w:val="1"/>
+      <w:numFmt w:val="bullet"/>
+      <w:lvlText w:val="o"/>
+      <w:lvlJc w:val="left"/>
+      <w:pPr>
+        <w:ind w:left="1440" w:hanging="360"/>
+      </w:pPr>
+      <w:rPr>
+        <w:rFonts w:ascii="Courier New" w:hAnsi="Courier New" w:cs="Courier New" w:hint="default"/>
+      </w:rPr>
+    </w:lvl>
+    <w:lvl w:ilvl="2" w:tplc="04090005" w:tentative="1">
+      <w:start w:val="1"/>
+      <w:numFmt w:val="bullet"/>
+      <w:lvlText w:val=""/>
+      <w:lvlJc w:val="left"/>
+      <w:pPr>
+        <w:ind w:left="2160" w:hanging="360"/>
+      </w:pPr>
+      <w:rPr>
+        <w:rFonts w:ascii="Wingdings" w:hAnsi="Wingdings" w:hint="default"/>
+      </w:rPr>
+    </w:lvl>
+    <w:lvl w:ilvl="3" w:tplc="04090001" w:tentative="1">
+      <w:start w:val="1"/>
+      <w:numFmt w:val="bullet"/>
+      <w:lvlText w:val=""/>
+      <w:lvlJc w:val="left"/>
+      <w:pPr>
+        <w:ind w:left="2880" w:hanging="360"/>
+      </w:pPr>
+      <w:rPr>
+        <w:rFonts w:ascii="Symbol" w:hAnsi="Symbol" w:hint="default"/>
+      </w:rPr>
+    </w:lvl>
+    <w:lvl w:ilvl="4" w:tplc="04090003" w:tentative="1">
+      <w:start w:val="1"/>
+      <w:numFmt w:val="bullet"/>
+      <w:lvlText w:val="o"/>
+      <w:lvlJc w:val="left"/>
+      <w:pPr>
+        <w:ind w:left="3600" w:hanging="360"/>
+      </w:pPr>
+      <w:rPr>
+        <w:rFonts w:ascii="Courier New" w:hAnsi="Courier New" w:cs="Courier New" w:hint="default"/>
+      </w:rPr>
+    </w:lvl>
+    <w:lvl w:ilvl="5" w:tplc="04090005" w:tentative="1">
+      <w:start w:val="1"/>
+      <w:numFmt w:val="bullet"/>
+      <w:lvlText w:val=""/>
+      <w:lvlJc w:val="left"/>
+      <w:pPr>
+        <w:ind w:left="4320" w:hanging="360"/>
+      </w:pPr>
+      <w:rPr>
+        <w:rFonts w:ascii="Wingdings" w:hAnsi="Wingdings" w:hint="default"/>
+      </w:rPr>
+    </w:lvl>
+    <w:lvl w:ilvl="6" w:tplc="04090001" w:tentative="1">
+      <w:start w:val="1"/>
+      <w:numFmt w:val="bullet"/>
+      <w:lvlText w:val=""/>
+      <w:lvlJc w:val="left"/>
+      <w:pPr>
+        <w:ind w:left="5040" w:hanging="360"/>
+      </w:pPr>
+      <w:rPr>
+        <w:rFonts w:ascii="Symbol" w:hAnsi="Symbol" w:hint="default"/>
+      </w:rPr>
+    </w:lvl>
+    <w:lvl w:ilvl="7" w:tplc="04090003" w:tentative="1">
+      <w:start w:val="1"/>
+      <w:numFmt w:val="bullet"/>
+      <w:lvlText w:val="o"/>
+      <w:lvlJc w:val="left"/>
+      <w:pPr>
+        <w:ind w:left="5760" w:hanging="360"/>
+      </w:pPr>
+      <w:rPr>
+        <w:rFonts w:ascii="Courier New" w:hAnsi="Courier New" w:cs="Courier New" w:hint="default"/>
+      </w:rPr>
+    </w:lvl>
+    <w:lvl w:ilvl="8" w:tplc="04090005" w:tentative="1">
+      <w:start w:val="1"/>
+      <w:numFmt w:val="bullet"/>
+      <w:lvlText w:val=""/>
+      <w:lvlJc w:val="left"/>
+      <w:pPr>
+        <w:ind w:left="6480" w:hanging="360"/>
+      </w:pPr>
+      <w:rPr>
+        <w:rFonts w:ascii="Wingdings" w:hAnsi="Wingdings" w:hint="default"/>
+      </w:rPr>
+    </w:lvl>
+  </w:abstractNum>
+  <w:abstractNum w:abstractNumId="4" w15:restartNumberingAfterBreak="0">
     <w:nsid w:val="09FF1C20"/>
     <w:multiLevelType w:val="multilevel"/>
     <w:tmpl w:val="4558C834"/>
@@ -15936,7 +15395,7 @@
       </w:rPr>
     </w:lvl>
   </w:abstractNum>
-  <w:abstractNum w:abstractNumId="4" w15:restartNumberingAfterBreak="0">
+  <w:abstractNum w:abstractNumId="5" w15:restartNumberingAfterBreak="0">
     <w:nsid w:val="112858E4"/>
     <w:multiLevelType w:val="hybridMultilevel"/>
     <w:tmpl w:val="3550AB10"/>
@@ -16048,7 +15507,7 @@
       </w:rPr>
     </w:lvl>
   </w:abstractNum>
-  <w:abstractNum w:abstractNumId="5" w15:restartNumberingAfterBreak="0">
+  <w:abstractNum w:abstractNumId="6" w15:restartNumberingAfterBreak="0">
     <w:nsid w:val="142335C0"/>
     <w:multiLevelType w:val="multilevel"/>
     <w:tmpl w:val="70F27EE6"/>
@@ -16197,7 +15656,7 @@
       </w:rPr>
     </w:lvl>
   </w:abstractNum>
-  <w:abstractNum w:abstractNumId="6" w15:restartNumberingAfterBreak="0">
+  <w:abstractNum w:abstractNumId="7" w15:restartNumberingAfterBreak="0">
     <w:nsid w:val="18965BA8"/>
     <w:multiLevelType w:val="multilevel"/>
     <w:tmpl w:val="16203980"/>
@@ -16346,7 +15805,7 @@
       </w:rPr>
     </w:lvl>
   </w:abstractNum>
-  <w:abstractNum w:abstractNumId="7" w15:restartNumberingAfterBreak="0">
+  <w:abstractNum w:abstractNumId="8" w15:restartNumberingAfterBreak="0">
     <w:nsid w:val="1A0017A2"/>
     <w:multiLevelType w:val="hybridMultilevel"/>
     <w:tmpl w:val="6A48D2F4"/>
@@ -16432,7 +15891,7 @@
       </w:pPr>
     </w:lvl>
   </w:abstractNum>
-  <w:abstractNum w:abstractNumId="8" w15:restartNumberingAfterBreak="0">
+  <w:abstractNum w:abstractNumId="9" w15:restartNumberingAfterBreak="0">
     <w:nsid w:val="23BA48EF"/>
     <w:multiLevelType w:val="multilevel"/>
     <w:tmpl w:val="89F644E6"/>
@@ -16581,7 +16040,7 @@
       </w:rPr>
     </w:lvl>
   </w:abstractNum>
-  <w:abstractNum w:abstractNumId="9" w15:restartNumberingAfterBreak="0">
+  <w:abstractNum w:abstractNumId="10" w15:restartNumberingAfterBreak="0">
     <w:nsid w:val="2768015D"/>
     <w:multiLevelType w:val="multilevel"/>
     <w:tmpl w:val="075A5A5A"/>
@@ -16730,7 +16189,7 @@
       </w:rPr>
     </w:lvl>
   </w:abstractNum>
-  <w:abstractNum w:abstractNumId="10" w15:restartNumberingAfterBreak="0">
+  <w:abstractNum w:abstractNumId="11" w15:restartNumberingAfterBreak="0">
     <w:nsid w:val="281F687C"/>
     <w:multiLevelType w:val="multilevel"/>
     <w:tmpl w:val="3DC2C3B4"/>
@@ -16879,7 +16338,7 @@
       </w:rPr>
     </w:lvl>
   </w:abstractNum>
-  <w:abstractNum w:abstractNumId="11" w15:restartNumberingAfterBreak="0">
+  <w:abstractNum w:abstractNumId="12" w15:restartNumberingAfterBreak="0">
     <w:nsid w:val="2CBB2EDC"/>
     <w:multiLevelType w:val="multilevel"/>
     <w:tmpl w:val="CCB24C60"/>
@@ -17028,7 +16487,7 @@
       </w:rPr>
     </w:lvl>
   </w:abstractNum>
-  <w:abstractNum w:abstractNumId="12" w15:restartNumberingAfterBreak="0">
+  <w:abstractNum w:abstractNumId="13" w15:restartNumberingAfterBreak="0">
     <w:nsid w:val="349E53A7"/>
     <w:multiLevelType w:val="multilevel"/>
     <w:tmpl w:val="DAEC123A"/>
@@ -17177,7 +16636,7 @@
       </w:rPr>
     </w:lvl>
   </w:abstractNum>
-  <w:abstractNum w:abstractNumId="13" w15:restartNumberingAfterBreak="0">
+  <w:abstractNum w:abstractNumId="14" w15:restartNumberingAfterBreak="0">
     <w:nsid w:val="38803A96"/>
     <w:multiLevelType w:val="hybridMultilevel"/>
     <w:tmpl w:val="8DC89B6C"/>
@@ -17290,7 +16749,7 @@
       </w:rPr>
     </w:lvl>
   </w:abstractNum>
-  <w:abstractNum w:abstractNumId="14" w15:restartNumberingAfterBreak="0">
+  <w:abstractNum w:abstractNumId="15" w15:restartNumberingAfterBreak="0">
     <w:nsid w:val="3BA900A6"/>
     <w:multiLevelType w:val="hybridMultilevel"/>
     <w:tmpl w:val="380A4ED2"/>
@@ -17403,7 +16862,7 @@
       </w:rPr>
     </w:lvl>
   </w:abstractNum>
-  <w:abstractNum w:abstractNumId="15" w15:restartNumberingAfterBreak="0">
+  <w:abstractNum w:abstractNumId="16" w15:restartNumberingAfterBreak="0">
     <w:nsid w:val="3BDB0617"/>
     <w:multiLevelType w:val="hybridMultilevel"/>
     <w:tmpl w:val="C6EE10A6"/>
@@ -17516,7 +16975,7 @@
       </w:rPr>
     </w:lvl>
   </w:abstractNum>
-  <w:abstractNum w:abstractNumId="16" w15:restartNumberingAfterBreak="0">
+  <w:abstractNum w:abstractNumId="17" w15:restartNumberingAfterBreak="0">
     <w:nsid w:val="475C4C4C"/>
     <w:multiLevelType w:val="hybridMultilevel"/>
     <w:tmpl w:val="6A48D2F4"/>
@@ -17602,7 +17061,7 @@
       </w:pPr>
     </w:lvl>
   </w:abstractNum>
-  <w:abstractNum w:abstractNumId="17" w15:restartNumberingAfterBreak="0">
+  <w:abstractNum w:abstractNumId="18" w15:restartNumberingAfterBreak="0">
     <w:nsid w:val="4945234C"/>
     <w:multiLevelType w:val="multilevel"/>
     <w:tmpl w:val="C8B8F8BE"/>
@@ -17751,7 +17210,7 @@
       </w:rPr>
     </w:lvl>
   </w:abstractNum>
-  <w:abstractNum w:abstractNumId="18" w15:restartNumberingAfterBreak="0">
+  <w:abstractNum w:abstractNumId="19" w15:restartNumberingAfterBreak="0">
     <w:nsid w:val="4B24697D"/>
     <w:multiLevelType w:val="multilevel"/>
     <w:tmpl w:val="60CA97F0"/>
@@ -17900,7 +17359,7 @@
       </w:rPr>
     </w:lvl>
   </w:abstractNum>
-  <w:abstractNum w:abstractNumId="19" w15:restartNumberingAfterBreak="0">
+  <w:abstractNum w:abstractNumId="20" w15:restartNumberingAfterBreak="0">
     <w:nsid w:val="4D8D5BCC"/>
     <w:multiLevelType w:val="multilevel"/>
     <w:tmpl w:val="C4BCE358"/>
@@ -18049,7 +17508,7 @@
       </w:rPr>
     </w:lvl>
   </w:abstractNum>
-  <w:abstractNum w:abstractNumId="20" w15:restartNumberingAfterBreak="0">
+  <w:abstractNum w:abstractNumId="21" w15:restartNumberingAfterBreak="0">
     <w:nsid w:val="50DE17AD"/>
     <w:multiLevelType w:val="hybridMultilevel"/>
     <w:tmpl w:val="F7A889EC"/>
@@ -18135,7 +17594,7 @@
       </w:pPr>
     </w:lvl>
   </w:abstractNum>
-  <w:abstractNum w:abstractNumId="21" w15:restartNumberingAfterBreak="0">
+  <w:abstractNum w:abstractNumId="22" w15:restartNumberingAfterBreak="0">
     <w:nsid w:val="56EB4B09"/>
     <w:multiLevelType w:val="hybridMultilevel"/>
     <w:tmpl w:val="9CA632A6"/>
@@ -18248,7 +17707,7 @@
       </w:rPr>
     </w:lvl>
   </w:abstractNum>
-  <w:abstractNum w:abstractNumId="22" w15:restartNumberingAfterBreak="0">
+  <w:abstractNum w:abstractNumId="23" w15:restartNumberingAfterBreak="0">
     <w:nsid w:val="59085E76"/>
     <w:multiLevelType w:val="hybridMultilevel"/>
     <w:tmpl w:val="318A02CC"/>
@@ -18361,7 +17820,7 @@
       </w:rPr>
     </w:lvl>
   </w:abstractNum>
-  <w:abstractNum w:abstractNumId="23" w15:restartNumberingAfterBreak="0">
+  <w:abstractNum w:abstractNumId="24" w15:restartNumberingAfterBreak="0">
     <w:nsid w:val="5BCB4929"/>
     <w:multiLevelType w:val="multilevel"/>
     <w:tmpl w:val="0142BF34"/>
@@ -18510,7 +17969,7 @@
       </w:rPr>
     </w:lvl>
   </w:abstractNum>
-  <w:abstractNum w:abstractNumId="24" w15:restartNumberingAfterBreak="0">
+  <w:abstractNum w:abstractNumId="25" w15:restartNumberingAfterBreak="0">
     <w:nsid w:val="61653388"/>
     <w:multiLevelType w:val="multilevel"/>
     <w:tmpl w:val="398C08C8"/>
@@ -18659,7 +18118,7 @@
       </w:rPr>
     </w:lvl>
   </w:abstractNum>
-  <w:abstractNum w:abstractNumId="25" w15:restartNumberingAfterBreak="0">
+  <w:abstractNum w:abstractNumId="26" w15:restartNumberingAfterBreak="0">
     <w:nsid w:val="6A977897"/>
     <w:multiLevelType w:val="hybridMultilevel"/>
     <w:tmpl w:val="6A48D2F4"/>
@@ -18745,7 +18204,7 @@
       </w:pPr>
     </w:lvl>
   </w:abstractNum>
-  <w:abstractNum w:abstractNumId="26" w15:restartNumberingAfterBreak="0">
+  <w:abstractNum w:abstractNumId="27" w15:restartNumberingAfterBreak="0">
     <w:nsid w:val="71DB2A96"/>
     <w:multiLevelType w:val="hybridMultilevel"/>
     <w:tmpl w:val="CE9E34FA"/>
@@ -18834,7 +18293,7 @@
       </w:pPr>
     </w:lvl>
   </w:abstractNum>
-  <w:abstractNum w:abstractNumId="27" w15:restartNumberingAfterBreak="0">
+  <w:abstractNum w:abstractNumId="28" w15:restartNumberingAfterBreak="0">
     <w:nsid w:val="72003850"/>
     <w:multiLevelType w:val="multilevel"/>
     <w:tmpl w:val="1A7678D2"/>
@@ -18983,7 +18442,7 @@
       </w:rPr>
     </w:lvl>
   </w:abstractNum>
-  <w:abstractNum w:abstractNumId="28" w15:restartNumberingAfterBreak="0">
+  <w:abstractNum w:abstractNumId="29" w15:restartNumberingAfterBreak="0">
     <w:nsid w:val="74576EEE"/>
     <w:multiLevelType w:val="multilevel"/>
     <w:tmpl w:val="B9AEBC90"/>
@@ -19133,91 +18592,94 @@
     </w:lvl>
   </w:abstractNum>
   <w:num w:numId="1" w16cid:durableId="1228958055">
+    <w:abstractNumId w:val="27"/>
+  </w:num>
+  <w:num w:numId="2" w16cid:durableId="343436807">
+    <w:abstractNumId w:val="21"/>
+  </w:num>
+  <w:num w:numId="3" w16cid:durableId="90929525">
+    <w:abstractNumId w:val="17"/>
+  </w:num>
+  <w:num w:numId="4" w16cid:durableId="1258369185">
+    <w:abstractNumId w:val="8"/>
+  </w:num>
+  <w:num w:numId="5" w16cid:durableId="1460763637">
+    <w:abstractNumId w:val="16"/>
+  </w:num>
+  <w:num w:numId="6" w16cid:durableId="1026056335">
+    <w:abstractNumId w:val="5"/>
+  </w:num>
+  <w:num w:numId="7" w16cid:durableId="2033727919">
     <w:abstractNumId w:val="26"/>
   </w:num>
-  <w:num w:numId="2" w16cid:durableId="343436807">
-    <w:abstractNumId w:val="20"/>
+  <w:num w:numId="8" w16cid:durableId="919559573">
+    <w:abstractNumId w:val="23"/>
   </w:num>
-  <w:num w:numId="3" w16cid:durableId="90929525">
-    <w:abstractNumId w:val="16"/>
-  </w:num>
-  <w:num w:numId="4" w16cid:durableId="1258369185">
-    <w:abstractNumId w:val="7"/>
-  </w:num>
-  <w:num w:numId="5" w16cid:durableId="1460763637">
-    <w:abstractNumId w:val="15"/>
-  </w:num>
-  <w:num w:numId="6" w16cid:durableId="1026056335">
-    <w:abstractNumId w:val="4"/>
-  </w:num>
-  <w:num w:numId="7" w16cid:durableId="2033727919">
-    <w:abstractNumId w:val="25"/>
-  </w:num>
-  <w:num w:numId="8" w16cid:durableId="919559573">
+  <w:num w:numId="9" w16cid:durableId="1513689007">
     <w:abstractNumId w:val="22"/>
   </w:num>
-  <w:num w:numId="9" w16cid:durableId="1513689007">
-    <w:abstractNumId w:val="21"/>
-  </w:num>
   <w:num w:numId="10" w16cid:durableId="758522382">
-    <w:abstractNumId w:val="13"/>
+    <w:abstractNumId w:val="14"/>
   </w:num>
   <w:num w:numId="11" w16cid:durableId="488524504">
     <w:abstractNumId w:val="1"/>
   </w:num>
   <w:num w:numId="12" w16cid:durableId="1923100452">
-    <w:abstractNumId w:val="14"/>
+    <w:abstractNumId w:val="15"/>
   </w:num>
   <w:num w:numId="13" w16cid:durableId="692148921">
-    <w:abstractNumId w:val="24"/>
+    <w:abstractNumId w:val="25"/>
   </w:num>
   <w:num w:numId="14" w16cid:durableId="1502310980">
-    <w:abstractNumId w:val="8"/>
+    <w:abstractNumId w:val="9"/>
   </w:num>
   <w:num w:numId="15" w16cid:durableId="1166631953">
-    <w:abstractNumId w:val="28"/>
+    <w:abstractNumId w:val="29"/>
   </w:num>
   <w:num w:numId="16" w16cid:durableId="50005944">
-    <w:abstractNumId w:val="3"/>
+    <w:abstractNumId w:val="4"/>
   </w:num>
   <w:num w:numId="17" w16cid:durableId="510068505">
-    <w:abstractNumId w:val="17"/>
+    <w:abstractNumId w:val="18"/>
   </w:num>
   <w:num w:numId="18" w16cid:durableId="2008288777">
     <w:abstractNumId w:val="2"/>
   </w:num>
   <w:num w:numId="19" w16cid:durableId="690374297">
-    <w:abstractNumId w:val="11"/>
+    <w:abstractNumId w:val="12"/>
   </w:num>
   <w:num w:numId="20" w16cid:durableId="1791628815">
-    <w:abstractNumId w:val="5"/>
+    <w:abstractNumId w:val="6"/>
   </w:num>
   <w:num w:numId="21" w16cid:durableId="1093891460">
-    <w:abstractNumId w:val="27"/>
+    <w:abstractNumId w:val="28"/>
   </w:num>
   <w:num w:numId="22" w16cid:durableId="612789348">
-    <w:abstractNumId w:val="6"/>
+    <w:abstractNumId w:val="7"/>
   </w:num>
   <w:num w:numId="23" w16cid:durableId="832379344">
-    <w:abstractNumId w:val="10"/>
+    <w:abstractNumId w:val="11"/>
   </w:num>
   <w:num w:numId="24" w16cid:durableId="1392726493">
     <w:abstractNumId w:val="0"/>
   </w:num>
   <w:num w:numId="25" w16cid:durableId="1326545042">
-    <w:abstractNumId w:val="23"/>
+    <w:abstractNumId w:val="24"/>
   </w:num>
   <w:num w:numId="26" w16cid:durableId="819464736">
-    <w:abstractNumId w:val="18"/>
+    <w:abstractNumId w:val="19"/>
   </w:num>
   <w:num w:numId="27" w16cid:durableId="1227644117">
-    <w:abstractNumId w:val="12"/>
+    <w:abstractNumId w:val="13"/>
   </w:num>
   <w:num w:numId="28" w16cid:durableId="1683313454">
-    <w:abstractNumId w:val="9"/>
+    <w:abstractNumId w:val="10"/>
   </w:num>
   <w:num w:numId="29" w16cid:durableId="300187423">
-    <w:abstractNumId w:val="19"/>
+    <w:abstractNumId w:val="20"/>
+  </w:num>
+  <w:num w:numId="30" w16cid:durableId="766195154">
+    <w:abstractNumId w:val="3"/>
   </w:num>
 </w:numbering>
 </file>
@@ -19654,7 +19116,6 @@
     <w:next w:val="Normal"/>
     <w:link w:val="Heading2Char"/>
     <w:uiPriority w:val="9"/>
-    <w:semiHidden/>
     <w:unhideWhenUsed/>
     <w:qFormat/>
     <w:rsid w:val="00D102AD"/>
@@ -19870,7 +19331,6 @@
     <w:basedOn w:val="DefaultParagraphFont"/>
     <w:link w:val="Heading2"/>
     <w:uiPriority w:val="9"/>
-    <w:semiHidden/>
     <w:rsid w:val="00D102AD"/>
     <w:rPr>
       <w:rFonts w:asciiTheme="majorHAnsi" w:eastAsiaTheme="majorEastAsia" w:hAnsiTheme="majorHAnsi" w:cstheme="majorBidi"/>
@@ -20389,6 +19849,31 @@
     <w:unhideWhenUsed/>
     <w:rsid w:val="00BB6230"/>
   </w:style>
+  <w:style w:type="paragraph" w:customStyle="1" w:styleId="font-claude-response-body">
+    <w:name w:val="font-claude-response-body"/>
+    <w:basedOn w:val="Normal"/>
+    <w:rsid w:val="00254BDF"/>
+    <w:pPr>
+      <w:spacing w:before="100" w:beforeAutospacing="1" w:after="100" w:afterAutospacing="1" w:line="240" w:lineRule="auto"/>
+    </w:pPr>
+    <w:rPr>
+      <w:rFonts w:ascii="Times New Roman" w:eastAsia="Times New Roman" w:hAnsi="Times New Roman" w:cs="Times New Roman"/>
+      <w:kern w:val="0"/>
+      <w:szCs w:val="24"/>
+      <w14:ligatures w14:val="none"/>
+    </w:rPr>
+  </w:style>
+  <w:style w:type="character" w:styleId="Strong">
+    <w:name w:val="Strong"/>
+    <w:basedOn w:val="DefaultParagraphFont"/>
+    <w:uiPriority w:val="22"/>
+    <w:qFormat/>
+    <w:rsid w:val="00254BDF"/>
+    <w:rPr>
+      <w:b/>
+      <w:bCs/>
+    </w:rPr>
+  </w:style>
 </w:styles>
 </file>
 

--- a/Documentation/Papers/Phase1_Discovery_Report_Version1.docx
+++ b/Documentation/Papers/Phase1_Discovery_Report_Version1.docx
@@ -10354,7 +10354,25 @@
           <w:sz w:val="22"/>
           <w:szCs w:val="24"/>
         </w:rPr>
-        <w:t>Because this project uses time-series data, random splitting will be strictly avoided to prevent data leakage. The primary strategy will be a Time-Based Split, where data from 2010–2022 serves as the training set and data from 2023–2025 serves as the test set, simulating a real-world forecasting scenario. Walk-Forward Validation will additionally be considered during hyperparameter tuning to evaluate model stability across distinct market regimes, including the COVID-19 period and subsequent geopolitical volatility cycles.</w:t>
+        <w:t xml:space="preserve">Because this project uses time-series data, random splitting will be strictly avoided to prevent data leakage. The primary strategy will be a Time-Based Split, where data from </w:t>
+      </w:r>
+      <w:r>
+        <w:rPr>
+          <w:rFonts w:ascii="CMU Serif Roman" w:hAnsi="CMU Serif Roman" w:cs="CMU Serif Roman"/>
+          <w:color w:val="000000" w:themeColor="text1"/>
+          <w:sz w:val="22"/>
+          <w:szCs w:val="24"/>
+        </w:rPr>
+        <w:t>199</w:t>
+      </w:r>
+      <w:r>
+        <w:rPr>
+          <w:rFonts w:ascii="CMU Serif Roman" w:hAnsi="CMU Serif Roman" w:cs="CMU Serif Roman"/>
+          <w:color w:val="000000" w:themeColor="text1"/>
+          <w:sz w:val="22"/>
+          <w:szCs w:val="24"/>
+        </w:rPr>
+        <w:t>0–2022 serves as the training set and data from 2023–2025 serves as the test set, simulating a real-world forecasting scenario. Walk-Forward Validation will additionally be considered during hyperparameter tuning to evaluate model stability across distinct market regimes, including the COVID-19 period and subsequent geopolitical volatility cycles.</w:t>
       </w:r>
     </w:p>
     <w:p>
@@ -11118,7 +11136,25 @@
           <w:sz w:val="22"/>
           <w:szCs w:val="24"/>
         </w:rPr>
-        <w:t>The project uses data covering the period from 2010 to the end of 2025 (January 1, 2010, to December 31, 2025). The data sources are as follows:</w:t>
+        <w:t xml:space="preserve">The project uses data covering the period from </w:t>
+      </w:r>
+      <w:r>
+        <w:rPr>
+          <w:rFonts w:ascii="CMU Serif Roman" w:hAnsi="CMU Serif Roman"/>
+          <w:color w:val="000000" w:themeColor="text1"/>
+          <w:sz w:val="22"/>
+          <w:szCs w:val="24"/>
+        </w:rPr>
+        <w:t>1990</w:t>
+      </w:r>
+      <w:r>
+        <w:rPr>
+          <w:rFonts w:ascii="CMU Serif Roman" w:hAnsi="CMU Serif Roman"/>
+          <w:color w:val="000000" w:themeColor="text1"/>
+          <w:sz w:val="22"/>
+          <w:szCs w:val="24"/>
+        </w:rPr>
+        <w:t xml:space="preserve"> to the end of 2025 (January 1, 2010, to December 31, 2025). The data sources are as follows:</w:t>
       </w:r>
     </w:p>
     <w:p>
